--- a/docs/standards/word/CODE-QUALITY.docx
+++ b/docs/standards/word/CODE-QUALITY.docx
@@ -149,7 +149,7 @@
           <w:rPr>
             <w:rStyle w:val="Hyperlink"/>
           </w:rPr>
-          <w:t xml:space="preserve">All five files</w:t>
+          <w:t xml:space="preserve">Every file, both formats</w:t>
         </w:r>
       </w:hyperlink>
       <w:r>

--- a/docs/standards/word/CODE-QUALITY.docx
+++ b/docs/standards/word/CODE-QUALITY.docx
@@ -96,7 +96,27 @@
           <w:b/>
           <w:bCs/>
         </w:rPr>
-        <w:t xml:space="preserve">Take this file.</w:t>
+        <w:t xml:space="preserve">Meant to be worked with, not read straight through.</w:t>
+      </w:r>
+      <w:r>
+        <w:t xml:space="preserve"> </w:t>
+      </w:r>
+      <w:r>
+        <w:t xml:space="preserve">Most of this rubric is a base for an</w:t>
+      </w:r>
+      <w:r>
+        <w:t xml:space="preserve"> </w:t>
+      </w:r>
+      <w:r>
+        <w:t xml:space="preserve">agent to apply to your code, not prose to work through by hand.</w:t>
+      </w:r>
+    </w:p>
+    <w:p>
+      <w:pPr>
+        <w:pStyle w:val="BlockText"/>
+      </w:pPr>
+      <w:r>
+        <w:t xml:space="preserve">The fastest way in: give an agent -- Claude Code or another -- the</w:t>
       </w:r>
       <w:r>
         <w:t xml:space="preserve"> </w:t>
@@ -106,26 +126,50 @@
           <w:rPr>
             <w:rStyle w:val="Hyperlink"/>
           </w:rPr>
-          <w:t xml:space="preserve">Markdown</w:t>
+          <w:t xml:space="preserve">markdown</w:t>
         </w:r>
       </w:hyperlink>
       <w:r>
-        <w:t xml:space="preserve"> </w:t>
-      </w:r>
-      <w:r>
-        <w:t xml:space="preserve">is plain text: it drops straight</w:t>
-      </w:r>
-      <w:r>
-        <w:t xml:space="preserve"> </w:t>
-      </w:r>
-      <w:r>
-        <w:t xml:space="preserve">into a repository, diffs cleanly, and is the right thing to hand to Claude Code as context</w:t>
-      </w:r>
-      <w:r>
-        <w:t xml:space="preserve"> </w:t>
-      </w:r>
-      <w:r>
-        <w:t xml:space="preserve">when you want it applied to your own code. Prefer something to circulate or mark up?</w:t>
+        <w:t xml:space="preserve">, ask it to</w:t>
+      </w:r>
+      <w:r>
+        <w:t xml:space="preserve"> </w:t>
+      </w:r>
+      <w:r>
+        <w:rPr>
+          <w:b/>
+          <w:bCs/>
+        </w:rPr>
+        <w:t xml:space="preserve">summarise the document against your repository</w:t>
+      </w:r>
+      <w:r>
+        <w:t xml:space="preserve">, and then ask it questions. What here</w:t>
+      </w:r>
+      <w:r>
+        <w:t xml:space="preserve"> </w:t>
+      </w:r>
+      <w:r>
+        <w:t xml:space="preserve">already holds? What would have to change? What would each gap cost? That conversation is</w:t>
+      </w:r>
+      <w:r>
+        <w:t xml:space="preserve"> </w:t>
+      </w:r>
+      <w:r>
+        <w:t xml:space="preserve">worth more than reading top to bottom, because the answers are about your code rather than</w:t>
+      </w:r>
+      <w:r>
+        <w:t xml:space="preserve"> </w:t>
+      </w:r>
+      <w:r>
+        <w:t xml:space="preserve">about the document.</w:t>
+      </w:r>
+    </w:p>
+    <w:p>
+      <w:pPr>
+        <w:pStyle w:val="BlockText"/>
+      </w:pPr>
+      <w:r>
+        <w:t xml:space="preserve">Reading or circulating instead?</w:t>
       </w:r>
       <w:r>
         <w:t xml:space="preserve"> </w:t>

--- a/docs/standards/word/CODE-QUALITY.docx
+++ b/docs/standards/word/CODE-QUALITY.docx
@@ -140,7 +140,7 @@
           <w:b/>
           <w:bCs/>
         </w:rPr>
-        <w:t xml:space="preserve">summarise the document against your repository</w:t>
+        <w:t xml:space="preserve">summarize the document against your repository</w:t>
       </w:r>
       <w:r>
         <w:t xml:space="preserve">, and then ask it questions. What here</w:t>
@@ -4577,25 +4577,7 @@
         <w:pStyle w:val="BodyText"/>
       </w:pPr>
       <w:r>
-        <w:t xml:space="preserve">The liveness rules that came out of that -- count units examined and never units found; "nothing to</w:t>
-      </w:r>
-      <w:r>
-        <w:t xml:space="preserve"> </w:t>
-      </w:r>
-      <w:r>
-        <w:t xml:space="preserve">measure" passes only when stated and reasoned; a reconciliation containing a derived term is blind</w:t>
-      </w:r>
-      <w:r>
-        <w:t xml:space="preserve"> </w:t>
-      </w:r>
-      <w:r>
-        <w:t xml:space="preserve">to that term; attack the control with the failure class it was built to catch; and the advisory</w:t>
-      </w:r>
-      <w:r>
-        <w:t xml:space="preserve"> </w:t>
-      </w:r>
-      <w:r>
-        <w:t xml:space="preserve">layer needs exactly one job permitted to go red -- are published in full under</w:t>
+        <w:t xml:space="preserve">The liveness rules that came out of that are published in full under</w:t>
       </w:r>
       <w:r>
         <w:t xml:space="preserve"> </w:t>
@@ -4609,27 +4591,7 @@
         </w:r>
       </w:hyperlink>
       <w:r>
-        <w:t xml:space="preserve">.</w:t>
-      </w:r>
-    </w:p>
-    <w:p>
-      <w:pPr>
-        <w:pStyle w:val="BodyText"/>
-      </w:pPr>
-      <w:r>
-        <w:rPr>
-          <w:b/>
-          <w:bCs/>
-        </w:rPr>
-        <w:t xml:space="preserve">Rule for this rubric specifically: a scorecard row cites the receipt, not the workflow file.</w:t>
-      </w:r>
-    </w:p>
-    <w:p>
-      <w:pPr>
-        <w:pStyle w:val="BodyText"/>
-      </w:pPr>
-      <w:r>
-        <w:t xml:space="preserve">Three mechanics make that receipt trustworthy, and each was learned by losing it:</w:t>
+        <w:t xml:space="preserve">:</w:t>
       </w:r>
     </w:p>
     <w:p>
@@ -4641,23 +4603,7 @@
         </w:numPr>
       </w:pPr>
       <w:r>
-        <w:rPr>
-          <w:b/>
-          <w:bCs/>
-        </w:rPr>
-        <w:t xml:space="preserve">Pin the exact version of any tool a gate depends on.</w:t>
-      </w:r>
-      <w:r>
-        <w:t xml:space="preserve"> </w:t>
-      </w:r>
-      <w:r>
-        <w:t xml:space="preserve">An open upper bound resolved to a release</w:t>
-      </w:r>
-      <w:r>
-        <w:t xml:space="preserve"> </w:t>
-      </w:r>
-      <w:r>
-        <w:t xml:space="preserve">that crashed on the project's runtime before generating any work.</w:t>
+        <w:t xml:space="preserve">count units examined and never units found</w:t>
       </w:r>
     </w:p>
     <w:p>
@@ -4669,23 +4615,7 @@
         </w:numPr>
       </w:pPr>
       <w:r>
-        <w:rPr>
-          <w:b/>
-          <w:bCs/>
-        </w:rPr>
-        <w:t xml:space="preserve">Remove failure-swallowing operators from gate scripts.</w:t>
-      </w:r>
-      <w:r>
-        <w:t xml:space="preserve"> </w:t>
-      </w:r>
-      <w:r>
-        <w:t xml:space="preserve">A trailing ignore-failures operator</w:t>
-      </w:r>
-      <w:r>
-        <w:t xml:space="preserve"> </w:t>
-      </w:r>
-      <w:r>
-        <w:t xml:space="preserve">turned that crash into a passing job in well under a minute.</w:t>
+        <w:t xml:space="preserve">"nothing to measure" passes only when stated and reasoned</w:t>
       </w:r>
     </w:p>
     <w:p>
@@ -4694,6 +4624,118 @@
         <w:numPr>
           <w:ilvl w:val="0"/>
           <w:numId w:val="1008"/>
+        </w:numPr>
+      </w:pPr>
+      <w:r>
+        <w:t xml:space="preserve">a reconciliation containing a derived term is blind to that term</w:t>
+      </w:r>
+    </w:p>
+    <w:p>
+      <w:pPr>
+        <w:pStyle w:val="Compact"/>
+        <w:numPr>
+          <w:ilvl w:val="0"/>
+          <w:numId w:val="1008"/>
+        </w:numPr>
+      </w:pPr>
+      <w:r>
+        <w:t xml:space="preserve">attack the control with the failure class it was built to catch</w:t>
+      </w:r>
+    </w:p>
+    <w:p>
+      <w:pPr>
+        <w:pStyle w:val="Compact"/>
+        <w:numPr>
+          <w:ilvl w:val="0"/>
+          <w:numId w:val="1008"/>
+        </w:numPr>
+      </w:pPr>
+      <w:r>
+        <w:t xml:space="preserve">the advisory layer needs exactly one job permitted to go red</w:t>
+      </w:r>
+    </w:p>
+    <w:p>
+      <w:pPr>
+        <w:pStyle w:val="FirstParagraph"/>
+      </w:pPr>
+      <w:r>
+        <w:rPr>
+          <w:b/>
+          <w:bCs/>
+        </w:rPr>
+        <w:t xml:space="preserve">Rule for this rubric specifically: a scorecard row cites the receipt, not the workflow file.</w:t>
+      </w:r>
+    </w:p>
+    <w:p>
+      <w:pPr>
+        <w:pStyle w:val="BodyText"/>
+      </w:pPr>
+      <w:r>
+        <w:t xml:space="preserve">Three mechanics make that receipt trustworthy, and each was learned by losing it:</w:t>
+      </w:r>
+    </w:p>
+    <w:p>
+      <w:pPr>
+        <w:pStyle w:val="Compact"/>
+        <w:numPr>
+          <w:ilvl w:val="0"/>
+          <w:numId w:val="1009"/>
+        </w:numPr>
+      </w:pPr>
+      <w:r>
+        <w:rPr>
+          <w:b/>
+          <w:bCs/>
+        </w:rPr>
+        <w:t xml:space="preserve">Pin the exact version of any tool a gate depends on.</w:t>
+      </w:r>
+      <w:r>
+        <w:t xml:space="preserve"> </w:t>
+      </w:r>
+      <w:r>
+        <w:t xml:space="preserve">An open upper bound resolved to a release</w:t>
+      </w:r>
+      <w:r>
+        <w:t xml:space="preserve"> </w:t>
+      </w:r>
+      <w:r>
+        <w:t xml:space="preserve">that crashed on the project's runtime before generating any work.</w:t>
+      </w:r>
+    </w:p>
+    <w:p>
+      <w:pPr>
+        <w:pStyle w:val="Compact"/>
+        <w:numPr>
+          <w:ilvl w:val="0"/>
+          <w:numId w:val="1009"/>
+        </w:numPr>
+      </w:pPr>
+      <w:r>
+        <w:rPr>
+          <w:b/>
+          <w:bCs/>
+        </w:rPr>
+        <w:t xml:space="preserve">Remove failure-swallowing operators from gate scripts.</w:t>
+      </w:r>
+      <w:r>
+        <w:t xml:space="preserve"> </w:t>
+      </w:r>
+      <w:r>
+        <w:t xml:space="preserve">A trailing ignore-failures operator</w:t>
+      </w:r>
+      <w:r>
+        <w:t xml:space="preserve"> </w:t>
+      </w:r>
+      <w:r>
+        <w:t xml:space="preserve">turned that crash into a passing job in well under a minute.</w:t>
+      </w:r>
+    </w:p>
+    <w:p>
+      <w:pPr>
+        <w:pStyle w:val="Compact"/>
+        <w:numPr>
+          <w:ilvl w:val="0"/>
+          <w:numId w:val="1009"/>
         </w:numPr>
       </w:pPr>
       <w:r>
@@ -5508,7 +5550,7 @@
         <w:pStyle w:val="Compact"/>
         <w:numPr>
           <w:ilvl w:val="0"/>
-          <w:numId w:val="1009"/>
+          <w:numId w:val="1010"/>
         </w:numPr>
       </w:pPr>
       <w:r>
@@ -5529,389 +5571,6 @@
       </w:r>
       <w:r>
         <w:t xml:space="preserve">set.</w:t>
-      </w:r>
-    </w:p>
-    <w:p>
-      <w:pPr>
-        <w:pStyle w:val="Compact"/>
-        <w:numPr>
-          <w:ilvl w:val="0"/>
-          <w:numId w:val="1009"/>
-        </w:numPr>
-      </w:pPr>
-      <w:r>
-        <w:rPr>
-          <w:b/>
-          <w:bCs/>
-        </w:rPr>
-        <w:t xml:space="preserve">Is there any code path that reaches execution without the vet running first?</w:t>
-      </w:r>
-      <w:r>
-        <w:t xml:space="preserve"> </w:t>
-      </w:r>
-      <w:r>
-        <w:t xml:space="preserve">Check every</w:t>
-      </w:r>
-      <w:r>
-        <w:t xml:space="preserve"> </w:t>
-      </w:r>
-      <w:r>
-        <w:t xml:space="preserve">caller, not only the documented one.</w:t>
-      </w:r>
-    </w:p>
-    <w:p>
-      <w:pPr>
-        <w:pStyle w:val="Compact"/>
-        <w:numPr>
-          <w:ilvl w:val="0"/>
-          <w:numId w:val="1009"/>
-        </w:numPr>
-      </w:pPr>
-      <w:r>
-        <w:rPr>
-          <w:b/>
-          <w:bCs/>
-        </w:rPr>
-        <w:t xml:space="preserve">Does it fail closed?</w:t>
-      </w:r>
-      <w:r>
-        <w:t xml:space="preserve"> </w:t>
-      </w:r>
-      <w:r>
-        <w:t xml:space="preserve">No silent downgrade to a weaker mode when the intended backend is</w:t>
-      </w:r>
-      <w:r>
-        <w:t xml:space="preserve"> </w:t>
-      </w:r>
-      <w:r>
-        <w:t xml:space="preserve">absent, and no fallback on an unknown name.</w:t>
-      </w:r>
-    </w:p>
-    <w:p>
-      <w:pPr>
-        <w:pStyle w:val="Compact"/>
-        <w:numPr>
-          <w:ilvl w:val="0"/>
-          <w:numId w:val="1009"/>
-        </w:numPr>
-      </w:pPr>
-      <w:r>
-        <w:rPr>
-          <w:b/>
-          <w:bCs/>
-        </w:rPr>
-        <w:t xml:space="preserve">Is the load target validated against a fixed known set before use</w:t>
-      </w:r>
-      <w:r>
-        <w:t xml:space="preserve">, so operator input cannot</w:t>
-      </w:r>
-      <w:r>
-        <w:t xml:space="preserve"> </w:t>
-      </w:r>
-      <w:r>
-        <w:t xml:space="preserve">trigger an arbitrary import?</w:t>
-      </w:r>
-    </w:p>
-    <w:p>
-      <w:pPr>
-        <w:pStyle w:val="Compact"/>
-        <w:numPr>
-          <w:ilvl w:val="0"/>
-          <w:numId w:val="1009"/>
-        </w:numPr>
-      </w:pPr>
-      <w:r>
-        <w:rPr>
-          <w:b/>
-          <w:bCs/>
-        </w:rPr>
-        <w:t xml:space="preserve">Does the vet cover the whole executable surface</w:t>
-      </w:r>
-      <w:r>
-        <w:t xml:space="preserve">, or only the obvious top level?</w:t>
-      </w:r>
-    </w:p>
-    <w:p>
-      <w:pPr>
-        <w:pStyle w:val="Compact"/>
-        <w:numPr>
-          <w:ilvl w:val="0"/>
-          <w:numId w:val="1009"/>
-        </w:numPr>
-      </w:pPr>
-      <w:r>
-        <w:rPr>
-          <w:b/>
-          <w:bCs/>
-        </w:rPr>
-        <w:t xml:space="preserve">Does it follow links?</w:t>
-      </w:r>
-      <w:r>
-        <w:t xml:space="preserve"> </w:t>
-      </w:r>
-      <w:r>
-        <w:t xml:space="preserve">A vetted-looking entry can point at a writable or foreign target.</w:t>
-      </w:r>
-    </w:p>
-    <w:p>
-      <w:pPr>
-        <w:pStyle w:val="Compact"/>
-        <w:numPr>
-          <w:ilvl w:val="0"/>
-          <w:numId w:val="1009"/>
-        </w:numPr>
-      </w:pPr>
-      <w:r>
-        <w:rPr>
-          <w:b/>
-          <w:bCs/>
-        </w:rPr>
-        <w:t xml:space="preserve">Is the check silently skipped under a privileged account?</w:t>
-      </w:r>
-      <w:r>
-        <w:t xml:space="preserve"> </w:t>
-      </w:r>
-      <w:r>
-        <w:t xml:space="preserve">If so, that account must be</w:t>
-      </w:r>
-      <w:r>
-        <w:t xml:space="preserve"> </w:t>
-      </w:r>
-      <w:r>
-        <w:t xml:space="preserve">documented as unsupported for running the component.</w:t>
-      </w:r>
-    </w:p>
-    <w:p>
-      <w:pPr>
-        <w:pStyle w:val="Compact"/>
-        <w:numPr>
-          <w:ilvl w:val="0"/>
-          <w:numId w:val="1009"/>
-        </w:numPr>
-      </w:pPr>
-      <w:r>
-        <w:rPr>
-          <w:b/>
-          <w:bCs/>
-        </w:rPr>
-        <w:t xml:space="preserve">If it installs a resolution shim, is the shim scoped to the load window and removed</w:t>
-      </w:r>
-      <w:r>
-        <w:rPr>
-          <w:b/>
-          <w:bCs/>
-        </w:rPr>
-        <w:t xml:space="preserve"> </w:t>
-      </w:r>
-      <w:r>
-        <w:rPr>
-          <w:b/>
-          <w:bCs/>
-        </w:rPr>
-        <w:t xml:space="preserve">afterwards, and does it resolve only the names it is meant to?</w:t>
-      </w:r>
-      <w:r>
-        <w:t xml:space="preserve"> </w:t>
-      </w:r>
-      <w:r>
-        <w:t xml:space="preserve">A shim at the front of the</w:t>
-      </w:r>
-      <w:r>
-        <w:t xml:space="preserve"> </w:t>
-      </w:r>
-      <w:r>
-        <w:t xml:space="preserve">resolution order shadows genuine components for its whole lifetime.</w:t>
-      </w:r>
-    </w:p>
-    <w:p>
-      <w:pPr>
-        <w:pStyle w:val="Compact"/>
-        <w:numPr>
-          <w:ilvl w:val="0"/>
-          <w:numId w:val="1009"/>
-        </w:numPr>
-      </w:pPr>
-      <w:r>
-        <w:rPr>
-          <w:b/>
-          <w:bCs/>
-        </w:rPr>
-        <w:t xml:space="preserve">Does a failed load clean up after itself</w:t>
-      </w:r>
-      <w:r>
-        <w:t xml:space="preserve">, leaving no partially initialised state registered?</w:t>
-      </w:r>
-    </w:p>
-    <w:p>
-      <w:pPr>
-        <w:pStyle w:val="Compact"/>
-        <w:numPr>
-          <w:ilvl w:val="0"/>
-          <w:numId w:val="1009"/>
-        </w:numPr>
-      </w:pPr>
-      <w:r>
-        <w:rPr>
-          <w:b/>
-          <w:bCs/>
-        </w:rPr>
-        <w:t xml:space="preserve">Is there a platform on which the runtime check returns early and does nothing?</w:t>
-      </w:r>
-      <w:r>
-        <w:t xml:space="preserve"> </w:t>
-      </w:r>
-      <w:r>
-        <w:t xml:space="preserve">If so, the</w:t>
-      </w:r>
-      <w:r>
-        <w:t xml:space="preserve"> </w:t>
-      </w:r>
-      <w:r>
-        <w:t xml:space="preserve">real boundary is an install-time filesystem permission that somebody must confirm was actually</w:t>
-      </w:r>
-      <w:r>
-        <w:t xml:space="preserve"> </w:t>
-      </w:r>
-      <w:r>
-        <w:t xml:space="preserve">applied -- and if that platform is your primary one, the runtime check is not the control you</w:t>
-      </w:r>
-      <w:r>
-        <w:t xml:space="preserve"> </w:t>
-      </w:r>
-      <w:r>
-        <w:t xml:space="preserve">think it is.</w:t>
-      </w:r>
-    </w:p>
-    <w:p>
-      <w:pPr>
-        <w:pStyle w:val="FirstParagraph"/>
-      </w:pPr>
-      <w:r>
-        <w:rPr>
-          <w:b/>
-          <w:bCs/>
-        </w:rPr>
-        <w:t xml:space="preserve">Rule.</w:t>
-      </w:r>
-      <w:r>
-        <w:t xml:space="preserve"> </w:t>
-      </w:r>
-      <w:r>
-        <w:t xml:space="preserve">Where a question resolves as "not yet, because the risky case does not exist here",</w:t>
-      </w:r>
-      <w:r>
-        <w:t xml:space="preserve"> </w:t>
-      </w:r>
-      <w:r>
-        <w:t xml:space="preserve">record a</w:t>
-      </w:r>
-      <w:r>
-        <w:t xml:space="preserve"> </w:t>
-      </w:r>
-      <w:r>
-        <w:rPr>
-          <w:b/>
-          <w:bCs/>
-        </w:rPr>
-        <w:t xml:space="preserve">re-review trigger</w:t>
-      </w:r>
-      <w:r>
-        <w:t xml:space="preserve"> </w:t>
-      </w:r>
-      <w:r>
-        <w:t xml:space="preserve">naming the event that makes it exist.</w:t>
-      </w:r>
-    </w:p>
-    <w:p>
-      <w:r>
-        <w:pict>
-          <v:rect style="width:0;height:1.5pt" o:hralign="center" o:hrstd="t" o:hr="t"/>
-        </w:pict>
-      </w:r>
-    </w:p>
-    <w:bookmarkEnd w:id="56"/>
-    <w:bookmarkStart w:id="58" w:name="confirming-the-control-plane"/>
-    <w:p>
-      <w:pPr>
-        <w:pStyle w:val="Heading2"/>
-      </w:pPr>
-      <w:r>
-        <w:t xml:space="preserve">Confirming the control plane</w:t>
-      </w:r>
-    </w:p>
-    <w:p>
-      <w:pPr>
-        <w:pStyle w:val="FirstParagraph"/>
-      </w:pPr>
-      <w:r>
-        <w:t xml:space="preserve">Split a release review into two parts and do the cheap half first.</w:t>
-      </w:r>
-    </w:p>
-    <w:p>
-      <w:pPr>
-        <w:pStyle w:val="BodyText"/>
-      </w:pPr>
-      <w:r>
-        <w:rPr>
-          <w:b/>
-          <w:bCs/>
-        </w:rPr>
-        <w:t xml:space="preserve">Part A -- the control plane. No code reading.</w:t>
-      </w:r>
-      <w:r>
-        <w:t xml:space="preserve"> </w:t>
-      </w:r>
-      <w:r>
-        <w:t xml:space="preserve">For each required check, confirm it exists, that</w:t>
-      </w:r>
-      <w:r>
-        <w:t xml:space="preserve"> </w:t>
-      </w:r>
-      <w:r>
-        <w:t xml:space="preserve">it is</w:t>
-      </w:r>
-      <w:r>
-        <w:t xml:space="preserve"> </w:t>
-      </w:r>
-      <w:r>
-        <w:rPr>
-          <w:b/>
-          <w:bCs/>
-        </w:rPr>
-        <w:t xml:space="preserve">blocking</w:t>
-      </w:r>
-      <w:r>
-        <w:t xml:space="preserve"> </w:t>
-      </w:r>
-      <w:r>
-        <w:t xml:space="preserve">rather than advisory, and that it was</w:t>
-      </w:r>
-      <w:r>
-        <w:t xml:space="preserve"> </w:t>
-      </w:r>
-      <w:r>
-        <w:rPr>
-          <w:b/>
-          <w:bCs/>
-        </w:rPr>
-        <w:t xml:space="preserve">green on the exact commit being</w:t>
-      </w:r>
-      <w:r>
-        <w:rPr>
-          <w:b/>
-          <w:bCs/>
-        </w:rPr>
-        <w:t xml:space="preserve"> </w:t>
-      </w:r>
-      <w:r>
-        <w:rPr>
-          <w:b/>
-          <w:bCs/>
-        </w:rPr>
-        <w:t xml:space="preserve">released</w:t>
-      </w:r>
-      <w:r>
-        <w:t xml:space="preserve">. The release change's own pipeline run is the control plane executing. Confirm at least:</w:t>
       </w:r>
     </w:p>
     <w:p>
@@ -5923,7 +5582,23 @@
         </w:numPr>
       </w:pPr>
       <w:r>
-        <w:t xml:space="preserve">a dependency inventory with a verify-before-add rule and no fabricated or near-miss names;</w:t>
+        <w:rPr>
+          <w:b/>
+          <w:bCs/>
+        </w:rPr>
+        <w:t xml:space="preserve">Is there any code path that reaches execution without the vet running first?</w:t>
+      </w:r>
+      <w:r>
+        <w:t xml:space="preserve"> </w:t>
+      </w:r>
+      <w:r>
+        <w:t xml:space="preserve">Check every</w:t>
+      </w:r>
+      <w:r>
+        <w:t xml:space="preserve"> </w:t>
+      </w:r>
+      <w:r>
+        <w:t xml:space="preserve">caller, not only the documented one.</w:t>
       </w:r>
     </w:p>
     <w:p>
@@ -5935,7 +5610,23 @@
         </w:numPr>
       </w:pPr>
       <w:r>
-        <w:t xml:space="preserve">pins that are hash-locked and provably in sync, with a re-export diff that comes back clean;</w:t>
+        <w:rPr>
+          <w:b/>
+          <w:bCs/>
+        </w:rPr>
+        <w:t xml:space="preserve">Does it fail closed?</w:t>
+      </w:r>
+      <w:r>
+        <w:t xml:space="preserve"> </w:t>
+      </w:r>
+      <w:r>
+        <w:t xml:space="preserve">No silent downgrade to a weaker mode when the intended backend is</w:t>
+      </w:r>
+      <w:r>
+        <w:t xml:space="preserve"> </w:t>
+      </w:r>
+      <w:r>
+        <w:t xml:space="preserve">absent, and no fallback on an unknown name.</w:t>
       </w:r>
     </w:p>
     <w:p>
@@ -5947,7 +5638,20 @@
         </w:numPr>
       </w:pPr>
       <w:r>
-        <w:t xml:space="preserve">a blocking dependency-vulnerability scan that installs with hashes required;</w:t>
+        <w:rPr>
+          <w:b/>
+          <w:bCs/>
+        </w:rPr>
+        <w:t xml:space="preserve">Is the load target validated against a fixed known set before use</w:t>
+      </w:r>
+      <w:r>
+        <w:t xml:space="preserve">, so operator input cannot</w:t>
+      </w:r>
+      <w:r>
+        <w:t xml:space="preserve"> </w:t>
+      </w:r>
+      <w:r>
+        <w:t xml:space="preserve">trigger an arbitrary import?</w:t>
       </w:r>
     </w:p>
     <w:p>
@@ -5959,29 +5663,14 @@
         </w:numPr>
       </w:pPr>
       <w:r>
-        <w:t xml:space="preserve">scheduled vulnerability surveillance across</w:t>
-      </w:r>
-      <w:r>
-        <w:t xml:space="preserve"> </w:t>
-      </w:r>
-      <w:r>
-        <w:rPr>
-          <w:b/>
-          <w:bCs/>
-        </w:rPr>
-        <w:t xml:space="preserve">every</w:t>
-      </w:r>
-      <w:r>
-        <w:t xml:space="preserve"> </w:t>
-      </w:r>
-      <w:r>
-        <w:t xml:space="preserve">package ecosystem in the repository,</w:t>
-      </w:r>
-      <w:r>
-        <w:t xml:space="preserve"> </w:t>
-      </w:r>
-      <w:r>
-        <w:t xml:space="preserve">including ones outside the primary language;</w:t>
+        <w:rPr>
+          <w:b/>
+          <w:bCs/>
+        </w:rPr>
+        <w:t xml:space="preserve">Does the vet cover the whole executable surface</w:t>
+      </w:r>
+      <w:r>
+        <w:t xml:space="preserve">, or only the obvious top level?</w:t>
       </w:r>
     </w:p>
     <w:p>
@@ -5993,7 +5682,17 @@
         </w:numPr>
       </w:pPr>
       <w:r>
-        <w:t xml:space="preserve">static analysis and secret scanning, blocking, with the secret scan over the full history;</w:t>
+        <w:rPr>
+          <w:b/>
+          <w:bCs/>
+        </w:rPr>
+        <w:t xml:space="preserve">Does it follow links?</w:t>
+      </w:r>
+      <w:r>
+        <w:t xml:space="preserve"> </w:t>
+      </w:r>
+      <w:r>
+        <w:t xml:space="preserve">A vetted-looking entry can point at a writable or foreign target.</w:t>
       </w:r>
     </w:p>
     <w:p>
@@ -6005,13 +5704,23 @@
         </w:numPr>
       </w:pPr>
       <w:r>
-        <w:t xml:space="preserve">the scanner rule configuration and the local hook configuration present, tracking the same tool</w:t>
-      </w:r>
-      <w:r>
-        <w:t xml:space="preserve"> </w:t>
-      </w:r>
-      <w:r>
-        <w:t xml:space="preserve">versions as the pipeline;</w:t>
+        <w:rPr>
+          <w:b/>
+          <w:bCs/>
+        </w:rPr>
+        <w:t xml:space="preserve">Is the check silently skipped under a privileged account?</w:t>
+      </w:r>
+      <w:r>
+        <w:t xml:space="preserve"> </w:t>
+      </w:r>
+      <w:r>
+        <w:t xml:space="preserve">If so, that account must be</w:t>
+      </w:r>
+      <w:r>
+        <w:t xml:space="preserve"> </w:t>
+      </w:r>
+      <w:r>
+        <w:t xml:space="preserve">documented as unsupported for running the component.</w:t>
       </w:r>
     </w:p>
     <w:p>
@@ -6020,6 +5729,339 @@
         <w:numPr>
           <w:ilvl w:val="0"/>
           <w:numId w:val="1010"/>
+        </w:numPr>
+      </w:pPr>
+      <w:r>
+        <w:rPr>
+          <w:b/>
+          <w:bCs/>
+        </w:rPr>
+        <w:t xml:space="preserve">If it installs a resolution shim, is the shim scoped to the load window and removed</w:t>
+      </w:r>
+      <w:r>
+        <w:rPr>
+          <w:b/>
+          <w:bCs/>
+        </w:rPr>
+        <w:t xml:space="preserve"> </w:t>
+      </w:r>
+      <w:r>
+        <w:rPr>
+          <w:b/>
+          <w:bCs/>
+        </w:rPr>
+        <w:t xml:space="preserve">afterwards, and does it resolve only the names it is meant to?</w:t>
+      </w:r>
+      <w:r>
+        <w:t xml:space="preserve"> </w:t>
+      </w:r>
+      <w:r>
+        <w:t xml:space="preserve">A shim at the front of the</w:t>
+      </w:r>
+      <w:r>
+        <w:t xml:space="preserve"> </w:t>
+      </w:r>
+      <w:r>
+        <w:t xml:space="preserve">resolution order shadows genuine components for its whole lifetime.</w:t>
+      </w:r>
+    </w:p>
+    <w:p>
+      <w:pPr>
+        <w:pStyle w:val="Compact"/>
+        <w:numPr>
+          <w:ilvl w:val="0"/>
+          <w:numId w:val="1010"/>
+        </w:numPr>
+      </w:pPr>
+      <w:r>
+        <w:rPr>
+          <w:b/>
+          <w:bCs/>
+        </w:rPr>
+        <w:t xml:space="preserve">Does a failed load clean up after itself</w:t>
+      </w:r>
+      <w:r>
+        <w:t xml:space="preserve">, leaving no partially initialised state registered?</w:t>
+      </w:r>
+    </w:p>
+    <w:p>
+      <w:pPr>
+        <w:pStyle w:val="Compact"/>
+        <w:numPr>
+          <w:ilvl w:val="0"/>
+          <w:numId w:val="1010"/>
+        </w:numPr>
+      </w:pPr>
+      <w:r>
+        <w:rPr>
+          <w:b/>
+          <w:bCs/>
+        </w:rPr>
+        <w:t xml:space="preserve">Is there a platform on which the runtime check returns early and does nothing?</w:t>
+      </w:r>
+      <w:r>
+        <w:t xml:space="preserve"> </w:t>
+      </w:r>
+      <w:r>
+        <w:t xml:space="preserve">If so, the</w:t>
+      </w:r>
+      <w:r>
+        <w:t xml:space="preserve"> </w:t>
+      </w:r>
+      <w:r>
+        <w:t xml:space="preserve">real boundary is an install-time filesystem permission that somebody must confirm was actually</w:t>
+      </w:r>
+      <w:r>
+        <w:t xml:space="preserve"> </w:t>
+      </w:r>
+      <w:r>
+        <w:t xml:space="preserve">applied -- and if that platform is your primary one, the runtime check is not the control you</w:t>
+      </w:r>
+      <w:r>
+        <w:t xml:space="preserve"> </w:t>
+      </w:r>
+      <w:r>
+        <w:t xml:space="preserve">think it is.</w:t>
+      </w:r>
+    </w:p>
+    <w:p>
+      <w:pPr>
+        <w:pStyle w:val="FirstParagraph"/>
+      </w:pPr>
+      <w:r>
+        <w:rPr>
+          <w:b/>
+          <w:bCs/>
+        </w:rPr>
+        <w:t xml:space="preserve">Rule.</w:t>
+      </w:r>
+      <w:r>
+        <w:t xml:space="preserve"> </w:t>
+      </w:r>
+      <w:r>
+        <w:t xml:space="preserve">Where a question resolves as "not yet, because the risky case does not exist here",</w:t>
+      </w:r>
+      <w:r>
+        <w:t xml:space="preserve"> </w:t>
+      </w:r>
+      <w:r>
+        <w:t xml:space="preserve">record a</w:t>
+      </w:r>
+      <w:r>
+        <w:t xml:space="preserve"> </w:t>
+      </w:r>
+      <w:r>
+        <w:rPr>
+          <w:b/>
+          <w:bCs/>
+        </w:rPr>
+        <w:t xml:space="preserve">re-review trigger</w:t>
+      </w:r>
+      <w:r>
+        <w:t xml:space="preserve"> </w:t>
+      </w:r>
+      <w:r>
+        <w:t xml:space="preserve">naming the event that makes it exist.</w:t>
+      </w:r>
+    </w:p>
+    <w:p>
+      <w:r>
+        <w:pict>
+          <v:rect style="width:0;height:1.5pt" o:hralign="center" o:hrstd="t" o:hr="t"/>
+        </w:pict>
+      </w:r>
+    </w:p>
+    <w:bookmarkEnd w:id="56"/>
+    <w:bookmarkStart w:id="58" w:name="confirming-the-control-plane"/>
+    <w:p>
+      <w:pPr>
+        <w:pStyle w:val="Heading2"/>
+      </w:pPr>
+      <w:r>
+        <w:t xml:space="preserve">Confirming the control plane</w:t>
+      </w:r>
+    </w:p>
+    <w:p>
+      <w:pPr>
+        <w:pStyle w:val="FirstParagraph"/>
+      </w:pPr>
+      <w:r>
+        <w:t xml:space="preserve">Split a release review into two parts and do the cheap half first.</w:t>
+      </w:r>
+    </w:p>
+    <w:p>
+      <w:pPr>
+        <w:pStyle w:val="BodyText"/>
+      </w:pPr>
+      <w:r>
+        <w:rPr>
+          <w:b/>
+          <w:bCs/>
+        </w:rPr>
+        <w:t xml:space="preserve">Part A -- the control plane. No code reading.</w:t>
+      </w:r>
+      <w:r>
+        <w:t xml:space="preserve"> </w:t>
+      </w:r>
+      <w:r>
+        <w:t xml:space="preserve">For each required check, confirm it exists, that</w:t>
+      </w:r>
+      <w:r>
+        <w:t xml:space="preserve"> </w:t>
+      </w:r>
+      <w:r>
+        <w:t xml:space="preserve">it is</w:t>
+      </w:r>
+      <w:r>
+        <w:t xml:space="preserve"> </w:t>
+      </w:r>
+      <w:r>
+        <w:rPr>
+          <w:b/>
+          <w:bCs/>
+        </w:rPr>
+        <w:t xml:space="preserve">blocking</w:t>
+      </w:r>
+      <w:r>
+        <w:t xml:space="preserve"> </w:t>
+      </w:r>
+      <w:r>
+        <w:t xml:space="preserve">rather than advisory, and that it was</w:t>
+      </w:r>
+      <w:r>
+        <w:t xml:space="preserve"> </w:t>
+      </w:r>
+      <w:r>
+        <w:rPr>
+          <w:b/>
+          <w:bCs/>
+        </w:rPr>
+        <w:t xml:space="preserve">green on the exact commit being</w:t>
+      </w:r>
+      <w:r>
+        <w:rPr>
+          <w:b/>
+          <w:bCs/>
+        </w:rPr>
+        <w:t xml:space="preserve"> </w:t>
+      </w:r>
+      <w:r>
+        <w:rPr>
+          <w:b/>
+          <w:bCs/>
+        </w:rPr>
+        <w:t xml:space="preserve">released</w:t>
+      </w:r>
+      <w:r>
+        <w:t xml:space="preserve">. The release change's own pipeline run is the control plane executing. Confirm at least:</w:t>
+      </w:r>
+    </w:p>
+    <w:p>
+      <w:pPr>
+        <w:pStyle w:val="Compact"/>
+        <w:numPr>
+          <w:ilvl w:val="0"/>
+          <w:numId w:val="1011"/>
+        </w:numPr>
+      </w:pPr>
+      <w:r>
+        <w:t xml:space="preserve">a dependency inventory with a verify-before-add rule and no fabricated or near-miss names;</w:t>
+      </w:r>
+    </w:p>
+    <w:p>
+      <w:pPr>
+        <w:pStyle w:val="Compact"/>
+        <w:numPr>
+          <w:ilvl w:val="0"/>
+          <w:numId w:val="1011"/>
+        </w:numPr>
+      </w:pPr>
+      <w:r>
+        <w:t xml:space="preserve">pins that are hash-locked and provably in sync, with a re-export diff that comes back clean;</w:t>
+      </w:r>
+    </w:p>
+    <w:p>
+      <w:pPr>
+        <w:pStyle w:val="Compact"/>
+        <w:numPr>
+          <w:ilvl w:val="0"/>
+          <w:numId w:val="1011"/>
+        </w:numPr>
+      </w:pPr>
+      <w:r>
+        <w:t xml:space="preserve">a blocking dependency-vulnerability scan that installs with hashes required;</w:t>
+      </w:r>
+    </w:p>
+    <w:p>
+      <w:pPr>
+        <w:pStyle w:val="Compact"/>
+        <w:numPr>
+          <w:ilvl w:val="0"/>
+          <w:numId w:val="1011"/>
+        </w:numPr>
+      </w:pPr>
+      <w:r>
+        <w:t xml:space="preserve">scheduled vulnerability surveillance across</w:t>
+      </w:r>
+      <w:r>
+        <w:t xml:space="preserve"> </w:t>
+      </w:r>
+      <w:r>
+        <w:rPr>
+          <w:b/>
+          <w:bCs/>
+        </w:rPr>
+        <w:t xml:space="preserve">every</w:t>
+      </w:r>
+      <w:r>
+        <w:t xml:space="preserve"> </w:t>
+      </w:r>
+      <w:r>
+        <w:t xml:space="preserve">package ecosystem in the repository,</w:t>
+      </w:r>
+      <w:r>
+        <w:t xml:space="preserve"> </w:t>
+      </w:r>
+      <w:r>
+        <w:t xml:space="preserve">including ones outside the primary language;</w:t>
+      </w:r>
+    </w:p>
+    <w:p>
+      <w:pPr>
+        <w:pStyle w:val="Compact"/>
+        <w:numPr>
+          <w:ilvl w:val="0"/>
+          <w:numId w:val="1011"/>
+        </w:numPr>
+      </w:pPr>
+      <w:r>
+        <w:t xml:space="preserve">static analysis and secret scanning, blocking, with the secret scan over the full history;</w:t>
+      </w:r>
+    </w:p>
+    <w:p>
+      <w:pPr>
+        <w:pStyle w:val="Compact"/>
+        <w:numPr>
+          <w:ilvl w:val="0"/>
+          <w:numId w:val="1011"/>
+        </w:numPr>
+      </w:pPr>
+      <w:r>
+        <w:t xml:space="preserve">the scanner rule configuration and the local hook configuration present, tracking the same tool</w:t>
+      </w:r>
+      <w:r>
+        <w:t xml:space="preserve"> </w:t>
+      </w:r>
+      <w:r>
+        <w:t xml:space="preserve">versions as the pipeline;</w:t>
+      </w:r>
+    </w:p>
+    <w:p>
+      <w:pPr>
+        <w:pStyle w:val="Compact"/>
+        <w:numPr>
+          <w:ilvl w:val="0"/>
+          <w:numId w:val="1011"/>
         </w:numPr>
       </w:pPr>
       <w:r>
@@ -6254,77 +6296,11 @@
         <w:pStyle w:val="Compact"/>
         <w:numPr>
           <w:ilvl w:val="0"/>
-          <w:numId w:val="1011"/>
+          <w:numId w:val="1012"/>
         </w:numPr>
       </w:pPr>
       <w:r>
         <w:t xml:space="preserve">The tool behind every gate. Nothing here names one, deliberately.</w:t>
-      </w:r>
-    </w:p>
-    <w:p>
-      <w:pPr>
-        <w:pStyle w:val="Compact"/>
-        <w:numPr>
-          <w:ilvl w:val="0"/>
-          <w:numId w:val="1011"/>
-        </w:numPr>
-      </w:pPr>
-      <w:r>
-        <w:t xml:space="preserve">The thresholds. Set them from your own accumulating data and record them in your own appendix,</w:t>
-      </w:r>
-      <w:r>
-        <w:t xml:space="preserve"> </w:t>
-      </w:r>
-      <w:r>
-        <w:t xml:space="preserve">labelled project-set rather than evidence-certified.</w:t>
-      </w:r>
-    </w:p>
-    <w:p>
-      <w:pPr>
-        <w:pStyle w:val="Compact"/>
-        <w:numPr>
-          <w:ilvl w:val="0"/>
-          <w:numId w:val="1011"/>
-        </w:numPr>
-      </w:pPr>
-      <w:r>
-        <w:t xml:space="preserve">The owner tags. They should name the documents you actually have.</w:t>
-      </w:r>
-    </w:p>
-    <w:p>
-      <w:pPr>
-        <w:pStyle w:val="Compact"/>
-        <w:numPr>
-          <w:ilvl w:val="0"/>
-          <w:numId w:val="1011"/>
-        </w:numPr>
-      </w:pPr>
-      <w:r>
-        <w:t xml:space="preserve">Row 10's ruleset, and row 1's boundary rules. Both are project-shaped by definition.</w:t>
-      </w:r>
-    </w:p>
-    <w:p>
-      <w:pPr>
-        <w:pStyle w:val="Compact"/>
-        <w:numPr>
-          <w:ilvl w:val="0"/>
-          <w:numId w:val="1011"/>
-        </w:numPr>
-      </w:pPr>
-      <w:r>
-        <w:t xml:space="preserve">The depth-tier names, if yours are clearer. Keep the property that every file gets exactly one.</w:t>
-      </w:r>
-    </w:p>
-    <w:p>
-      <w:pPr>
-        <w:pStyle w:val="FirstParagraph"/>
-      </w:pPr>
-      <w:r>
-        <w:rPr>
-          <w:b/>
-          <w:bCs/>
-        </w:rPr>
-        <w:t xml:space="preserve">Do not weaken:</w:t>
       </w:r>
     </w:p>
     <w:p>
@@ -6336,23 +6312,13 @@
         </w:numPr>
       </w:pPr>
       <w:r>
-        <w:rPr>
-          <w:b/>
-          <w:bCs/>
-        </w:rPr>
-        <w:t xml:space="preserve">The tier split.</w:t>
-      </w:r>
-      <w:r>
-        <w:t xml:space="preserve"> </w:t>
-      </w:r>
-      <w:r>
-        <w:t xml:space="preserve">Tier 2 rows may never decide a verdict. Moving a measurement row into Tier 1</w:t>
-      </w:r>
-      <w:r>
-        <w:t xml:space="preserve"> </w:t>
-      </w:r>
-      <w:r>
-        <w:t xml:space="preserve">because it is easy to measure is the whole failure this rubric exists to prevent.</w:t>
+        <w:t xml:space="preserve">The thresholds. Set them from your own accumulating data and record them in your own appendix,</w:t>
+      </w:r>
+      <w:r>
+        <w:t xml:space="preserve"> </w:t>
+      </w:r>
+      <w:r>
+        <w:t xml:space="preserve">labelled project-set rather than evidence-certified.</w:t>
       </w:r>
     </w:p>
     <w:p>
@@ -6364,23 +6330,7 @@
         </w:numPr>
       </w:pPr>
       <w:r>
-        <w:rPr>
-          <w:b/>
-          <w:bCs/>
-        </w:rPr>
-        <w:t xml:space="preserve">The anti-metric rule.</w:t>
-      </w:r>
-      <w:r>
-        <w:t xml:space="preserve"> </w:t>
-      </w:r>
-      <w:r>
-        <w:t xml:space="preserve">A coverage floor or a complexity gate is a defect, not a stricter</w:t>
-      </w:r>
-      <w:r>
-        <w:t xml:space="preserve"> </w:t>
-      </w:r>
-      <w:r>
-        <w:t xml:space="preserve">standard.</w:t>
+        <w:t xml:space="preserve">The owner tags. They should name the documents you actually have.</w:t>
       </w:r>
     </w:p>
     <w:p>
@@ -6392,17 +6342,7 @@
         </w:numPr>
       </w:pPr>
       <w:r>
-        <w:rPr>
-          <w:b/>
-          <w:bCs/>
-        </w:rPr>
-        <w:t xml:space="preserve">The receipt requirement.</w:t>
-      </w:r>
-      <w:r>
-        <w:t xml:space="preserve"> </w:t>
-      </w:r>
-      <w:r>
-        <w:t xml:space="preserve">No row is recorded as built without proof it examined something.</w:t>
+        <w:t xml:space="preserve">Row 10's ruleset, and row 1's boundary rules. Both are project-shaped by definition.</w:t>
       </w:r>
     </w:p>
     <w:p>
@@ -6414,23 +6354,19 @@
         </w:numPr>
       </w:pPr>
       <w:r>
-        <w:rPr>
-          <w:b/>
-          <w:bCs/>
-        </w:rPr>
-        <w:t xml:space="preserve">The hedges on the citations.</w:t>
-      </w:r>
-      <w:r>
-        <w:t xml:space="preserve"> </w:t>
-      </w:r>
-      <w:r>
-        <w:t xml:space="preserve">Quoting a figure without its limitation is how a document loses</w:t>
-      </w:r>
-      <w:r>
-        <w:t xml:space="preserve"> </w:t>
-      </w:r>
-      <w:r>
-        <w:t xml:space="preserve">a reviewer who has read the paper.</w:t>
+        <w:t xml:space="preserve">The depth-tier names, if yours are clearer. Keep the property that every file gets exactly one.</w:t>
+      </w:r>
+    </w:p>
+    <w:p>
+      <w:pPr>
+        <w:pStyle w:val="FirstParagraph"/>
+      </w:pPr>
+      <w:r>
+        <w:rPr>
+          <w:b/>
+          <w:bCs/>
+        </w:rPr>
+        <w:t xml:space="preserve">Do not weaken:</w:t>
       </w:r>
     </w:p>
     <w:p>
@@ -6438,7 +6374,7 @@
         <w:pStyle w:val="Compact"/>
         <w:numPr>
           <w:ilvl w:val="0"/>
-          <w:numId w:val="1012"/>
+          <w:numId w:val="1013"/>
         </w:numPr>
       </w:pPr>
       <w:r>
@@ -6446,13 +6382,19 @@
           <w:b/>
           <w:bCs/>
         </w:rPr>
-        <w:t xml:space="preserve">"Unverified is not a pass."</w:t>
-      </w:r>
-      <w:r>
-        <w:t xml:space="preserve"> </w:t>
-      </w:r>
-      <w:r>
-        <w:t xml:space="preserve">An unscored row is an open question, not a quiet yes.</w:t>
+        <w:t xml:space="preserve">The tier split.</w:t>
+      </w:r>
+      <w:r>
+        <w:t xml:space="preserve"> </w:t>
+      </w:r>
+      <w:r>
+        <w:t xml:space="preserve">Tier 2 rows may never decide a verdict. Moving a measurement row into Tier 1</w:t>
+      </w:r>
+      <w:r>
+        <w:t xml:space="preserve"> </w:t>
+      </w:r>
+      <w:r>
+        <w:t xml:space="preserve">because it is easy to measure is the whole failure this rubric exists to prevent.</w:t>
       </w:r>
     </w:p>
     <w:p>
@@ -6460,7 +6402,107 @@
         <w:pStyle w:val="Compact"/>
         <w:numPr>
           <w:ilvl w:val="0"/>
-          <w:numId w:val="1012"/>
+          <w:numId w:val="1013"/>
+        </w:numPr>
+      </w:pPr>
+      <w:r>
+        <w:rPr>
+          <w:b/>
+          <w:bCs/>
+        </w:rPr>
+        <w:t xml:space="preserve">The anti-metric rule.</w:t>
+      </w:r>
+      <w:r>
+        <w:t xml:space="preserve"> </w:t>
+      </w:r>
+      <w:r>
+        <w:t xml:space="preserve">A coverage floor or a complexity gate is a defect, not a stricter</w:t>
+      </w:r>
+      <w:r>
+        <w:t xml:space="preserve"> </w:t>
+      </w:r>
+      <w:r>
+        <w:t xml:space="preserve">standard.</w:t>
+      </w:r>
+    </w:p>
+    <w:p>
+      <w:pPr>
+        <w:pStyle w:val="Compact"/>
+        <w:numPr>
+          <w:ilvl w:val="0"/>
+          <w:numId w:val="1013"/>
+        </w:numPr>
+      </w:pPr>
+      <w:r>
+        <w:rPr>
+          <w:b/>
+          <w:bCs/>
+        </w:rPr>
+        <w:t xml:space="preserve">The receipt requirement.</w:t>
+      </w:r>
+      <w:r>
+        <w:t xml:space="preserve"> </w:t>
+      </w:r>
+      <w:r>
+        <w:t xml:space="preserve">No row is recorded as built without proof it examined something.</w:t>
+      </w:r>
+    </w:p>
+    <w:p>
+      <w:pPr>
+        <w:pStyle w:val="Compact"/>
+        <w:numPr>
+          <w:ilvl w:val="0"/>
+          <w:numId w:val="1013"/>
+        </w:numPr>
+      </w:pPr>
+      <w:r>
+        <w:rPr>
+          <w:b/>
+          <w:bCs/>
+        </w:rPr>
+        <w:t xml:space="preserve">The hedges on the citations.</w:t>
+      </w:r>
+      <w:r>
+        <w:t xml:space="preserve"> </w:t>
+      </w:r>
+      <w:r>
+        <w:t xml:space="preserve">Quoting a figure without its limitation is how a document loses</w:t>
+      </w:r>
+      <w:r>
+        <w:t xml:space="preserve"> </w:t>
+      </w:r>
+      <w:r>
+        <w:t xml:space="preserve">a reviewer who has read the paper.</w:t>
+      </w:r>
+    </w:p>
+    <w:p>
+      <w:pPr>
+        <w:pStyle w:val="Compact"/>
+        <w:numPr>
+          <w:ilvl w:val="0"/>
+          <w:numId w:val="1013"/>
+        </w:numPr>
+      </w:pPr>
+      <w:r>
+        <w:rPr>
+          <w:b/>
+          <w:bCs/>
+        </w:rPr>
+        <w:t xml:space="preserve">"Unverified is not a pass."</w:t>
+      </w:r>
+      <w:r>
+        <w:t xml:space="preserve"> </w:t>
+      </w:r>
+      <w:r>
+        <w:t xml:space="preserve">An unscored row is an open question, not a quiet yes.</w:t>
+      </w:r>
+    </w:p>
+    <w:p>
+      <w:pPr>
+        <w:pStyle w:val="Compact"/>
+        <w:numPr>
+          <w:ilvl w:val="0"/>
+          <w:numId w:val="1013"/>
         </w:numPr>
       </w:pPr>
       <w:r>
@@ -7136,7 +7178,7 @@
         <w:pStyle w:val="Compact"/>
         <w:numPr>
           <w:ilvl w:val="0"/>
-          <w:numId w:val="1013"/>
+          <w:numId w:val="1014"/>
         </w:numPr>
       </w:pPr>
       <w:hyperlink r:id="rId53">
@@ -7171,7 +7213,7 @@
         <w:pStyle w:val="Compact"/>
         <w:numPr>
           <w:ilvl w:val="0"/>
-          <w:numId w:val="1013"/>
+          <w:numId w:val="1014"/>
         </w:numPr>
       </w:pPr>
       <w:hyperlink r:id="rId62">
@@ -7200,7 +7242,7 @@
         <w:pStyle w:val="Compact"/>
         <w:numPr>
           <w:ilvl w:val="0"/>
-          <w:numId w:val="1013"/>
+          <w:numId w:val="1014"/>
         </w:numPr>
       </w:pPr>
       <w:hyperlink r:id="rId63">
@@ -7229,7 +7271,7 @@
         <w:pStyle w:val="Compact"/>
         <w:numPr>
           <w:ilvl w:val="0"/>
-          <w:numId w:val="1013"/>
+          <w:numId w:val="1014"/>
         </w:numPr>
       </w:pPr>
       <w:hyperlink r:id="rId64">
@@ -7258,7 +7300,7 @@
         <w:pStyle w:val="Compact"/>
         <w:numPr>
           <w:ilvl w:val="0"/>
-          <w:numId w:val="1013"/>
+          <w:numId w:val="1014"/>
         </w:numPr>
       </w:pPr>
       <w:hyperlink r:id="rId65">
@@ -7691,6 +7733,9 @@
     <w:abstractNumId w:val="991"/>
   </w:num>
   <w:num w:numId="1009">
+    <w:abstractNumId w:val="991"/>
+  </w:num>
+  <w:num w:numId="1010">
     <w:abstractNumId w:val="99411"/>
     <w:lvlOverride w:ilvl="0">
       <w:startOverride w:val="1"/>
@@ -7720,9 +7765,6 @@
       <w:startOverride w:val="1"/>
     </w:lvlOverride>
   </w:num>
-  <w:num w:numId="1010">
-    <w:abstractNumId w:val="991"/>
-  </w:num>
   <w:num w:numId="1011">
     <w:abstractNumId w:val="991"/>
   </w:num>
@@ -7730,6 +7772,9 @@
     <w:abstractNumId w:val="991"/>
   </w:num>
   <w:num w:numId="1013">
+    <w:abstractNumId w:val="991"/>
+  </w:num>
+  <w:num w:numId="1014">
     <w:abstractNumId w:val="991"/>
   </w:num>
 </w:numbering>

--- a/docs/standards/word/CODE-QUALITY.docx
+++ b/docs/standards/word/CODE-QUALITY.docx
@@ -72,7 +72,7 @@
         <w:t xml:space="preserve"> </w:t>
       </w:r>
       <w:r>
-        <w:t xml:space="preserve">It is written for a repository where much of the code was produced by an agent</w:t>
+        <w:t xml:space="preserve">It is written for a repository where much of the code was produced by Claude Code, or another AI-assisted coding tool</w:t>
       </w:r>
       <w:r>
         <w:t xml:space="preserve"> </w:t>
@@ -102,13 +102,19 @@
         <w:t xml:space="preserve"> </w:t>
       </w:r>
       <w:r>
-        <w:t xml:space="preserve">Most of this rubric is a base for an</w:t>
-      </w:r>
-      <w:r>
-        <w:t xml:space="preserve"> </w:t>
-      </w:r>
-      <w:r>
-        <w:t xml:space="preserve">agent to apply to your code, not prose to work through by hand.</w:t>
+        <w:t xml:space="preserve">Most of this rubric is a base for</w:t>
+      </w:r>
+      <w:r>
+        <w:t xml:space="preserve"> </w:t>
+      </w:r>
+      <w:r>
+        <w:t xml:space="preserve">Claude Code, or another AI-assisted coding tool, to apply to your code, rather than</w:t>
+      </w:r>
+      <w:r>
+        <w:t xml:space="preserve"> </w:t>
+      </w:r>
+      <w:r>
+        <w:t xml:space="preserve">prose to work through by hand.</w:t>
       </w:r>
     </w:p>
     <w:p>
@@ -116,7 +122,7 @@
         <w:pStyle w:val="BlockText"/>
       </w:pPr>
       <w:r>
-        <w:t xml:space="preserve">The fastest way in: give an agent -- Claude Code or another -- the</w:t>
+        <w:t xml:space="preserve">The fastest way in: give the tool the</w:t>
       </w:r>
       <w:r>
         <w:t xml:space="preserve"> </w:t>

--- a/docs/standards/word/CODE-QUALITY.docx
+++ b/docs/standards/word/CODE-QUALITY.docx
@@ -84,7 +84,7 @@
         <w:t xml:space="preserve"> </w:t>
       </w:r>
       <w:r>
-        <w:t xml:space="preserve">artefact.</w:t>
+        <w:t xml:space="preserve">artifact.</w:t>
       </w:r>
     </w:p>
     <w:p>
@@ -319,7 +319,7 @@
           <w:b/>
           <w:bCs/>
         </w:rPr>
-        <w:t xml:space="preserve">A map from each way machine-written code goes wrong to the control that neutralises it</w:t>
+        <w:t xml:space="preserve">A map from each way machine-written code goes wrong to the control that neutralizes it</w:t>
       </w:r>
       <w:r>
         <w:t xml:space="preserve">, with</w:t>
@@ -914,7 +914,7 @@
         <w:t xml:space="preserve">Record your thresholds in your own appendix</w:t>
       </w:r>
       <w:r>
-        <w:t xml:space="preserve">, labelled project-set rather than</w:t>
+        <w:t xml:space="preserve">, labeled project-set rather than</w:t>
       </w:r>
       <w:r>
         <w:t xml:space="preserve"> </w:t>
@@ -967,7 +967,7 @@
         <w:pStyle w:val="FirstParagraph"/>
       </w:pPr>
       <w:r>
-        <w:t xml:space="preserve">The structural scaffold is a recognised product-quality model rather than invented categories:</w:t>
+        <w:t xml:space="preserve">The structural scaffold is a recognized product-quality model rather than invented categories:</w:t>
       </w:r>
       <w:r>
         <w:t xml:space="preserve"> </w:t>
@@ -1234,7 +1234,7 @@
               <w:pStyle w:val="Compact"/>
             </w:pPr>
             <w:r>
-              <w:t xml:space="preserve">Tests verify behaviour</w:t>
+              <w:t xml:space="preserve">Tests verify behavior</w:t>
             </w:r>
           </w:p>
         </w:tc>
@@ -1405,7 +1405,7 @@
               <w:pStyle w:val="Compact"/>
             </w:pPr>
             <w:r>
-              <w:t xml:space="preserve">Published-artefact integrity</w:t>
+              <w:t xml:space="preserve">Published-artifact integrity</w:t>
             </w:r>
           </w:p>
         </w:tc>
@@ -2075,7 +2075,7 @@
         <w:t xml:space="preserve"> </w:t>
       </w:r>
       <w:r>
-        <w:t xml:space="preserve">delivery, not whether a given change is filler -- a different altitude from the artefact signals</w:t>
+        <w:t xml:space="preserve">delivery, not whether a given change is filler -- a different altitude from the artifact signals</w:t>
       </w:r>
       <w:r>
         <w:t xml:space="preserve"> </w:t>
@@ -2115,17 +2115,17 @@
         <w:pStyle w:val="BodyText"/>
       </w:pPr>
       <w:r>
-        <w:t xml:space="preserve">The reason generalises:</w:t>
-      </w:r>
-      <w:r>
-        <w:t xml:space="preserve"> </w:t>
-      </w:r>
-      <w:r>
-        <w:rPr>
-          <w:b/>
-          <w:bCs/>
-        </w:rPr>
-        <w:t xml:space="preserve">when someone proposes adding an outcome metric to an artefact rubric,</w:t>
+        <w:t xml:space="preserve">The reason generalizes:</w:t>
+      </w:r>
+      <w:r>
+        <w:t xml:space="preserve"> </w:t>
+      </w:r>
+      <w:r>
+        <w:rPr>
+          <w:b/>
+          <w:bCs/>
+        </w:rPr>
+        <w:t xml:space="preserve">when someone proposes adding an outcome metric to an artifact rubric,</w:t>
       </w:r>
       <w:r>
         <w:rPr>
@@ -2502,7 +2502,7 @@
               <w:pStyle w:val="Compact"/>
             </w:pPr>
             <w:r>
-              <w:t xml:space="preserve">Mostly a test-suite-size artefact as a linear proxy; top-decile suites catch</w:t>
+              <w:t xml:space="preserve">Mostly a test-suite-size artifact as a linear proxy; top-decile suites catch</w:t>
             </w:r>
             <w:r>
               <w:t xml:space="preserve"> </w:t>
@@ -3265,7 +3265,7 @@
           <w:b/>
           <w:bCs/>
         </w:rPr>
-        <w:t xml:space="preserve">Anchor the structure to a recognised model</w:t>
+        <w:t xml:space="preserve">Anchor the structure to a recognized model</w:t>
       </w:r>
       <w:r>
         <w:t xml:space="preserve"> </w:t>
@@ -3388,7 +3388,7 @@
         <w:t xml:space="preserve"> </w:t>
       </w:r>
       <w:r>
-        <w:t xml:space="preserve">neutralises it, and tag each control with which document owns it. Where a companion already owns a</w:t>
+        <w:t xml:space="preserve">neutralizes it, and tag each control with which document owns it. Where a companion already owns a</w:t>
       </w:r>
       <w:r>
         <w:t xml:space="preserve"> </w:t>
@@ -3780,7 +3780,7 @@
         <w:t xml:space="preserve"> </w:t>
       </w:r>
       <w:r>
-        <w:t xml:space="preserve">When a new control is proposed, ask which failure mode it neutralises. If the answer is</w:t>
+        <w:t xml:space="preserve">When a new control is proposed, ask which failure mode it neutralizes. If the answer is</w:t>
       </w:r>
       <w:r>
         <w:t xml:space="preserve"> </w:t>
@@ -4317,37 +4317,43 @@
           <w:b/>
           <w:bCs/>
         </w:rPr>
-        <w:t xml:space="preserve">A tool that ships with the assistant leaves nothing in your repository to score.</w:t>
-      </w:r>
-      <w:r>
-        <w:t xml:space="preserve"> </w:t>
-      </w:r>
-      <w:r>
-        <w:t xml:space="preserve">When the tool</w:t>
-      </w:r>
-      <w:r>
-        <w:t xml:space="preserve"> </w:t>
-      </w:r>
-      <w:r>
-        <w:t xml:space="preserve">arrives with the coding assistant rather than with the project, no artifact under version control</w:t>
-      </w:r>
-      <w:r>
-        <w:t xml:space="preserve"> </w:t>
-      </w:r>
-      <w:r>
-        <w:t xml:space="preserve">records its presence. A status claim about it can therefore be neither verified nor falsified from</w:t>
-      </w:r>
-      <w:r>
-        <w:t xml:space="preserve"> </w:t>
-      </w:r>
-      <w:r>
-        <w:t xml:space="preserve">the repository, so the honest entry is no status at all -- not "built", not "enabled". This one is</w:t>
-      </w:r>
-      <w:r>
-        <w:t xml:space="preserve"> </w:t>
-      </w:r>
-      <w:r>
-        <w:t xml:space="preserve">easy to get wrong by accident, because the tool is plainly doing useful work.</w:t>
+        <w:t xml:space="preserve">A tool that ships with the AI coding tool leaves nothing in your repository to score.</w:t>
+      </w:r>
+      <w:r>
+        <w:t xml:space="preserve"> </w:t>
+      </w:r>
+      <w:r>
+        <w:t xml:space="preserve">When the</w:t>
+      </w:r>
+      <w:r>
+        <w:t xml:space="preserve"> </w:t>
+      </w:r>
+      <w:r>
+        <w:t xml:space="preserve">tool arrives with the AI coding tool rather than with the project, no artifact under version</w:t>
+      </w:r>
+      <w:r>
+        <w:t xml:space="preserve"> </w:t>
+      </w:r>
+      <w:r>
+        <w:t xml:space="preserve">control records its presence. A status claim about it can therefore be neither verified nor</w:t>
+      </w:r>
+      <w:r>
+        <w:t xml:space="preserve"> </w:t>
+      </w:r>
+      <w:r>
+        <w:t xml:space="preserve">falsified from the repository, so the honest entry is no status at all -- not "built", not</w:t>
+      </w:r>
+      <w:r>
+        <w:t xml:space="preserve"> </w:t>
+      </w:r>
+      <w:r>
+        <w:t xml:space="preserve">"enabled". This one is easy to get wrong by accident, because the tool is plainly doing useful</w:t>
+      </w:r>
+      <w:r>
+        <w:t xml:space="preserve"> </w:t>
+      </w:r>
+      <w:r>
+        <w:t xml:space="preserve">work.</w:t>
       </w:r>
     </w:p>
     <w:p>
@@ -5300,7 +5306,7 @@
               <w:pStyle w:val="Compact"/>
             </w:pPr>
             <w:r>
-              <w:t xml:space="preserve">A deliberate second implementation of behaviour that exists elsewhere</w:t>
+              <w:t xml:space="preserve">A deliberate second implementation of behavior that exists elsewhere</w:t>
             </w:r>
           </w:p>
         </w:tc>
@@ -5542,7 +5548,7 @@
         <w:t xml:space="preserve"> </w:t>
       </w:r>
       <w:r>
-        <w:t xml:space="preserve">rather than the body, against a fixed question set. These generalise from a real review of one such</w:t>
+        <w:t xml:space="preserve">rather than the body, against a fixed question set. These generalize from a real review of one such</w:t>
       </w:r>
       <w:r>
         <w:t xml:space="preserve"> </w:t>
@@ -5787,7 +5793,7 @@
         <w:t xml:space="preserve">Does a failed load clean up after itself</w:t>
       </w:r>
       <w:r>
-        <w:t xml:space="preserve">, leaving no partially initialised state registered?</w:t>
+        <w:t xml:space="preserve">, leaving no partially initialized state registered?</w:t>
       </w:r>
     </w:p>
     <w:p>
@@ -6324,7 +6330,7 @@
         <w:t xml:space="preserve"> </w:t>
       </w:r>
       <w:r>
-        <w:t xml:space="preserve">labelled project-set rather than evidence-certified.</w:t>
+        <w:t xml:space="preserve">labeled project-set rather than evidence-certified.</w:t>
       </w:r>
     </w:p>
     <w:p>
@@ -6796,7 +6802,7 @@
               <w:pStyle w:val="Compact"/>
             </w:pPr>
             <w:r>
-              <w:t xml:space="preserve">An outcome metric belongs in a delivery review, not an artefact rubric. Altitude, not distaste</w:t>
+              <w:t xml:space="preserve">An outcome metric belongs in a delivery review, not an artifact rubric. Altitude, not distaste</w:t>
             </w:r>
           </w:p>
         </w:tc>
@@ -7211,7 +7217,7 @@
         <w:t xml:space="preserve"> </w:t>
       </w:r>
       <w:r>
-        <w:t xml:space="preserve">published artefacts, and the claim-honesty register</w:t>
+        <w:t xml:space="preserve">published artifacts, and the claim-honesty register</w:t>
       </w:r>
     </w:p>
     <w:p>
@@ -7269,7 +7275,7 @@
         <w:t xml:space="preserve"> </w:t>
       </w:r>
       <w:r>
-        <w:t xml:space="preserve">proving a fix by deliberately mutating the shipped artefact</w:t>
+        <w:t xml:space="preserve">proving a fix by deliberately mutating the shipped artifact</w:t>
       </w:r>
     </w:p>
     <w:p>

--- a/docs/standards/word/CODE-QUALITY.docx
+++ b/docs/standards/word/CODE-QUALITY.docx
@@ -96,33 +96,19 @@
           <w:b/>
           <w:bCs/>
         </w:rPr>
-        <w:t xml:space="preserve">Meant to be worked with, not read straight through.</w:t>
-      </w:r>
-      <w:r>
-        <w:t xml:space="preserve"> </w:t>
-      </w:r>
-      <w:r>
-        <w:t xml:space="preserve">Most of this rubric is a base for</w:t>
-      </w:r>
-      <w:r>
-        <w:t xml:space="preserve"> </w:t>
-      </w:r>
-      <w:r>
-        <w:t xml:space="preserve">Claude Code, or another AI-assisted coding tool, to apply to your code, rather than</w:t>
-      </w:r>
-      <w:r>
-        <w:t xml:space="preserve"> </w:t>
-      </w:r>
-      <w:r>
-        <w:t xml:space="preserve">prose to work through by hand.</w:t>
-      </w:r>
-    </w:p>
-    <w:p>
-      <w:pPr>
-        <w:pStyle w:val="BlockText"/>
-      </w:pPr>
-      <w:r>
-        <w:t xml:space="preserve">The fastest way in: give the tool the</w:t>
+        <w:t xml:space="preserve">This one is dense.</w:t>
+      </w:r>
+      <w:r>
+        <w:t xml:space="preserve"> </w:t>
+      </w:r>
+      <w:r>
+        <w:t xml:space="preserve">Reading it end to end works, and you will need to eventually -- it</w:t>
+      </w:r>
+      <w:r>
+        <w:t xml:space="preserve"> </w:t>
+      </w:r>
+      <w:r>
+        <w:t xml:space="preserve">becomes your rubric once you adopt it. It is usually faster to hand the</w:t>
       </w:r>
       <w:r>
         <w:t xml:space="preserve"> </w:t>
@@ -136,38 +122,28 @@
         </w:r>
       </w:hyperlink>
       <w:r>
-        <w:t xml:space="preserve">, ask it to</w:t>
-      </w:r>
-      <w:r>
-        <w:t xml:space="preserve"> </w:t>
-      </w:r>
-      <w:r>
-        <w:rPr>
-          <w:b/>
-          <w:bCs/>
-        </w:rPr>
-        <w:t xml:space="preserve">summarize the document against your repository</w:t>
-      </w:r>
-      <w:r>
-        <w:t xml:space="preserve">, and then ask it questions. What here</w:t>
-      </w:r>
-      <w:r>
-        <w:t xml:space="preserve"> </w:t>
-      </w:r>
-      <w:r>
-        <w:t xml:space="preserve">already holds? What would have to change? What would each gap cost? That conversation is</w:t>
-      </w:r>
-      <w:r>
-        <w:t xml:space="preserve"> </w:t>
-      </w:r>
-      <w:r>
-        <w:t xml:space="preserve">worth more than reading top to bottom, because the answers are about your code rather than</w:t>
-      </w:r>
-      <w:r>
-        <w:t xml:space="preserve"> </w:t>
-      </w:r>
-      <w:r>
-        <w:t xml:space="preserve">about the document.</w:t>
+        <w:t xml:space="preserve"> </w:t>
+      </w:r>
+      <w:r>
+        <w:t xml:space="preserve">to Claude Code, or</w:t>
+      </w:r>
+      <w:r>
+        <w:t xml:space="preserve"> </w:t>
+      </w:r>
+      <w:r>
+        <w:t xml:space="preserve">another AI-assisted coding tool, and ask it to summarize this against your repository,</w:t>
+      </w:r>
+      <w:r>
+        <w:t xml:space="preserve"> </w:t>
+      </w:r>
+      <w:r>
+        <w:t xml:space="preserve">rewrite a section in plainer terms, or answer what already holds here and what would have to</w:t>
+      </w:r>
+      <w:r>
+        <w:t xml:space="preserve"> </w:t>
+      </w:r>
+      <w:r>
+        <w:t xml:space="preserve">change.</w:t>
       </w:r>
     </w:p>
     <w:p>

--- a/docs/standards/word/CODE-QUALITY.docx
+++ b/docs/standards/word/CODE-QUALITY.docx
@@ -72,7 +72,7 @@
         <w:t xml:space="preserve"> </w:t>
       </w:r>
       <w:r>
-        <w:t xml:space="preserve">It is written for a repository where much of the code was produced by Claude Code, or another AI-assisted coding tool</w:t>
+        <w:t xml:space="preserve">It is written for a repository where much of the code was produced by Claude Code, or another AI coding assistant</w:t>
       </w:r>
       <w:r>
         <w:t xml:space="preserve"> </w:t>
@@ -131,7 +131,7 @@
         <w:t xml:space="preserve"> </w:t>
       </w:r>
       <w:r>
-        <w:t xml:space="preserve">another AI-assisted coding tool, and ask it to summarize this against your repository,</w:t>
+        <w:t xml:space="preserve">another AI coding assistant, and ask it to summarize this against your repository,</w:t>
       </w:r>
       <w:r>
         <w:t xml:space="preserve"> </w:t>
@@ -2991,7 +2991,7 @@
           <w:b/>
           <w:bCs/>
         </w:rPr>
-        <w:t xml:space="preserve">"About 40 percent of assistant-generated programs contain security vulnerabilities."</w:t>
+        <w:t xml:space="preserve">"About 40 percent of AI-generated programs contain security vulnerabilities."</w:t>
       </w:r>
       <w:r>
         <w:t xml:space="preserve"> </w:t>
@@ -4293,7 +4293,7 @@
           <w:b/>
           <w:bCs/>
         </w:rPr>
-        <w:t xml:space="preserve">A tool that ships with the AI coding tool leaves nothing in your repository to score.</w:t>
+        <w:t xml:space="preserve">A tool that ships with the AI coding assistant leaves nothing in your repository to score.</w:t>
       </w:r>
       <w:r>
         <w:t xml:space="preserve"> </w:t>
@@ -4305,7 +4305,7 @@
         <w:t xml:space="preserve"> </w:t>
       </w:r>
       <w:r>
-        <w:t xml:space="preserve">tool arrives with the AI coding tool rather than with the project, no artifact under version</w:t>
+        <w:t xml:space="preserve">tool arrives with the AI coding assistant rather than with the project, no artifact under version</w:t>
       </w:r>
       <w:r>
         <w:t xml:space="preserve"> </w:t>

--- a/docs/standards/word/CODE-QUALITY.docx
+++ b/docs/standards/word/CODE-QUALITY.docx
@@ -28,7 +28,7 @@
         </w:p>
       </w:sdtContent>
     </w:sdt>
-    <w:bookmarkStart w:id="67" w:name="X039aeb2016e4fe7379ac9a7b5b9485b158f6d95"/>
+    <w:bookmarkStart w:id="71" w:name="X039aeb2016e4fe7379ac9a7b5b9485b158f6d95"/>
     <w:p>
       <w:pPr>
         <w:pStyle w:val="Heading1"/>
@@ -68,23 +68,25 @@
         </w:rPr>
         <w:t xml:space="preserve">looks finished?</w:t>
       </w:r>
-      <w:r>
-        <w:t xml:space="preserve"> </w:t>
-      </w:r>
-      <w:r>
-        <w:t xml:space="preserve">It is written for a repository where much of the code was produced by Claude Code, or another AI coding assistant</w:t>
-      </w:r>
-      <w:r>
-        <w:t xml:space="preserve"> </w:t>
-      </w:r>
-      <w:r>
-        <w:t xml:space="preserve">across parallel sessions, but nothing in it depends on who typed the lines. The rubric judges the</w:t>
-      </w:r>
-      <w:r>
-        <w:t xml:space="preserve"> </w:t>
-      </w:r>
-      <w:r>
-        <w:t xml:space="preserve">artifact.</w:t>
+    </w:p>
+    <w:p>
+      <w:pPr>
+        <w:pStyle w:val="BodyText"/>
+      </w:pPr>
+      <w:r>
+        <w:t xml:space="preserve">It was written for a repository where much of the code came from Claude Code, or another AI coding</w:t>
+      </w:r>
+      <w:r>
+        <w:t xml:space="preserve"> </w:t>
+      </w:r>
+      <w:r>
+        <w:t xml:space="preserve">assistant, across parallel sessions. Nothing in it depends on who typed the lines. The rubric judges</w:t>
+      </w:r>
+      <w:r>
+        <w:t xml:space="preserve"> </w:t>
+      </w:r>
+      <w:r>
+        <w:t xml:space="preserve">the artifact.</w:t>
       </w:r>
     </w:p>
     <w:p>
@@ -96,19 +98,7 @@
           <w:b/>
           <w:bCs/>
         </w:rPr>
-        <w:t xml:space="preserve">This one is dense.</w:t>
-      </w:r>
-      <w:r>
-        <w:t xml:space="preserve"> </w:t>
-      </w:r>
-      <w:r>
-        <w:t xml:space="preserve">Reading it end to end works, and you will need to eventually -- it</w:t>
-      </w:r>
-      <w:r>
-        <w:t xml:space="preserve"> </w:t>
-      </w:r>
-      <w:r>
-        <w:t xml:space="preserve">becomes your rubric once you adopt it. It is usually faster to hand the</w:t>
+        <w:t xml:space="preserve">Take a copy:</w:t>
       </w:r>
       <w:r>
         <w:t xml:space="preserve"> </w:t>
@@ -125,33 +115,7 @@
         <w:t xml:space="preserve"> </w:t>
       </w:r>
       <w:r>
-        <w:t xml:space="preserve">to Claude Code, or</w:t>
-      </w:r>
-      <w:r>
-        <w:t xml:space="preserve"> </w:t>
-      </w:r>
-      <w:r>
-        <w:t xml:space="preserve">another AI coding assistant, and ask it to summarize this against your repository,</w:t>
-      </w:r>
-      <w:r>
-        <w:t xml:space="preserve"> </w:t>
-      </w:r>
-      <w:r>
-        <w:t xml:space="preserve">rewrite a section in plainer terms, or answer what already holds here and what would have to</w:t>
-      </w:r>
-      <w:r>
-        <w:t xml:space="preserve"> </w:t>
-      </w:r>
-      <w:r>
-        <w:t xml:space="preserve">change.</w:t>
-      </w:r>
-    </w:p>
-    <w:p>
-      <w:pPr>
-        <w:pStyle w:val="BlockText"/>
-      </w:pPr>
-      <w:r>
-        <w:t xml:space="preserve">Reading or circulating instead?</w:t>
+        <w:t xml:space="preserve">or</w:t>
       </w:r>
       <w:r>
         <w:t xml:space="preserve"> </w:t>
@@ -214,19 +178,19 @@
         <w:t xml:space="preserve">A scorecard you can run each release</w:t>
       </w:r>
       <w:r>
-        <w:t xml:space="preserve">, split into rows that are allowed to decide a verdict</w:t>
-      </w:r>
-      <w:r>
-        <w:t xml:space="preserve"> </w:t>
-      </w:r>
-      <w:r>
-        <w:t xml:space="preserve">and rows that are only allowed to start a conversation. An argument about "is this good enough"</w:t>
-      </w:r>
-      <w:r>
-        <w:t xml:space="preserve"> </w:t>
-      </w:r>
-      <w:r>
-        <w:t xml:space="preserve">then resolves against structure instead of against whoever quotes the largest number.</w:t>
+        <w:t xml:space="preserve">, split into rows allowed to decide a verdict and rows</w:t>
+      </w:r>
+      <w:r>
+        <w:t xml:space="preserve"> </w:t>
+      </w:r>
+      <w:r>
+        <w:t xml:space="preserve">allowed only to start a conversation. An argument about "is this good enough" then resolves</w:t>
+      </w:r>
+      <w:r>
+        <w:t xml:space="preserve"> </w:t>
+      </w:r>
+      <w:r>
+        <w:t xml:space="preserve">against structure instead of against whoever quotes the largest number.</w:t>
       </w:r>
     </w:p>
     <w:p>
@@ -298,19 +262,19 @@
         <w:t xml:space="preserve">A map from each way machine-written code goes wrong to the control that neutralizes it</w:t>
       </w:r>
       <w:r>
-        <w:t xml:space="preserve">, with</w:t>
-      </w:r>
-      <w:r>
-        <w:t xml:space="preserve"> </w:t>
-      </w:r>
-      <w:r>
-        <w:t xml:space="preserve">a tag naming which of your documents owns that control -- so adopting this adds gates rather than</w:t>
-      </w:r>
-      <w:r>
-        <w:t xml:space="preserve"> </w:t>
-      </w:r>
-      <w:r>
-        <w:t xml:space="preserve">a second copy of rules you already enforce.</w:t>
+        <w:t xml:space="preserve">, each</w:t>
+      </w:r>
+      <w:r>
+        <w:t xml:space="preserve"> </w:t>
+      </w:r>
+      <w:r>
+        <w:t xml:space="preserve">control tagged with the document that owns it. Adopting this adds gates rather than a second copy</w:t>
+      </w:r>
+      <w:r>
+        <w:t xml:space="preserve"> </w:t>
+      </w:r>
+      <w:r>
+        <w:t xml:space="preserve">of rules you already enforce.</w:t>
       </w:r>
     </w:p>
     <w:p>
@@ -351,22 +315,25 @@
           <w:b/>
           <w:bCs/>
         </w:rPr>
-        <w:t xml:space="preserve">A review method that makes a large diff finite</w:t>
-      </w:r>
-      <w:r>
-        <w:t xml:space="preserve">: depth tiers, so the line-by-line read is</w:t>
-      </w:r>
-      <w:r>
-        <w:t xml:space="preserve"> </w:t>
-      </w:r>
-      <w:r>
-        <w:t xml:space="preserve">aimed at the small fraction that earns it and every other file carries a named cheaper</w:t>
-      </w:r>
-      <w:r>
-        <w:t xml:space="preserve"> </w:t>
-      </w:r>
-      <w:r>
-        <w:t xml:space="preserve">obligation instead of being either skipped in silence or read at ruinous cost.</w:t>
+        <w:t xml:space="preserve">A review method that makes a large diff finite.</w:t>
+      </w:r>
+      <w:r>
+        <w:t xml:space="preserve"> </w:t>
+      </w:r>
+      <w:r>
+        <w:t xml:space="preserve">Depth tiers aim the line-by-line read at the</w:t>
+      </w:r>
+      <w:r>
+        <w:t xml:space="preserve"> </w:t>
+      </w:r>
+      <w:r>
+        <w:t xml:space="preserve">small fraction that earns it, and give every other file a named cheaper obligation. The</w:t>
+      </w:r>
+      <w:r>
+        <w:t xml:space="preserve"> </w:t>
+      </w:r>
+      <w:r>
+        <w:t xml:space="preserve">alternative is a file either skipped in silence or read at ruinous cost.</w:t>
       </w:r>
     </w:p>
     <w:p>
@@ -574,19 +541,19 @@
         <w:t xml:space="preserve"> </w:t>
       </w:r>
       <w:r>
-        <w:t xml:space="preserve">dependency standard, your test standard. This document checks that the control is present; it</w:t>
-      </w:r>
-      <w:r>
-        <w:t xml:space="preserve"> </w:t>
-      </w:r>
-      <w:r>
-        <w:t xml:space="preserve">does not restate it. If you have no such companion, the rubric will tell you a row is missing and</w:t>
-      </w:r>
-      <w:r>
-        <w:t xml:space="preserve"> </w:t>
-      </w:r>
-      <w:r>
-        <w:t xml:space="preserve">will not tell you how to build it.</w:t>
+        <w:t xml:space="preserve">dependency standard, your test standard. This document checks that the control is present; it does</w:t>
+      </w:r>
+      <w:r>
+        <w:t xml:space="preserve"> </w:t>
+      </w:r>
+      <w:r>
+        <w:t xml:space="preserve">not restate it. With no such companion, the rubric tells you a row is missing and not how to build</w:t>
+      </w:r>
+      <w:r>
+        <w:t xml:space="preserve"> </w:t>
+      </w:r>
+      <w:r>
+        <w:t xml:space="preserve">it.</w:t>
       </w:r>
     </w:p>
     <w:p>
@@ -661,11 +628,7 @@
     </w:p>
     <w:p>
       <w:pPr>
-        <w:pStyle w:val="Compact"/>
-        <w:numPr>
-          <w:ilvl w:val="0"/>
-          <w:numId w:val="1002"/>
-        </w:numPr>
+        <w:pStyle w:val="FirstParagraph"/>
       </w:pPr>
       <w:r>
         <w:rPr>
@@ -700,25 +663,25 @@
         <w:t xml:space="preserve"> </w:t>
       </w:r>
       <w:r>
-        <w:t xml:space="preserve">tag and its own limitation in the</w:t>
-      </w:r>
-      <w:r>
-        <w:t xml:space="preserve"> </w:t>
-      </w:r>
-      <w:r>
-        <w:t xml:space="preserve">same sentence. The remaining figures were measured in one project's practice and are stated to</w:t>
-      </w:r>
-      <w:r>
-        <w:t xml:space="preserve"> </w:t>
-      </w:r>
-      <w:r>
-        <w:t xml:space="preserve">justify a rule, never as constants you should expect to reproduce. Where a rule came from a</w:t>
-      </w:r>
-      <w:r>
-        <w:t xml:space="preserve"> </w:t>
-      </w:r>
-      <w:r>
-        <w:t xml:space="preserve">specific failure, the failure is described without its setting.</w:t>
+        <w:t xml:space="preserve">tag and its own limitation in the same</w:t>
+      </w:r>
+      <w:r>
+        <w:t xml:space="preserve"> </w:t>
+      </w:r>
+      <w:r>
+        <w:t xml:space="preserve">sentence. The remaining figures were measured in one project's practice and are stated to justify a</w:t>
+      </w:r>
+      <w:r>
+        <w:t xml:space="preserve"> </w:t>
+      </w:r>
+      <w:r>
+        <w:t xml:space="preserve">rule, never as constants you should expect to reproduce. Where a rule came from a specific failure,</w:t>
+      </w:r>
+      <w:r>
+        <w:t xml:space="preserve"> </w:t>
+      </w:r>
+      <w:r>
+        <w:t xml:space="preserve">the failure is described without its setting.</w:t>
       </w:r>
     </w:p>
     <w:p>
@@ -929,7 +892,7 @@
       </w:r>
     </w:p>
     <w:bookmarkEnd w:id="16"/>
-    <w:bookmarkStart w:id="23" w:name="the-rubric-two-tiers-weighted-unequally"/>
+    <w:bookmarkStart w:id="25" w:name="the-rubric-two-tiers-weighted-unequally"/>
     <w:p>
       <w:pPr>
         <w:pStyle w:val="Heading2"/>
@@ -943,7 +906,50 @@
         <w:pStyle w:val="FirstParagraph"/>
       </w:pPr>
       <w:r>
-        <w:t xml:space="preserve">The structural scaffold is a recognized product-quality model rather than invented categories:</w:t>
+        <w:rPr>
+          <w:b/>
+          <w:bCs/>
+        </w:rPr>
+        <w:t xml:space="preserve">Rule: Tier 1 decides; Tier 2 starts conversations.</w:t>
+      </w:r>
+      <w:r>
+        <w:t xml:space="preserve"> </w:t>
+      </w:r>
+      <w:r>
+        <w:t xml:space="preserve">A codebase is judged by the</w:t>
+      </w:r>
+      <w:r>
+        <w:t xml:space="preserve"> </w:t>
+      </w:r>
+      <w:r>
+        <w:rPr>
+          <w:b/>
+          <w:bCs/>
+        </w:rPr>
+        <w:t xml:space="preserve">composite</w:t>
+      </w:r>
+      <w:r>
+        <w:t xml:space="preserve">,</w:t>
+      </w:r>
+      <w:r>
+        <w:t xml:space="preserve"> </w:t>
+      </w:r>
+      <w:r>
+        <w:t xml:space="preserve">never by any single row. A strong Tier 2 does not compensate for a missing Tier 1 row, and a weak</w:t>
+      </w:r>
+      <w:r>
+        <w:t xml:space="preserve"> </w:t>
+      </w:r>
+      <w:r>
+        <w:t xml:space="preserve">Tier 2 row is not a finding on its own.</w:t>
+      </w:r>
+    </w:p>
+    <w:p>
+      <w:pPr>
+        <w:pStyle w:val="BodyText"/>
+      </w:pPr>
+      <w:r>
+        <w:t xml:space="preserve">The structural scaffold is a recognized product-quality model rather than invented categories.</w:t>
       </w:r>
       <w:r>
         <w:t xml:space="preserve"> </w:t>
@@ -965,13 +971,13 @@
         <w:t xml:space="preserve"> </w:t>
       </w:r>
       <w:r>
-        <w:t xml:space="preserve">analyzability, modifiability and testability -- in other words low coupling plus information hiding</w:t>
-      </w:r>
-      <w:r>
-        <w:t xml:space="preserve"> </w:t>
-      </w:r>
-      <w:r>
-        <w:t xml:space="preserve">-- which is a structural property and not a metric score. Tier 1 is that property enforced as</w:t>
+        <w:t xml:space="preserve">analyzability, modifiability and testability -- in other words low coupling plus information hiding.</w:t>
+      </w:r>
+      <w:r>
+        <w:t xml:space="preserve"> </w:t>
+      </w:r>
+      <w:r>
+        <w:t xml:space="preserve">That is a structural property and not a metric score. Tier 1 is that property enforced as</w:t>
       </w:r>
       <w:r>
         <w:t xml:space="preserve"> </w:t>
@@ -980,28 +986,21 @@
         <w:t xml:space="preserve">machine-checked architectural rules.</w:t>
       </w:r>
     </w:p>
-    <w:p>
-      <w:pPr>
-        <w:pStyle w:val="BodyText"/>
-      </w:pPr>
-      <w:r>
-        <w:rPr>
-          <w:b/>
-          <w:bCs/>
-        </w:rPr>
-        <w:t xml:space="preserve">Tier 1 -- durable controls. These carry the verdict.</w:t>
-      </w:r>
-      <w:r>
-        <w:t xml:space="preserve"> </w:t>
-      </w:r>
-      <w:r>
-        <w:t xml:space="preserve">Structural, machine-enforceable</w:t>
-      </w:r>
-      <w:r>
-        <w:t xml:space="preserve"> </w:t>
-      </w:r>
-      <w:r>
-        <w:t xml:space="preserve">properties where quality is hard to fake.</w:t>
+    <w:bookmarkStart w:id="18" w:name="Xdf0793991d883bd530aac2d56d0ebf2a958f241"/>
+    <w:p>
+      <w:pPr>
+        <w:pStyle w:val="Heading3"/>
+      </w:pPr>
+      <w:r>
+        <w:t xml:space="preserve">Tier 1 -- durable controls, which carry the verdict</w:t>
+      </w:r>
+    </w:p>
+    <w:p>
+      <w:pPr>
+        <w:pStyle w:val="FirstParagraph"/>
+      </w:pPr>
+      <w:r>
+        <w:t xml:space="preserve">These are structural, machine-enforceable properties where quality is hard to fake.</w:t>
       </w:r>
     </w:p>
     <w:tbl>
@@ -1425,7 +1424,14 @@
         <w:pStyle w:val="BodyText"/>
       </w:pPr>
       <w:r>
-        <w:t xml:space="preserve">Row 6 is the outbound direction of the supply chain and is distinct from row 4's inbound direction.</w:t>
+        <w:rPr>
+          <w:b/>
+          <w:bCs/>
+        </w:rPr>
+        <w:t xml:space="preserve">Row 6 is the outbound direction of the supply chain</w:t>
+      </w:r>
+      <w:r>
+        <w:t xml:space="preserve">, distinct from row 4's inbound direction.</w:t>
       </w:r>
       <w:r>
         <w:t xml:space="preserve"> </w:t>
@@ -1451,37 +1457,50 @@
         <w:t xml:space="preserve"> </w:t>
       </w:r>
       <w:r>
-        <w:t xml:space="preserve">The case worth naming as an instance is that material a project treats as withheld can travel</w:t>
-      </w:r>
-      <w:r>
-        <w:t xml:space="preserve"> </w:t>
-      </w:r>
-      <w:r>
-        <w:t xml:space="preserve">inside a published distribution without anyone reviewing the packaging list.</w:t>
-      </w:r>
-    </w:p>
-    <w:p>
-      <w:pPr>
-        <w:pStyle w:val="BodyText"/>
-      </w:pPr>
-      <w:r>
-        <w:rPr>
-          <w:b/>
-          <w:bCs/>
-        </w:rPr>
-        <w:t xml:space="preserve">Tier 2 -- the measurement layer. Guidance and triage, never a gate on its own.</w:t>
-      </w:r>
-      <w:r>
-        <w:t xml:space="preserve"> </w:t>
-      </w:r>
-      <w:r>
-        <w:t xml:space="preserve">Each of these is</w:t>
-      </w:r>
-      <w:r>
-        <w:t xml:space="preserve"> </w:t>
-      </w:r>
-      <w:r>
-        <w:t xml:space="preserve">a weak or gameable predictor in isolation, so they inform review; they do not certify anything.</w:t>
+        <w:t xml:space="preserve">One instance worth naming: material a project treats as withheld can travel inside a published</w:t>
+      </w:r>
+      <w:r>
+        <w:t xml:space="preserve"> </w:t>
+      </w:r>
+      <w:r>
+        <w:t xml:space="preserve">distribution without anyone reviewing the packaging list.</w:t>
+      </w:r>
+    </w:p>
+    <w:bookmarkEnd w:id="18"/>
+    <w:bookmarkStart w:id="19" w:name="Xea2df85c5e482f5571f2487a3906895dabb3781"/>
+    <w:p>
+      <w:pPr>
+        <w:pStyle w:val="Heading3"/>
+      </w:pPr>
+      <w:r>
+        <w:t xml:space="preserve">Tier 2 -- the measurement layer, which is guidance and triage</w:t>
+      </w:r>
+    </w:p>
+    <w:p>
+      <w:pPr>
+        <w:pStyle w:val="FirstParagraph"/>
+      </w:pPr>
+      <w:r>
+        <w:t xml:space="preserve">Each of these is a weak or gameable predictor in isolation.</w:t>
+      </w:r>
+      <w:r>
+        <w:t xml:space="preserve"> </w:t>
+      </w:r>
+      <w:r>
+        <w:rPr>
+          <w:b/>
+          <w:bCs/>
+        </w:rPr>
+        <w:t xml:space="preserve">None is a gate on its own</w:t>
+      </w:r>
+      <w:r>
+        <w:t xml:space="preserve">: they</w:t>
+      </w:r>
+      <w:r>
+        <w:t xml:space="preserve"> </w:t>
+      </w:r>
+      <w:r>
+        <w:t xml:space="preserve">inform review, and they do not certify anything.</w:t>
       </w:r>
     </w:p>
     <w:tbl>
@@ -1843,50 +1862,8 @@
         </w:tc>
       </w:tr>
     </w:tbl>
-    <w:p>
-      <w:pPr>
-        <w:pStyle w:val="BodyText"/>
-      </w:pPr>
-      <w:r>
-        <w:rPr>
-          <w:b/>
-          <w:bCs/>
-        </w:rPr>
-        <w:t xml:space="preserve">Rule.</w:t>
-      </w:r>
-      <w:r>
-        <w:t xml:space="preserve"> </w:t>
-      </w:r>
-      <w:r>
-        <w:t xml:space="preserve">A codebase is judged by the</w:t>
-      </w:r>
-      <w:r>
-        <w:t xml:space="preserve"> </w:t>
-      </w:r>
-      <w:r>
-        <w:rPr>
-          <w:b/>
-          <w:bCs/>
-        </w:rPr>
-        <w:t xml:space="preserve">composite</w:t>
-      </w:r>
-      <w:r>
-        <w:t xml:space="preserve">, never by any single row. Tier 1 decides;</w:t>
-      </w:r>
-      <w:r>
-        <w:t xml:space="preserve"> </w:t>
-      </w:r>
-      <w:r>
-        <w:t xml:space="preserve">Tier 2 starts conversations. A strong Tier 2 does not compensate for a missing Tier 1 row, and a</w:t>
-      </w:r>
-      <w:r>
-        <w:t xml:space="preserve"> </w:t>
-      </w:r>
-      <w:r>
-        <w:t xml:space="preserve">weak Tier 2 row is not a finding on its own.</w:t>
-      </w:r>
-    </w:p>
-    <w:bookmarkStart w:id="20" w:name="the-anti-metric-rule-hard"/>
+    <w:bookmarkEnd w:id="19"/>
+    <w:bookmarkStart w:id="22" w:name="the-anti-metric-rule-hard"/>
     <w:p>
       <w:pPr>
         <w:pStyle w:val="Heading3"/>
@@ -1980,7 +1957,7 @@
       <w:r>
         <w:t xml:space="preserve"> </w:t>
       </w:r>
-      <w:hyperlink r:id="rId18">
+      <w:hyperlink r:id="rId20">
         <w:r>
           <w:rPr>
             <w:rStyle w:val="Hyperlink"/>
@@ -2000,7 +1977,7 @@
       <w:r>
         <w:t xml:space="preserve"> </w:t>
       </w:r>
-      <w:hyperlink r:id="rId19">
+      <w:hyperlink r:id="rId21">
         <w:r>
           <w:rPr>
             <w:rStyle w:val="Hyperlink"/>
@@ -2011,27 +1988,29 @@
       <w:r>
         <w:t xml:space="preserve">.</w:t>
       </w:r>
-      <w:r>
-        <w:t xml:space="preserve"> </w:t>
-      </w:r>
-      <w:r>
-        <w:t xml:space="preserve">The rule and its reasoning stay on that page. What follows is the bibliography behind it -- the part</w:t>
-      </w:r>
-      <w:r>
-        <w:t xml:space="preserve"> </w:t>
-      </w:r>
-      <w:r>
-        <w:t xml:space="preserve">you need when somebody who disagrees asks where a number came from -- with each claim restated only</w:t>
-      </w:r>
-      <w:r>
-        <w:t xml:space="preserve"> </w:t>
-      </w:r>
-      <w:r>
-        <w:t xml:space="preserve">far enough to attach its citation to it.</w:t>
-      </w:r>
-    </w:p>
-    <w:bookmarkEnd w:id="20"/>
-    <w:bookmarkStart w:id="22" w:name="X668fb8c38305a615bf1d327787eeaa82b7e1944"/>
+    </w:p>
+    <w:p>
+      <w:pPr>
+        <w:pStyle w:val="BodyText"/>
+      </w:pPr>
+      <w:r>
+        <w:t xml:space="preserve">The rule and its reasoning stay on that page. What follows is the bibliography behind it, with each</w:t>
+      </w:r>
+      <w:r>
+        <w:t xml:space="preserve"> </w:t>
+      </w:r>
+      <w:r>
+        <w:t xml:space="preserve">claim restated only far enough to attach its citation. That is the part you need when somebody who</w:t>
+      </w:r>
+      <w:r>
+        <w:t xml:space="preserve"> </w:t>
+      </w:r>
+      <w:r>
+        <w:t xml:space="preserve">disagrees asks where a number came from.</w:t>
+      </w:r>
+    </w:p>
+    <w:bookmarkEnd w:id="22"/>
+    <w:bookmarkStart w:id="24" w:name="X668fb8c38305a615bf1d327787eeaa82b7e1944"/>
     <w:p>
       <w:pPr>
         <w:pStyle w:val="Heading3"/>
@@ -2057,18 +2036,26 @@
         <w:t xml:space="preserve"> </w:t>
       </w:r>
       <w:r>
-        <w:t xml:space="preserve">above -- and the evidence for the machine-authorship link is weaker than for the metric-validity</w:t>
-      </w:r>
-      <w:r>
-        <w:t xml:space="preserve"> </w:t>
-      </w:r>
-      <w:r>
-        <w:t xml:space="preserve">findings. The actionable part is already covered by small batches and</w:t>
-      </w:r>
-      <w:r>
-        <w:t xml:space="preserve"> </w:t>
-      </w:r>
-      <w:hyperlink r:id="rId21">
+        <w:t xml:space="preserve">above. The evidence for the machine-authorship link is also weaker than the evidence for the</w:t>
+      </w:r>
+      <w:r>
+        <w:t xml:space="preserve"> </w:t>
+      </w:r>
+      <w:r>
+        <w:t xml:space="preserve">metric-validity findings.</w:t>
+      </w:r>
+    </w:p>
+    <w:p>
+      <w:pPr>
+        <w:pStyle w:val="BodyText"/>
+      </w:pPr>
+      <w:r>
+        <w:t xml:space="preserve">The actionable part is already covered by small batches and</w:t>
+      </w:r>
+      <w:r>
+        <w:t xml:space="preserve"> </w:t>
+      </w:r>
+      <w:hyperlink r:id="rId23">
         <w:r>
           <w:rPr>
             <w:rStyle w:val="Hyperlink"/>
@@ -2125,9 +2112,9 @@
         </w:pict>
       </w:r>
     </w:p>
-    <w:bookmarkEnd w:id="22"/>
-    <w:bookmarkEnd w:id="23"/>
-    <w:bookmarkStart w:id="36" w:name="X641036d7ccef56f59522485bce101f37c7c47f3"/>
+    <w:bookmarkEnd w:id="24"/>
+    <w:bookmarkEnd w:id="25"/>
+    <w:bookmarkStart w:id="38" w:name="X641036d7ccef56f59522485bce101f37c7c47f3"/>
     <w:p>
       <w:pPr>
         <w:pStyle w:val="Heading2"/>
@@ -2291,7 +2278,7 @@
             <w:r>
               <w:t xml:space="preserve"> </w:t>
             </w:r>
-            <w:hyperlink r:id="rId24">
+            <w:hyperlink r:id="rId26">
               <w:r>
                 <w:rPr>
                   <w:rStyle w:val="Hyperlink"/>
@@ -2364,7 +2351,7 @@
             <w:r>
               <w:t xml:space="preserve"> </w:t>
             </w:r>
-            <w:hyperlink r:id="rId25">
+            <w:hyperlink r:id="rId27">
               <w:r>
                 <w:rPr>
                   <w:rStyle w:val="Hyperlink"/>
@@ -2437,7 +2424,7 @@
             <w:r>
               <w:t xml:space="preserve"> </w:t>
             </w:r>
-            <w:hyperlink r:id="rId26">
+            <w:hyperlink r:id="rId28">
               <w:r>
                 <w:rPr>
                   <w:rStyle w:val="Hyperlink"/>
@@ -2526,7 +2513,7 @@
             <w:r>
               <w:t xml:space="preserve"> </w:t>
             </w:r>
-            <w:hyperlink r:id="rId27">
+            <w:hyperlink r:id="rId29">
               <w:r>
                 <w:rPr>
                   <w:rStyle w:val="Hyperlink"/>
@@ -2645,7 +2632,7 @@
             <w:r>
               <w:t xml:space="preserve"> </w:t>
             </w:r>
-            <w:hyperlink r:id="rId28">
+            <w:hyperlink r:id="rId30">
               <w:r>
                 <w:rPr>
                   <w:rStyle w:val="Hyperlink"/>
@@ -2712,7 +2699,7 @@
             <w:r>
               <w:t xml:space="preserve"> </w:t>
             </w:r>
-            <w:hyperlink r:id="rId29">
+            <w:hyperlink r:id="rId31">
               <w:r>
                 <w:rPr>
                   <w:rStyle w:val="Hyperlink"/>
@@ -2779,7 +2766,7 @@
             <w:r>
               <w:t xml:space="preserve"> </w:t>
             </w:r>
-            <w:hyperlink r:id="rId30">
+            <w:hyperlink r:id="rId32">
               <w:r>
                 <w:rPr>
                   <w:rStyle w:val="Hyperlink"/>
@@ -2807,18 +2794,24 @@
         <w:pStyle w:val="BodyText"/>
       </w:pPr>
       <w:r>
-        <w:t xml:space="preserve">The published-research figure on package hallucination, and the controlled trial on developer</w:t>
-      </w:r>
-      <w:r>
-        <w:t xml:space="preserve"> </w:t>
-      </w:r>
-      <w:r>
-        <w:t xml:space="preserve">speed, are already carried on this site with their hedges. Do not restate either; link to</w:t>
-      </w:r>
-      <w:r>
-        <w:t xml:space="preserve"> </w:t>
-      </w:r>
-      <w:hyperlink r:id="rId31">
+        <w:t xml:space="preserve">Two further figures are already carried on this site with their hedges: the published-research</w:t>
+      </w:r>
+      <w:r>
+        <w:t xml:space="preserve"> </w:t>
+      </w:r>
+      <w:r>
+        <w:t xml:space="preserve">figure on package hallucination, and the controlled trial on developer speed. Do not restate either.</w:t>
+      </w:r>
+      <w:r>
+        <w:t xml:space="preserve"> </w:t>
+      </w:r>
+      <w:r>
+        <w:t xml:space="preserve">Link to</w:t>
+      </w:r>
+      <w:r>
+        <w:t xml:space="preserve"> </w:t>
+      </w:r>
+      <w:hyperlink r:id="rId33">
         <w:r>
           <w:rPr>
             <w:rStyle w:val="Hyperlink"/>
@@ -2833,7 +2826,7 @@
         <w:t xml:space="preserve">and to the section on not claiming an unmeasured gain.</w:t>
       </w:r>
     </w:p>
-    <w:bookmarkStart w:id="32" w:name="the-six-caveats-as-one-carried-set"/>
+    <w:bookmarkStart w:id="34" w:name="the-six-caveats-as-one-carried-set"/>
     <w:p>
       <w:pPr>
         <w:pStyle w:val="Heading3"/>
@@ -2954,8 +2947,8 @@
         <w:t xml:space="preserve">No source supplies a validated single-metric certification threshold.</w:t>
       </w:r>
     </w:p>
-    <w:bookmarkEnd w:id="32"/>
-    <w:bookmarkStart w:id="33" w:name="Xa40af3e358f88c7e758605cde008ec4497fb3c9"/>
+    <w:bookmarkEnd w:id="34"/>
+    <w:bookmarkStart w:id="35" w:name="Xa40af3e358f88c7e758605cde008ec4497fb3c9"/>
     <w:p>
       <w:pPr>
         <w:pStyle w:val="Heading3"/>
@@ -3102,23 +3095,23 @@
         <w:pStyle w:val="FirstParagraph"/>
       </w:pPr>
       <w:r>
-        <w:t xml:space="preserve">Because the refuted claims came mostly from the trend-and-telemetry angle -- vendor material and</w:t>
-      </w:r>
-      <w:r>
-        <w:t xml:space="preserve"> </w:t>
-      </w:r>
-      <w:r>
-        <w:t xml:space="preserve">secondary blogs -- the rubric leans hardest on the peer-reviewed metric-validity studies and treats</w:t>
-      </w:r>
-      <w:r>
-        <w:t xml:space="preserve"> </w:t>
-      </w:r>
-      <w:r>
-        <w:t xml:space="preserve">the trend data as caveated context.</w:t>
-      </w:r>
-    </w:p>
-    <w:bookmarkEnd w:id="33"/>
-    <w:bookmarkStart w:id="35" w:name="X6c280cc635610efa1abd090d5319aee416f468b"/>
+        <w:t xml:space="preserve">The refuted claims came mostly from the trend-and-telemetry angle -- vendor material and secondary</w:t>
+      </w:r>
+      <w:r>
+        <w:t xml:space="preserve"> </w:t>
+      </w:r>
+      <w:r>
+        <w:t xml:space="preserve">blogs. So the rubric leans hardest on the peer-reviewed metric-validity studies and treats the trend</w:t>
+      </w:r>
+      <w:r>
+        <w:t xml:space="preserve"> </w:t>
+      </w:r>
+      <w:r>
+        <w:t xml:space="preserve">data as caveated context.</w:t>
+      </w:r>
+    </w:p>
+    <w:bookmarkEnd w:id="35"/>
+    <w:bookmarkStart w:id="37" w:name="X6c280cc635610efa1abd090d5319aee416f468b"/>
     <w:p>
       <w:pPr>
         <w:pStyle w:val="Heading3"/>
@@ -3213,7 +3206,7 @@
         <w:t xml:space="preserve"> </w:t>
       </w:r>
       <w:r>
-        <w:t xml:space="preserve">large candidate set; every load-bearing claim went to three-vote adversarial verification, and</w:t>
+        <w:t xml:space="preserve">large candidate set. Every load-bearing claim went to three-vote adversarial verification, and</w:t>
       </w:r>
       <w:r>
         <w:t xml:space="preserve"> </w:t>
@@ -3225,7 +3218,7 @@
         <w:t xml:space="preserve"> </w:t>
       </w:r>
       <w:r>
-        <w:t xml:space="preserve">casualties are listed below.</w:t>
+        <w:t xml:space="preserve">casualties are the refuted list above.</w:t>
       </w:r>
     </w:p>
     <w:p>
@@ -3301,7 +3294,7 @@
       <w:r>
         <w:t xml:space="preserve"> </w:t>
       </w:r>
-      <w:hyperlink r:id="rId34">
+      <w:hyperlink r:id="rId36">
         <w:r>
           <w:rPr>
             <w:rStyle w:val="Hyperlink"/>
@@ -3316,7 +3309,7 @@
         <w:t xml:space="preserve"> </w:t>
       </w:r>
       <w:r>
-        <w:t xml:space="preserve">What is worth adding here is the payoff: the claims that could be killed were killed</w:t>
+        <w:t xml:space="preserve">Worth adding here is the payoff: the claims that could be killed were killed</w:t>
       </w:r>
       <w:r>
         <w:t xml:space="preserve"> </w:t>
@@ -3332,7 +3325,13 @@
         <w:t xml:space="preserve"> </w:t>
       </w:r>
       <w:r>
-        <w:t xml:space="preserve">publication, not after somebody challenged them, and that is what makes the survivors worth citing.</w:t>
+        <w:t xml:space="preserve">publication,</w:t>
+      </w:r>
+      <w:r>
+        <w:t xml:space="preserve"> </w:t>
+      </w:r>
+      <w:r>
+        <w:t xml:space="preserve">not after somebody challenged them. That is what makes the survivors worth citing.</w:t>
       </w:r>
     </w:p>
     <w:p>
@@ -3342,9 +3341,9 @@
         </w:pict>
       </w:r>
     </w:p>
-    <w:bookmarkEnd w:id="35"/>
-    <w:bookmarkEnd w:id="36"/>
-    <w:bookmarkStart w:id="38" w:name="failure-mode-control-owner"/>
+    <w:bookmarkEnd w:id="37"/>
+    <w:bookmarkEnd w:id="38"/>
+    <w:bookmarkStart w:id="40" w:name="failure-mode-control-owner"/>
     <w:p>
       <w:pPr>
         <w:pStyle w:val="Heading2"/>
@@ -3364,13 +3363,15 @@
         <w:t xml:space="preserve"> </w:t>
       </w:r>
       <w:r>
-        <w:t xml:space="preserve">neutralizes it, and tag each control with which document owns it. Where a companion already owns a</w:t>
-      </w:r>
-      <w:r>
-        <w:t xml:space="preserve"> </w:t>
-      </w:r>
-      <w:r>
-        <w:t xml:space="preserve">control,</w:t>
+        <w:t xml:space="preserve">neutralizes it. Tag each control with the document that owns it.</w:t>
+      </w:r>
+    </w:p>
+    <w:p>
+      <w:pPr>
+        <w:pStyle w:val="BodyText"/>
+      </w:pPr>
+      <w:r>
+        <w:t xml:space="preserve">Where a companion already owns a control,</w:t>
       </w:r>
       <w:r>
         <w:t xml:space="preserve"> </w:t>
@@ -3386,21 +3387,19 @@
         <w:t xml:space="preserve"> </w:t>
       </w:r>
       <w:r>
-        <w:t xml:space="preserve">That leaves this document owning</w:t>
-      </w:r>
-      <w:r>
-        <w:t xml:space="preserve"> </w:t>
-      </w:r>
-      <w:r>
-        <w:t xml:space="preserve">exactly the gates nothing else carries.</w:t>
-      </w:r>
-    </w:p>
-    <w:p>
-      <w:pPr>
-        <w:pStyle w:val="BodyText"/>
-      </w:pPr>
-      <w:r>
-        <w:t xml:space="preserve">The failure modes worth mapping include at least these.</w:t>
+        <w:t xml:space="preserve">That</w:t>
+      </w:r>
+      <w:r>
+        <w:t xml:space="preserve"> </w:t>
+      </w:r>
+      <w:r>
+        <w:t xml:space="preserve">leaves this document owning exactly the gates nothing else carries. The failure modes worth mapping</w:t>
+      </w:r>
+      <w:r>
+        <w:t xml:space="preserve"> </w:t>
+      </w:r>
+      <w:r>
+        <w:t xml:space="preserve">include at least these.</w:t>
       </w:r>
     </w:p>
     <w:tbl>
@@ -3691,7 +3690,7 @@
             <w:pPr>
               <w:pStyle w:val="Compact"/>
             </w:pPr>
-            <w:hyperlink r:id="rId37">
+            <w:hyperlink r:id="rId39">
               <w:r>
                 <w:rPr>
                   <w:rStyle w:val="Hyperlink"/>
@@ -3772,8 +3771,8 @@
         </w:pict>
       </w:r>
     </w:p>
-    <w:bookmarkEnd w:id="38"/>
-    <w:bookmarkStart w:id="52" w:name="X4873c7bf06e912f32b8544c12adf4f299d0d8a2"/>
+    <w:bookmarkEnd w:id="40"/>
+    <w:bookmarkStart w:id="56" w:name="X4873c7bf06e912f32b8544c12adf4f299d0d8a2"/>
     <w:p>
       <w:pPr>
         <w:pStyle w:val="Heading2"/>
@@ -4110,23 +4109,25 @@
         <w:t xml:space="preserve"> </w:t>
       </w:r>
       <w:r>
-        <w:t xml:space="preserve">Cheap checks run in both places. Expensive, diff-scoped analysis is pipeline-first because</w:t>
-      </w:r>
-      <w:r>
-        <w:t xml:space="preserve"> </w:t>
-      </w:r>
-      <w:r>
-        <w:t xml:space="preserve">it is too slow for the inner loop -- but each one must also be exposed as an opt-in local command a</w:t>
-      </w:r>
-      <w:r>
-        <w:t xml:space="preserve"> </w:t>
-      </w:r>
-      <w:r>
-        <w:t xml:space="preserve">maintainer can run on demand.</w:t>
-      </w:r>
-      <w:r>
-        <w:t xml:space="preserve"> </w:t>
-      </w:r>
+        <w:t xml:space="preserve">Cheap checks run in both places. Expensive, diff-scoped analysis is pipeline-first,</w:t>
+      </w:r>
+      <w:r>
+        <w:t xml:space="preserve"> </w:t>
+      </w:r>
+      <w:r>
+        <w:t xml:space="preserve">because it is too slow for the inner loop. Each one must also be exposed as an opt-in local command</w:t>
+      </w:r>
+      <w:r>
+        <w:t xml:space="preserve"> </w:t>
+      </w:r>
+      <w:r>
+        <w:t xml:space="preserve">a maintainer can run on demand.</w:t>
+      </w:r>
+    </w:p>
+    <w:p>
+      <w:pPr>
+        <w:pStyle w:val="BodyText"/>
+      </w:pPr>
       <w:r>
         <w:rPr>
           <w:b/>
@@ -4135,18 +4136,18 @@
         <w:t xml:space="preserve">The pipeline is authoritative in every case</w:t>
       </w:r>
       <w:r>
-        <w:t xml:space="preserve">; local runs exist for</w:t>
-      </w:r>
-      <w:r>
-        <w:t xml:space="preserve"> </w:t>
-      </w:r>
-      <w:r>
-        <w:t xml:space="preserve">fast feedback. The mechanics of keeping those two invocations identical are already published:</w:t>
-      </w:r>
-      <w:r>
-        <w:t xml:space="preserve"> </w:t>
-      </w:r>
-      <w:hyperlink r:id="rId39">
+        <w:t xml:space="preserve">; local runs exist for fast feedback. The mechanics of</w:t>
+      </w:r>
+      <w:r>
+        <w:t xml:space="preserve"> </w:t>
+      </w:r>
+      <w:r>
+        <w:t xml:space="preserve">keeping those two invocations identical are already published:</w:t>
+      </w:r>
+      <w:r>
+        <w:t xml:space="preserve"> </w:t>
+      </w:r>
+      <w:hyperlink r:id="rId41">
         <w:r>
           <w:rPr>
             <w:rStyle w:val="Hyperlink"/>
@@ -4158,13 +4159,13 @@
         <w:t xml:space="preserve">.</w:t>
       </w:r>
     </w:p>
-    <w:bookmarkStart w:id="40" w:name="review-tools-that-apply-their-own-edits"/>
+    <w:bookmarkStart w:id="42" w:name="Xeb9f02e76d351661f9e4cebb1184bc6cd5f8704"/>
     <w:p>
       <w:pPr>
         <w:pStyle w:val="Heading3"/>
       </w:pPr>
       <w:r>
-        <w:t xml:space="preserve">Review tools that apply their own edits</w:t>
+        <w:t xml:space="preserve">Run an applying tool before the local check quartet, never after</w:t>
       </w:r>
     </w:p>
     <w:p>
@@ -4192,41 +4193,13 @@
         <w:pStyle w:val="BodyText"/>
       </w:pPr>
       <w:r>
-        <w:rPr>
-          <w:b/>
-          <w:bCs/>
-        </w:rPr>
-        <w:t xml:space="preserve">Run an applying tool before the local check quartet, never after.</w:t>
-      </w:r>
-      <w:r>
-        <w:t xml:space="preserve"> </w:t>
-      </w:r>
-      <w:r>
-        <w:t xml:space="preserve">A tool that rewrites code and</w:t>
-      </w:r>
-      <w:r>
-        <w:t xml:space="preserve"> </w:t>
-      </w:r>
-      <w:r>
-        <w:t xml:space="preserve">runs after your lint, type and test run mutates the tree that run just certified. Whatever the</w:t>
-      </w:r>
-      <w:r>
-        <w:t xml:space="preserve"> </w:t>
-      </w:r>
-      <w:r>
-        <w:t xml:space="preserve">quartet told you is then true of code that no longer exists. Tools that only report are safe after</w:t>
-      </w:r>
-      <w:r>
-        <w:t xml:space="preserve"> </w:t>
-      </w:r>
-      <w:r>
-        <w:t xml:space="preserve">the quartet, because they change nothing. The ordering is a consequence of what the tool does, not a</w:t>
-      </w:r>
-      <w:r>
-        <w:t xml:space="preserve"> </w:t>
-      </w:r>
-      <w:r>
-        <w:t xml:space="preserve">convention you could reasonably invert.</w:t>
+        <w:t xml:space="preserve">A tool that rewrites code and runs after your lint, type and test run mutates the tree that run just</w:t>
+      </w:r>
+      <w:r>
+        <w:t xml:space="preserve"> </w:t>
+      </w:r>
+      <w:r>
+        <w:t xml:space="preserve">certified. Whatever the quartet told you is then true of code that no longer exists.</w:t>
       </w:r>
     </w:p>
     <w:p>
@@ -4234,54 +4207,31 @@
         <w:pStyle w:val="BodyText"/>
       </w:pPr>
       <w:r>
-        <w:rPr>
-          <w:b/>
-          <w:bCs/>
-        </w:rPr>
-        <w:t xml:space="preserve">An applying tool is not a control, and it may not be scored.</w:t>
-      </w:r>
-      <w:r>
-        <w:t xml:space="preserve"> </w:t>
-      </w:r>
-      <w:r>
-        <w:t xml:space="preserve">If no pipeline leg runs it and</w:t>
-      </w:r>
-      <w:r>
-        <w:t xml:space="preserve"> </w:t>
-      </w:r>
-      <w:r>
-        <w:t xml:space="preserve">nothing reads its output, it is not a gate and not a signal. Be precise about why the liveness rule</w:t>
-      </w:r>
-      <w:r>
-        <w:t xml:space="preserve"> </w:t>
-      </w:r>
-      <w:r>
-        <w:t xml:space="preserve">above -- the requirement that a gate be proven able to fail -- does not reach it: not because it is</w:t>
-      </w:r>
-      <w:r>
-        <w:t xml:space="preserve"> </w:t>
-      </w:r>
-      <w:r>
-        <w:t xml:space="preserve">advisory, but because</w:t>
-      </w:r>
-      <w:r>
-        <w:t xml:space="preserve"> </w:t>
-      </w:r>
-      <w:r>
-        <w:rPr>
-          <w:b/>
-          <w:bCs/>
-        </w:rPr>
-        <w:t xml:space="preserve">there is no green check to trust in the first place</w:t>
-      </w:r>
-      <w:r>
-        <w:t xml:space="preserve">. State it loosely and a</w:t>
-      </w:r>
-      <w:r>
-        <w:t xml:space="preserve"> </w:t>
-      </w:r>
-      <w:r>
-        <w:t xml:space="preserve">reader concludes advisory things are exempt from liveness, which is the opposite of the rule.</w:t>
+        <w:t xml:space="preserve">Tools that only report are safe after the quartet, because they change nothing. The ordering is a</w:t>
+      </w:r>
+      <w:r>
+        <w:t xml:space="preserve"> </w:t>
+      </w:r>
+      <w:r>
+        <w:t xml:space="preserve">consequence of what the tool does, not a convention you could reasonably invert.</w:t>
+      </w:r>
+    </w:p>
+    <w:bookmarkEnd w:id="42"/>
+    <w:bookmarkStart w:id="43" w:name="X9d2a7b90d997eb5229c605c3c481d429c3bd196"/>
+    <w:p>
+      <w:pPr>
+        <w:pStyle w:val="Heading3"/>
+      </w:pPr>
+      <w:r>
+        <w:t xml:space="preserve">An applying tool is not a control, and it may not be scored</w:t>
+      </w:r>
+    </w:p>
+    <w:p>
+      <w:pPr>
+        <w:pStyle w:val="FirstParagraph"/>
+      </w:pPr>
+      <w:r>
+        <w:t xml:space="preserve">If no pipeline leg runs it and nothing reads its output, it is not a gate and not a signal.</w:t>
       </w:r>
     </w:p>
     <w:p>
@@ -4289,6 +4239,53 @@
         <w:pStyle w:val="BodyText"/>
       </w:pPr>
       <w:r>
+        <w:t xml:space="preserve">Be precise about why the liveness rule above -- the requirement that a gate be proven able to fail --</w:t>
+      </w:r>
+      <w:r>
+        <w:t xml:space="preserve"> </w:t>
+      </w:r>
+      <w:r>
+        <w:t xml:space="preserve">does not reach it. Not because it is advisory, but because</w:t>
+      </w:r>
+      <w:r>
+        <w:t xml:space="preserve"> </w:t>
+      </w:r>
+      <w:r>
+        <w:rPr>
+          <w:b/>
+          <w:bCs/>
+        </w:rPr>
+        <w:t xml:space="preserve">there is no green check to trust in the</w:t>
+      </w:r>
+      <w:r>
+        <w:rPr>
+          <w:b/>
+          <w:bCs/>
+        </w:rPr>
+        <w:t xml:space="preserve"> </w:t>
+      </w:r>
+      <w:r>
+        <w:rPr>
+          <w:b/>
+          <w:bCs/>
+        </w:rPr>
+        <w:t xml:space="preserve">first place</w:t>
+      </w:r>
+      <w:r>
+        <w:t xml:space="preserve">. State it loosely and a reader concludes advisory things are exempt from liveness,</w:t>
+      </w:r>
+      <w:r>
+        <w:t xml:space="preserve"> </w:t>
+      </w:r>
+      <w:r>
+        <w:t xml:space="preserve">which is the opposite of the rule.</w:t>
+      </w:r>
+    </w:p>
+    <w:p>
+      <w:pPr>
+        <w:pStyle w:val="BodyText"/>
+      </w:pPr>
+      <w:r>
         <w:rPr>
           <w:b/>
           <w:bCs/>
@@ -4299,37 +4296,19 @@
         <w:t xml:space="preserve"> </w:t>
       </w:r>
       <w:r>
-        <w:t xml:space="preserve">When the</w:t>
-      </w:r>
-      <w:r>
-        <w:t xml:space="preserve"> </w:t>
-      </w:r>
-      <w:r>
-        <w:t xml:space="preserve">tool arrives with the AI coding assistant rather than with the project, no artifact under version</w:t>
-      </w:r>
-      <w:r>
-        <w:t xml:space="preserve"> </w:t>
-      </w:r>
-      <w:r>
-        <w:t xml:space="preserve">control records its presence. A status claim about it can therefore be neither verified nor</w:t>
-      </w:r>
-      <w:r>
-        <w:t xml:space="preserve"> </w:t>
-      </w:r>
-      <w:r>
-        <w:t xml:space="preserve">falsified from the repository, so the honest entry is no status at all -- not "built", not</w:t>
-      </w:r>
-      <w:r>
-        <w:t xml:space="preserve"> </w:t>
-      </w:r>
-      <w:r>
-        <w:t xml:space="preserve">"enabled". This one is easy to get wrong by accident, because the tool is plainly doing useful</w:t>
-      </w:r>
-      <w:r>
-        <w:t xml:space="preserve"> </w:t>
-      </w:r>
-      <w:r>
-        <w:t xml:space="preserve">work.</w:t>
+        <w:t xml:space="preserve">When</w:t>
+      </w:r>
+      <w:r>
+        <w:t xml:space="preserve"> </w:t>
+      </w:r>
+      <w:r>
+        <w:t xml:space="preserve">the tool arrives with the AI coding assistant rather than with the project, no artifact under version</w:t>
+      </w:r>
+      <w:r>
+        <w:t xml:space="preserve"> </w:t>
+      </w:r>
+      <w:r>
+        <w:t xml:space="preserve">control records its presence.</w:t>
       </w:r>
     </w:p>
     <w:p>
@@ -4337,29 +4316,51 @@
         <w:pStyle w:val="BodyText"/>
       </w:pPr>
       <w:r>
-        <w:rPr>
-          <w:b/>
-          <w:bCs/>
-        </w:rPr>
-        <w:t xml:space="preserve">Tell it which duplication is deliberate.</w:t>
-      </w:r>
-      <w:r>
-        <w:t xml:space="preserve"> </w:t>
-      </w:r>
-      <w:r>
-        <w:t xml:space="preserve">A tool that rewrites for reuse will collapse repetition</w:t>
-      </w:r>
-      <w:r>
-        <w:t xml:space="preserve"> </w:t>
-      </w:r>
-      <w:r>
-        <w:t xml:space="preserve">that exists on purpose, and collapsing it undoes a decision someone made for reasons. Carry the</w:t>
-      </w:r>
-      <w:r>
-        <w:t xml:space="preserve"> </w:t>
-      </w:r>
-      <w:r>
-        <w:t xml:space="preserve">exclusions as an open class --</w:t>
+        <w:t xml:space="preserve">A status claim about it can therefore be neither verified nor falsified from the repository. The</w:t>
+      </w:r>
+      <w:r>
+        <w:t xml:space="preserve"> </w:t>
+      </w:r>
+      <w:r>
+        <w:t xml:space="preserve">honest entry is no status at all -- not "built", not "enabled". This one is easy to get wrong by</w:t>
+      </w:r>
+      <w:r>
+        <w:t xml:space="preserve"> </w:t>
+      </w:r>
+      <w:r>
+        <w:t xml:space="preserve">accident, because the tool is plainly doing useful work.</w:t>
+      </w:r>
+    </w:p>
+    <w:bookmarkEnd w:id="43"/>
+    <w:bookmarkStart w:id="44" w:name="X551e6e2df0d6fccfd0169d5dffc8a5d8c0df508"/>
+    <w:p>
+      <w:pPr>
+        <w:pStyle w:val="Heading3"/>
+      </w:pPr>
+      <w:r>
+        <w:t xml:space="preserve">Tell an applying tool which duplication is deliberate</w:t>
+      </w:r>
+    </w:p>
+    <w:p>
+      <w:pPr>
+        <w:pStyle w:val="FirstParagraph"/>
+      </w:pPr>
+      <w:r>
+        <w:t xml:space="preserve">A tool that rewrites for reuse will collapse repetition that exists on purpose, and collapsing it</w:t>
+      </w:r>
+      <w:r>
+        <w:t xml:space="preserve"> </w:t>
+      </w:r>
+      <w:r>
+        <w:t xml:space="preserve">undoes a decision someone made for reasons.</w:t>
+      </w:r>
+    </w:p>
+    <w:p>
+      <w:pPr>
+        <w:pStyle w:val="BodyText"/>
+      </w:pPr>
+      <w:r>
+        <w:t xml:space="preserve">Carry the exclusions as an open class --</w:t>
       </w:r>
       <w:r>
         <w:t xml:space="preserve"> </w:t>
@@ -4375,13 +4376,13 @@
         <w:t xml:space="preserve"> </w:t>
       </w:r>
       <w:r>
-        <w:t xml:space="preserve">these, never a closed list -- because the closed form is</w:t>
-      </w:r>
-      <w:r>
-        <w:t xml:space="preserve"> </w:t>
-      </w:r>
-      <w:r>
-        <w:t xml:space="preserve">what fails: a list of exactly two cases went to review and a third was found that it had missed. A</w:t>
+        <w:t xml:space="preserve">these, never a closed list. The closed form is</w:t>
+      </w:r>
+      <w:r>
+        <w:t xml:space="preserve"> </w:t>
+      </w:r>
+      <w:r>
+        <w:t xml:space="preserve">what fails: a list of exactly two cases went to review, and a third was found that it had missed. A</w:t>
       </w:r>
       <w:r>
         <w:t xml:space="preserve"> </w:t>
@@ -4458,8 +4459,8 @@
         <w:t xml:space="preserve">review you asked for, and the verdict is still yours.</w:t>
       </w:r>
     </w:p>
-    <w:bookmarkEnd w:id="40"/>
-    <w:bookmarkStart w:id="42" w:name="X597443be2705a139bc04ea159f59888b5604f40"/>
+    <w:bookmarkEnd w:id="44"/>
+    <w:bookmarkStart w:id="46" w:name="X597443be2705a139bc04ea159f59888b5604f40"/>
     <w:p>
       <w:pPr>
         <w:pStyle w:val="Heading3"/>
@@ -4479,7 +4480,7 @@
         <w:t xml:space="preserve"> </w:t>
       </w:r>
       <w:r>
-        <w:t xml:space="preserve">here was classified expensive and pushed onto a nightly schedule on exactly that basis; once the</w:t>
+        <w:t xml:space="preserve">here was classified expensive and pushed onto a nightly schedule on exactly that basis. Once the</w:t>
       </w:r>
       <w:r>
         <w:t xml:space="preserve"> </w:t>
@@ -4491,12 +4492,20 @@
         <w:t xml:space="preserve"> </w:t>
       </w:r>
       <w:r>
-        <w:t xml:space="preserve">onto every proposed change. The general rule is already stated as</w:t>
-      </w:r>
-      <w:r>
-        <w:t xml:space="preserve"> </w:t>
-      </w:r>
-      <w:hyperlink r:id="rId41">
+        <w:t xml:space="preserve">onto every proposed change.</w:t>
+      </w:r>
+    </w:p>
+    <w:p>
+      <w:pPr>
+        <w:pStyle w:val="BodyText"/>
+      </w:pPr>
+      <w:r>
+        <w:t xml:space="preserve">The general rule is already stated as</w:t>
+      </w:r>
+      <w:r>
+        <w:t xml:space="preserve"> </w:t>
+      </w:r>
+      <w:hyperlink r:id="rId45">
         <w:r>
           <w:rPr>
             <w:rStyle w:val="Hyperlink"/>
@@ -4524,8 +4533,8 @@
         <w:t xml:space="preserve">placement is a derived value, so re-derive it after any repair.</w:t>
       </w:r>
     </w:p>
-    <w:bookmarkEnd w:id="42"/>
-    <w:bookmarkStart w:id="44" w:name="X1df03efceb460cdfcaee6e33061c438652629db"/>
+    <w:bookmarkEnd w:id="46"/>
+    <w:bookmarkStart w:id="48" w:name="X1df03efceb460cdfcaee6e33061c438652629db"/>
     <w:p>
       <w:pPr>
         <w:pStyle w:val="Heading3"/>
@@ -4539,25 +4548,7 @@
         <w:pStyle w:val="FirstParagraph"/>
       </w:pPr>
       <w:r>
-        <w:t xml:space="preserve">A status of "built" records a gate's existence, not its execution. In one later review, three</w:t>
-      </w:r>
-      <w:r>
-        <w:t xml:space="preserve"> </w:t>
-      </w:r>
-      <w:r>
-        <w:t xml:space="preserve">defects were found across two of five measurement gates, all green throughout: two gates measuring</w:t>
-      </w:r>
-      <w:r>
-        <w:t xml:space="preserve"> </w:t>
-      </w:r>
-      <w:r>
-        <w:t xml:space="preserve">nothing, and one measuring correctly while publishing a wrong derived number. One of them had been</w:t>
-      </w:r>
-      <w:r>
-        <w:t xml:space="preserve"> </w:t>
-      </w:r>
-      <w:r>
-        <w:t xml:space="preserve">scored built across two published versions of the rubric while producing zero units of work.</w:t>
+        <w:t xml:space="preserve">A status of "built" records a gate's existence, not its execution.</w:t>
       </w:r>
     </w:p>
     <w:p>
@@ -4565,12 +4556,38 @@
         <w:pStyle w:val="BodyText"/>
       </w:pPr>
       <w:r>
+        <w:t xml:space="preserve">One later review found three defects across two of five measurement gates, all green throughout: two</w:t>
+      </w:r>
+      <w:r>
+        <w:t xml:space="preserve"> </w:t>
+      </w:r>
+      <w:r>
+        <w:t xml:space="preserve">gates measuring nothing, and one measuring correctly while publishing a wrong derived number. One of</w:t>
+      </w:r>
+      <w:r>
+        <w:t xml:space="preserve"> </w:t>
+      </w:r>
+      <w:r>
+        <w:t xml:space="preserve">them had been scored built across two published versions of the rubric while producing zero units of</w:t>
+      </w:r>
+      <w:r>
+        <w:t xml:space="preserve"> </w:t>
+      </w:r>
+      <w:r>
+        <w:t xml:space="preserve">work.</w:t>
+      </w:r>
+    </w:p>
+    <w:p>
+      <w:pPr>
+        <w:pStyle w:val="BodyText"/>
+      </w:pPr>
+      <w:r>
         <w:t xml:space="preserve">The liveness rules that came out of that are published in full under</w:t>
       </w:r>
       <w:r>
         <w:t xml:space="preserve"> </w:t>
       </w:r>
-      <w:hyperlink r:id="rId43">
+      <w:hyperlink r:id="rId47">
         <w:r>
           <w:rPr>
             <w:rStyle w:val="Hyperlink"/>
@@ -4737,8 +4754,8 @@
         <w:t xml:space="preserve">, so a resolution change cannot read as a clean sweep.</w:t>
       </w:r>
     </w:p>
-    <w:bookmarkEnd w:id="44"/>
-    <w:bookmarkStart w:id="45" w:name="Xd9dbceec688c77ac95e3dc47bf43983d521284f"/>
+    <w:bookmarkEnd w:id="48"/>
+    <w:bookmarkStart w:id="49" w:name="Xd9dbceec688c77ac95e3dc47bf43983d521284f"/>
     <w:p>
       <w:pPr>
         <w:pStyle w:val="Heading3"/>
@@ -4752,7 +4769,7 @@
         <w:pStyle w:val="FirstParagraph"/>
       </w:pPr>
       <w:r>
-        <w:t xml:space="preserve">A raw advisory list over a whole repository is not usable on a change: every finding anchors on the</w:t>
+        <w:t xml:space="preserve">A raw advisory list over a whole repository is not usable on a change. Every finding anchors on the</w:t>
       </w:r>
       <w:r>
         <w:t xml:space="preserve"> </w:t>
@@ -4785,8 +4802,8 @@
         <w:t xml:space="preserve">change introduced or made worse.</w:t>
       </w:r>
     </w:p>
-    <w:bookmarkEnd w:id="45"/>
-    <w:bookmarkStart w:id="46" w:name="X8c4e78d23ff997ec49ea1c102279685646a2549"/>
+    <w:bookmarkEnd w:id="49"/>
+    <w:bookmarkStart w:id="50" w:name="X8c4e78d23ff997ec49ea1c102279685646a2549"/>
     <w:p>
       <w:pPr>
         <w:pStyle w:val="Heading3"/>
@@ -4827,8 +4844,8 @@
         <w:t xml:space="preserve">findings into ranges so the annotation set stays legible.</w:t>
       </w:r>
     </w:p>
-    <w:bookmarkEnd w:id="46"/>
-    <w:bookmarkStart w:id="48" w:name="Xb62db8c4c5e20baab99d0eaa36c6b7cbdb5b5b0"/>
+    <w:bookmarkEnd w:id="50"/>
+    <w:bookmarkStart w:id="52" w:name="Xb62db8c4c5e20baab99d0eaa36c6b7cbdb5b5b0"/>
     <w:p>
       <w:pPr>
         <w:pStyle w:val="Heading3"/>
@@ -4848,13 +4865,13 @@
         <w:t xml:space="preserve"> </w:t>
       </w:r>
       <w:r>
-        <w:t xml:space="preserve">pin does not satisfy a supply-chain scorer's pinned-dependency requirement, and a hash-pinned</w:t>
-      </w:r>
-      <w:r>
-        <w:t xml:space="preserve"> </w:t>
-      </w:r>
-      <w:r>
-        <w:t xml:space="preserve">toolchain kept</w:t>
+        <w:t xml:space="preserve">pin does not satisfy a supply-chain scorer's pinned-dependency requirement. A hash-pinned toolchain</w:t>
+      </w:r>
+      <w:r>
+        <w:t xml:space="preserve"> </w:t>
+      </w:r>
+      <w:r>
+        <w:t xml:space="preserve">kept</w:t>
       </w:r>
       <w:r>
         <w:t xml:space="preserve"> </w:t>
@@ -4870,13 +4887,13 @@
         <w:t xml:space="preserve"> </w:t>
       </w:r>
       <w:r>
-        <w:t xml:space="preserve">your existing export-and-diff machinery rots into a pinned, stale and</w:t>
-      </w:r>
-      <w:r>
-        <w:t xml:space="preserve"> </w:t>
-      </w:r>
-      <w:r>
-        <w:t xml:space="preserve">unpatched one -- a worse posture than floating.</w:t>
+        <w:t xml:space="preserve">your existing export-and-diff machinery rots into a pinned, stale and unpatched</w:t>
+      </w:r>
+      <w:r>
+        <w:t xml:space="preserve"> </w:t>
+      </w:r>
+      <w:r>
+        <w:t xml:space="preserve">one -- a worse posture than floating.</w:t>
       </w:r>
     </w:p>
     <w:p>
@@ -4900,7 +4917,7 @@
         <w:t xml:space="preserve"> </w:t>
       </w:r>
       <w:r>
-        <w:t xml:space="preserve">regenerate-and-diff machinery as your runtime locks, and assert that it cannot leak into the runtime</w:t>
+        <w:t xml:space="preserve">regenerate-and-diff machinery as your runtime locks. Assert that it cannot leak into the runtime</w:t>
       </w:r>
       <w:r>
         <w:t xml:space="preserve"> </w:t>
@@ -4908,15 +4925,17 @@
       <w:r>
         <w:t xml:space="preserve">install set.</w:t>
       </w:r>
-      <w:r>
-        <w:t xml:space="preserve"> </w:t>
-      </w:r>
+    </w:p>
+    <w:p>
+      <w:pPr>
+        <w:pStyle w:val="BodyText"/>
+      </w:pPr>
       <w:r>
         <w:rPr>
           <w:i/>
           <w:iCs/>
         </w:rPr>
-        <w:t xml:space="preserve">The declaration mechanism -- a non-default dependency group, an optional extra, a</w:t>
+        <w:t xml:space="preserve">The declaration mechanism -- a non-default dependency group, an optional extra, a separate lock</w:t>
       </w:r>
       <w:r>
         <w:rPr>
@@ -4930,7 +4949,7 @@
           <w:i/>
           <w:iCs/>
         </w:rPr>
-        <w:t xml:space="preserve">separate lock file -- is ecosystem-specific; check what yours actually guarantees rather than</w:t>
+        <w:t xml:space="preserve">file -- is ecosystem-specific. Check what yours actually guarantees rather than assuming a version</w:t>
       </w:r>
       <w:r>
         <w:rPr>
@@ -4944,18 +4963,20 @@
           <w:i/>
           <w:iCs/>
         </w:rPr>
-        <w:t xml:space="preserve">assuming a version pin is a digest pin.</w:t>
-      </w:r>
-      <w:r>
-        <w:t xml:space="preserve"> </w:t>
-      </w:r>
+        <w:t xml:space="preserve">pin is a digest pin.</w:t>
+      </w:r>
+    </w:p>
+    <w:p>
+      <w:pPr>
+        <w:pStyle w:val="BodyText"/>
+      </w:pPr>
       <w:r>
         <w:t xml:space="preserve">The general rule is</w:t>
       </w:r>
       <w:r>
         <w:t xml:space="preserve"> </w:t>
       </w:r>
-      <w:hyperlink r:id="rId47">
+      <w:hyperlink r:id="rId51">
         <w:r>
           <w:rPr>
             <w:rStyle w:val="Hyperlink"/>
@@ -4973,14 +4994,14 @@
         <w:t xml:space="preserve">the two deltas above are the additions.</w:t>
       </w:r>
     </w:p>
-    <w:bookmarkEnd w:id="48"/>
-    <w:bookmarkStart w:id="50" w:name="rolling-out-a-blocking-lint-expansion"/>
+    <w:bookmarkEnd w:id="52"/>
+    <w:bookmarkStart w:id="54" w:name="Xc62112f73f7d2e1f495818af037474d28051436"/>
     <w:p>
       <w:pPr>
         <w:pStyle w:val="Heading3"/>
       </w:pPr>
       <w:r>
-        <w:t xml:space="preserve">Rolling out a blocking lint expansion</w:t>
+        <w:t xml:space="preserve">Widen a blocking lint ruleset from a clean baseline</w:t>
       </w:r>
     </w:p>
     <w:p>
@@ -5023,7 +5044,7 @@
       <w:r>
         <w:t xml:space="preserve"> </w:t>
       </w:r>
-      <w:hyperlink r:id="rId49">
+      <w:hyperlink r:id="rId53">
         <w:r>
           <w:rPr>
             <w:rStyle w:val="Hyperlink"/>
@@ -5035,8 +5056,8 @@
         <w:t xml:space="preserve">.</w:t>
       </w:r>
     </w:p>
-    <w:bookmarkEnd w:id="50"/>
-    <w:bookmarkStart w:id="51" w:name="X4c002b3a64c509ea8664658236d67cae023b9dc"/>
+    <w:bookmarkEnd w:id="54"/>
+    <w:bookmarkStart w:id="55" w:name="X4c002b3a64c509ea8664658236d67cae023b9dc"/>
     <w:p>
       <w:pPr>
         <w:pStyle w:val="Heading3"/>
@@ -5102,9 +5123,9 @@
         </w:pict>
       </w:r>
     </w:p>
-    <w:bookmarkEnd w:id="51"/>
-    <w:bookmarkEnd w:id="52"/>
-    <w:bookmarkStart w:id="55" w:name="reviewing-the-code-depth-tiers"/>
+    <w:bookmarkEnd w:id="55"/>
+    <w:bookmarkEnd w:id="56"/>
+    <w:bookmarkStart w:id="59" w:name="reviewing-the-code-depth-tiers"/>
     <w:p>
       <w:pPr>
         <w:pStyle w:val="Heading2"/>
@@ -5379,13 +5400,13 @@
         <w:t xml:space="preserve"> </w:t>
       </w:r>
       <w:r>
-        <w:t xml:space="preserve">That is the point of the classification -- the expensive read is aimed at the fraction that earns</w:t>
-      </w:r>
-      <w:r>
-        <w:t xml:space="preserve"> </w:t>
-      </w:r>
-      <w:r>
-        <w:t xml:space="preserve">it, and every other file has a named cheaper obligation rather than being skipped in silence.</w:t>
+        <w:t xml:space="preserve">That is the point of the classification. The expensive read is aimed at the fraction that earns it,</w:t>
+      </w:r>
+      <w:r>
+        <w:t xml:space="preserve"> </w:t>
+      </w:r>
+      <w:r>
+        <w:t xml:space="preserve">and every other file has a named cheaper obligation rather than being skipped in silence.</w:t>
       </w:r>
     </w:p>
     <w:p>
@@ -5393,7 +5414,7 @@
         <w:pStyle w:val="BodyText"/>
       </w:pPr>
       <w:r>
-        <w:t xml:space="preserve">The comprehension bar itself is settled on this site: you must be able to explain every reviewed</w:t>
+        <w:t xml:space="preserve">The comprehension bar itself is settled on this site. You must be able to explain every reviewed</w:t>
       </w:r>
       <w:r>
         <w:t xml:space="preserve"> </w:t>
@@ -5434,7 +5455,7 @@
       <w:r>
         <w:t xml:space="preserve"> </w:t>
       </w:r>
-      <w:hyperlink r:id="rId53">
+      <w:hyperlink r:id="rId57">
         <w:r>
           <w:rPr>
             <w:rStyle w:val="Hyperlink"/>
@@ -5446,7 +5467,7 @@
         <w:t xml:space="preserve">.</w:t>
       </w:r>
     </w:p>
-    <w:bookmarkStart w:id="54" w:name="X21447fa3360ab7c39aecc4afe7b21be6d9bbd16"/>
+    <w:bookmarkStart w:id="58" w:name="X21447fa3360ab7c39aecc4afe7b21be6d9bbd16"/>
     <w:p>
       <w:pPr>
         <w:pStyle w:val="Heading3"/>
@@ -5492,9 +5513,9 @@
         </w:pict>
       </w:r>
     </w:p>
-    <w:bookmarkEnd w:id="54"/>
-    <w:bookmarkEnd w:id="55"/>
-    <w:bookmarkStart w:id="56" w:name="reviewing-a-trust-boundary"/>
+    <w:bookmarkEnd w:id="58"/>
+    <w:bookmarkEnd w:id="59"/>
+    <w:bookmarkStart w:id="60" w:name="reviewing-a-trust-boundary"/>
     <w:p>
       <w:pPr>
         <w:pStyle w:val="Heading2"/>
@@ -5859,8 +5880,8 @@
         </w:pict>
       </w:r>
     </w:p>
-    <w:bookmarkEnd w:id="56"/>
-    <w:bookmarkStart w:id="58" w:name="confirming-the-control-plane"/>
+    <w:bookmarkEnd w:id="60"/>
+    <w:bookmarkStart w:id="62" w:name="confirming-the-control-plane"/>
     <w:p>
       <w:pPr>
         <w:pStyle w:val="Heading2"/>
@@ -6114,7 +6135,7 @@
       <w:r>
         <w:t xml:space="preserve"> </w:t>
       </w:r>
-      <w:hyperlink r:id="rId57">
+      <w:hyperlink r:id="rId61">
         <w:r>
           <w:rPr>
             <w:rStyle w:val="Hyperlink"/>
@@ -6148,8 +6169,8 @@
         </w:pict>
       </w:r>
     </w:p>
-    <w:bookmarkEnd w:id="58"/>
-    <w:bookmarkStart w:id="59" w:name="when-review-is-self-review"/>
+    <w:bookmarkEnd w:id="62"/>
+    <w:bookmarkStart w:id="63" w:name="when-review-is-self-review"/>
     <w:p>
       <w:pPr>
         <w:pStyle w:val="Heading2"/>
@@ -6185,7 +6206,7 @@
         <w:t xml:space="preserve"> </w:t>
       </w:r>
       <w:r>
-        <w:t xml:space="preserve">rather than describing the control as satisfied: name the</w:t>
+        <w:t xml:space="preserve">rather than describing the control as satisfied. Name the</w:t>
       </w:r>
       <w:r>
         <w:t xml:space="preserve"> </w:t>
@@ -6205,49 +6226,35 @@
         <w:pStyle w:val="BodyText"/>
       </w:pPr>
       <w:r>
-        <w:t xml:space="preserve">Then name the control that most nearly compensates. The overconfidence finding bites hardest</w:t>
-      </w:r>
-      <w:r>
-        <w:t xml:space="preserve"> </w:t>
-      </w:r>
-      <w:r>
-        <w:t xml:space="preserve">exactly when the author reviews their own machine-assisted output, which makes</w:t>
-      </w:r>
-      <w:r>
-        <w:t xml:space="preserve"> </w:t>
-      </w:r>
-      <w:r>
-        <w:rPr>
-          <w:b/>
-          <w:bCs/>
-        </w:rPr>
-        <w:t xml:space="preserve">mutation on changed</w:t>
-      </w:r>
-      <w:r>
-        <w:rPr>
-          <w:b/>
-          <w:bCs/>
-        </w:rPr>
-        <w:t xml:space="preserve"> </w:t>
-      </w:r>
-      <w:r>
-        <w:rPr>
-          <w:b/>
-          <w:bCs/>
-        </w:rPr>
-        <w:t xml:space="preserve">code</w:t>
-      </w:r>
-      <w:r>
-        <w:t xml:space="preserve"> </w:t>
-      </w:r>
-      <w:r>
-        <w:t xml:space="preserve">the highest-leverage gate to build first: it is the one control that adversarially checks</w:t>
-      </w:r>
-      <w:r>
-        <w:t xml:space="preserve"> </w:t>
-      </w:r>
-      <w:r>
-        <w:t xml:space="preserve">whether the tests assert anything, independently of the author's confidence.</w:t>
+        <w:t xml:space="preserve">Then name the control that most nearly compensates. The overconfidence finding bites hardest exactly</w:t>
+      </w:r>
+      <w:r>
+        <w:t xml:space="preserve"> </w:t>
+      </w:r>
+      <w:r>
+        <w:t xml:space="preserve">when the author reviews their own machine-assisted output. That makes</w:t>
+      </w:r>
+      <w:r>
+        <w:t xml:space="preserve"> </w:t>
+      </w:r>
+      <w:r>
+        <w:rPr>
+          <w:b/>
+          <w:bCs/>
+        </w:rPr>
+        <w:t xml:space="preserve">mutation on changed code</w:t>
+      </w:r>
+      <w:r>
+        <w:t xml:space="preserve"> </w:t>
+      </w:r>
+      <w:r>
+        <w:t xml:space="preserve">the highest-leverage gate to build first. It is the one control that adversarially checks whether</w:t>
+      </w:r>
+      <w:r>
+        <w:t xml:space="preserve"> </w:t>
+      </w:r>
+      <w:r>
+        <w:t xml:space="preserve">the tests assert anything, independently of the author's confidence.</w:t>
       </w:r>
     </w:p>
     <w:p>
@@ -6257,8 +6264,8 @@
         </w:pict>
       </w:r>
     </w:p>
-    <w:bookmarkEnd w:id="59"/>
-    <w:bookmarkStart w:id="60" w:name="adapting-this-to-your-project"/>
+    <w:bookmarkEnd w:id="63"/>
+    <w:bookmarkStart w:id="64" w:name="adapting-this-to-your-project"/>
     <w:p>
       <w:pPr>
         <w:pStyle w:val="Heading2"/>
@@ -6546,19 +6553,21 @@
         <w:t xml:space="preserve"> </w:t>
       </w:r>
       <w:r>
-        <w:t xml:space="preserve">deliberately left alone, because they are citations rather than signals. If a number will be quoted</w:t>
-      </w:r>
-      <w:r>
-        <w:t xml:space="preserve"> </w:t>
-      </w:r>
-      <w:r>
-        <w:t xml:space="preserve">elsewhere, freeze it; if you must renumber, say which identifier families are frozen and which</w:t>
-      </w:r>
-      <w:r>
-        <w:t xml:space="preserve"> </w:t>
-      </w:r>
-      <w:r>
-        <w:t xml:space="preserve">moved, and rewrite every cross-reference in the same change.</w:t>
+        <w:t xml:space="preserve">deliberately left alone, because they are citations rather than signals.</w:t>
+      </w:r>
+    </w:p>
+    <w:p>
+      <w:pPr>
+        <w:pStyle w:val="BodyText"/>
+      </w:pPr>
+      <w:r>
+        <w:t xml:space="preserve">If a number will be quoted elsewhere, freeze it. If you must renumber, say which identifier families</w:t>
+      </w:r>
+      <w:r>
+        <w:t xml:space="preserve"> </w:t>
+      </w:r>
+      <w:r>
+        <w:t xml:space="preserve">are frozen and which moved, and rewrite every cross-reference in the same change.</w:t>
       </w:r>
     </w:p>
     <w:p>
@@ -6568,8 +6577,8 @@
         </w:pict>
       </w:r>
     </w:p>
-    <w:bookmarkEnd w:id="60"/>
-    <w:bookmarkStart w:id="61" w:name="in-one-table"/>
+    <w:bookmarkEnd w:id="64"/>
+    <w:bookmarkStart w:id="65" w:name="in-one-table"/>
     <w:p>
       <w:pPr>
         <w:pStyle w:val="Heading2"/>
@@ -7151,8 +7160,8 @@
         </w:pict>
       </w:r>
     </w:p>
-    <w:bookmarkEnd w:id="61"/>
-    <w:bookmarkStart w:id="66" w:name="related"/>
+    <w:bookmarkEnd w:id="65"/>
+    <w:bookmarkStart w:id="70" w:name="related"/>
     <w:p>
       <w:pPr>
         <w:pStyle w:val="Heading2"/>
@@ -7169,7 +7178,7 @@
           <w:numId w:val="1014"/>
         </w:numPr>
       </w:pPr>
-      <w:hyperlink r:id="rId53">
+      <w:hyperlink r:id="rId57">
         <w:r>
           <w:rPr>
             <w:rStyle w:val="Hyperlink"/>
@@ -7204,7 +7213,7 @@
           <w:numId w:val="1014"/>
         </w:numPr>
       </w:pPr>
-      <w:hyperlink r:id="rId62">
+      <w:hyperlink r:id="rId66">
         <w:r>
           <w:rPr>
             <w:rStyle w:val="Hyperlink"/>
@@ -7233,7 +7242,7 @@
           <w:numId w:val="1014"/>
         </w:numPr>
       </w:pPr>
-      <w:hyperlink r:id="rId63">
+      <w:hyperlink r:id="rId67">
         <w:r>
           <w:rPr>
             <w:rStyle w:val="Hyperlink"/>
@@ -7262,7 +7271,7 @@
           <w:numId w:val="1014"/>
         </w:numPr>
       </w:pPr>
-      <w:hyperlink r:id="rId64">
+      <w:hyperlink r:id="rId68">
         <w:r>
           <w:rPr>
             <w:rStyle w:val="Hyperlink"/>
@@ -7291,7 +7300,7 @@
           <w:numId w:val="1014"/>
         </w:numPr>
       </w:pPr>
-      <w:hyperlink r:id="rId65">
+      <w:hyperlink r:id="rId69">
         <w:r>
           <w:rPr>
             <w:rStyle w:val="Hyperlink"/>
@@ -7312,8 +7321,8 @@
         <w:t xml:space="preserve">closes</w:t>
       </w:r>
     </w:p>
-    <w:bookmarkEnd w:id="66"/>
-    <w:bookmarkEnd w:id="67"/>
+    <w:bookmarkEnd w:id="70"/>
+    <w:bookmarkEnd w:id="71"/>
     <w:sectPr>
       <w:footnotePr>
         <w:numRestart w:val="eachSect"/>

--- a/docs/standards/word/CODE-QUALITY.docx
+++ b/docs/standards/word/CODE-QUALITY.docx
@@ -28,7 +28,7 @@
         </w:p>
       </w:sdtContent>
     </w:sdt>
-    <w:bookmarkStart w:id="71" w:name="X039aeb2016e4fe7379ac9a7b5b9485b158f6d95"/>
+    <w:bookmarkStart w:id="72" w:name="X039aeb2016e4fe7379ac9a7b5b9485b158f6d95"/>
     <w:p>
       <w:pPr>
         <w:pStyle w:val="Heading1"/>
@@ -42,51 +42,25 @@
         <w:pStyle w:val="FirstParagraph"/>
       </w:pPr>
       <w:r>
-        <w:t xml:space="preserve">A rubric for answering one question about a body of code:</w:t>
-      </w:r>
-      <w:r>
-        <w:t xml:space="preserve"> </w:t>
-      </w:r>
-      <w:r>
-        <w:rPr>
-          <w:b/>
-          <w:bCs/>
-        </w:rPr>
-        <w:t xml:space="preserve">is this good, or is it filler that</w:t>
-      </w:r>
-      <w:r>
-        <w:rPr>
-          <w:b/>
-          <w:bCs/>
-        </w:rPr>
-        <w:t xml:space="preserve"> </w:t>
-      </w:r>
-      <w:r>
-        <w:rPr>
-          <w:b/>
-          <w:bCs/>
-        </w:rPr>
-        <w:t xml:space="preserve">looks finished?</w:t>
-      </w:r>
-    </w:p>
-    <w:p>
-      <w:pPr>
-        <w:pStyle w:val="BodyText"/>
-      </w:pPr>
-      <w:r>
-        <w:t xml:space="preserve">It was written for a repository where much of the code came from Claude Code, or another AI coding</w:t>
-      </w:r>
-      <w:r>
-        <w:t xml:space="preserve"> </w:t>
-      </w:r>
-      <w:r>
-        <w:t xml:space="preserve">assistant, across parallel sessions. Nothing in it depends on who typed the lines. The rubric judges</w:t>
-      </w:r>
-      <w:r>
-        <w:t xml:space="preserve"> </w:t>
-      </w:r>
-      <w:r>
-        <w:t xml:space="preserve">the artifact.</w:t>
+        <w:rPr>
+          <w:b/>
+          <w:bCs/>
+        </w:rPr>
+        <w:t xml:space="preserve">A rubric for answering one question about a body of code: is this good, or is it filler that looks</w:t>
+      </w:r>
+      <w:r>
+        <w:rPr>
+          <w:b/>
+          <w:bCs/>
+        </w:rPr>
+        <w:t xml:space="preserve"> </w:t>
+      </w:r>
+      <w:r>
+        <w:rPr>
+          <w:b/>
+          <w:bCs/>
+        </w:rPr>
+        <w:t xml:space="preserve">finished?</w:t>
       </w:r>
     </w:p>
     <w:p>
@@ -153,7 +127,219 @@
         </w:pict>
       </w:r>
     </w:p>
-    <w:bookmarkStart w:id="12" w:name="what-you-get"/>
+    <w:bookmarkStart w:id="12" w:name="in-short"/>
+    <w:p>
+      <w:pPr>
+        <w:pStyle w:val="Heading2"/>
+      </w:pPr>
+      <w:r>
+        <w:t xml:space="preserve">In short</w:t>
+      </w:r>
+    </w:p>
+    <w:p>
+      <w:pPr>
+        <w:pStyle w:val="FirstParagraph"/>
+      </w:pPr>
+      <w:r>
+        <w:rPr>
+          <w:b/>
+          <w:bCs/>
+        </w:rPr>
+        <w:t xml:space="preserve">The rubric judges the artifact, so nothing in it turns on who typed the lines.</w:t>
+      </w:r>
+      <w:r>
+        <w:t xml:space="preserve"> </w:t>
+      </w:r>
+      <w:r>
+        <w:t xml:space="preserve">It was written</w:t>
+      </w:r>
+      <w:r>
+        <w:t xml:space="preserve"> </w:t>
+      </w:r>
+      <w:r>
+        <w:t xml:space="preserve">for a repository where much of the code came from an AI coding assistant across parallel sessions,</w:t>
+      </w:r>
+      <w:r>
+        <w:t xml:space="preserve"> </w:t>
+      </w:r>
+      <w:r>
+        <w:t xml:space="preserve">and it would read the same way for code written entirely by hand.</w:t>
+      </w:r>
+    </w:p>
+    <w:p>
+      <w:pPr>
+        <w:pStyle w:val="BodyText"/>
+      </w:pPr>
+      <w:r>
+        <w:t xml:space="preserve">Eleven signals answer the question, in two tiers weighted unequally.</w:t>
+      </w:r>
+      <w:r>
+        <w:t xml:space="preserve"> </w:t>
+      </w:r>
+      <w:r>
+        <w:rPr>
+          <w:b/>
+          <w:bCs/>
+        </w:rPr>
+        <w:t xml:space="preserve">Tier 1 carries the verdict:</w:t>
+      </w:r>
+      <w:r>
+        <w:t xml:space="preserve"> </w:t>
+      </w:r>
+      <w:r>
+        <w:t xml:space="preserve">six structural properties a machine can check and that are hard to fake -- enforced architecture</w:t>
+      </w:r>
+      <w:r>
+        <w:t xml:space="preserve"> </w:t>
+      </w:r>
+      <w:r>
+        <w:t xml:space="preserve">boundaries, strict type checking, tests that assert real values rather than mock choreography,</w:t>
+      </w:r>
+      <w:r>
+        <w:t xml:space="preserve"> </w:t>
+      </w:r>
+      <w:r>
+        <w:t xml:space="preserve">dependency integrity, blocking security scanning alongside a written threat model, and a published</w:t>
+      </w:r>
+      <w:r>
+        <w:t xml:space="preserve"> </w:t>
+      </w:r>
+      <w:r>
+        <w:t xml:space="preserve">artifact containing only what was declared.</w:t>
+      </w:r>
+      <w:r>
+        <w:t xml:space="preserve"> </w:t>
+      </w:r>
+      <w:r>
+        <w:rPr>
+          <w:b/>
+          <w:bCs/>
+        </w:rPr>
+        <w:t xml:space="preserve">Tier 2 only starts conversations:</w:t>
+      </w:r>
+      <w:r>
+        <w:t xml:space="preserve"> </w:t>
+      </w:r>
+      <w:r>
+        <w:t xml:space="preserve">mutation testing,</w:t>
+      </w:r>
+      <w:r>
+        <w:t xml:space="preserve"> </w:t>
+      </w:r>
+      <w:r>
+        <w:t xml:space="preserve">coverage visibility, duplication, lint breadth and complexity triage inform a reviewer and certify</w:t>
+      </w:r>
+      <w:r>
+        <w:t xml:space="preserve"> </w:t>
+      </w:r>
+      <w:r>
+        <w:t xml:space="preserve">nothing.</w:t>
+      </w:r>
+    </w:p>
+    <w:p>
+      <w:pPr>
+        <w:pStyle w:val="BodyText"/>
+      </w:pPr>
+      <w:r>
+        <w:t xml:space="preserve">The rule that holds the two apart is hard, and it is the one most often broken.</w:t>
+      </w:r>
+      <w:r>
+        <w:t xml:space="preserve"> </w:t>
+      </w:r>
+      <w:r>
+        <w:rPr>
+          <w:b/>
+          <w:bCs/>
+        </w:rPr>
+        <w:t xml:space="preserve">Do not certify</w:t>
+      </w:r>
+      <w:r>
+        <w:rPr>
+          <w:b/>
+          <w:bCs/>
+        </w:rPr>
+        <w:t xml:space="preserve"> </w:t>
+      </w:r>
+      <w:r>
+        <w:rPr>
+          <w:b/>
+          <w:bCs/>
+        </w:rPr>
+        <w:t xml:space="preserve">quality, and do not fail a build, on any single number</w:t>
+      </w:r>
+      <w:r>
+        <w:t xml:space="preserve"> </w:t>
+      </w:r>
+      <w:r>
+        <w:t xml:space="preserve">-- not line coverage, not lines of code,</w:t>
+      </w:r>
+      <w:r>
+        <w:t xml:space="preserve"> </w:t>
+      </w:r>
+      <w:r>
+        <w:t xml:space="preserve">not cyclomatic complexity, not static-analysis severity counts. Any of them may be surfaced as</w:t>
+      </w:r>
+      <w:r>
+        <w:t xml:space="preserve"> </w:t>
+      </w:r>
+      <w:r>
+        <w:t xml:space="preserve">advisory triage that a human arbitrates; none of them may be the gate. The verdict is the composite,</w:t>
+      </w:r>
+      <w:r>
+        <w:t xml:space="preserve"> </w:t>
+      </w:r>
+      <w:r>
+        <w:t xml:space="preserve">never one row.</w:t>
+      </w:r>
+    </w:p>
+    <w:p>
+      <w:pPr>
+        <w:pStyle w:val="BodyText"/>
+      </w:pPr>
+      <w:r>
+        <w:t xml:space="preserve">Two things this deliberately withholds. It supplies</w:t>
+      </w:r>
+      <w:r>
+        <w:t xml:space="preserve"> </w:t>
+      </w:r>
+      <w:r>
+        <w:rPr>
+          <w:b/>
+          <w:bCs/>
+        </w:rPr>
+        <w:t xml:space="preserve">no thresholds</w:t>
+      </w:r>
+      <w:r>
+        <w:t xml:space="preserve">: the published evidence</w:t>
+      </w:r>
+      <w:r>
+        <w:t xml:space="preserve"> </w:t>
+      </w:r>
+      <w:r>
+        <w:t xml:space="preserve">establishes that single metrics fail and validates no cutoff, so any number you use is one you set</w:t>
+      </w:r>
+      <w:r>
+        <w:t xml:space="preserve"> </w:t>
+      </w:r>
+      <w:r>
+        <w:t xml:space="preserve">and have to defend. And where merges cannot be blocked, Tier 1 degrades from a set of controls to a</w:t>
+      </w:r>
+      <w:r>
+        <w:t xml:space="preserve"> </w:t>
+      </w:r>
+      <w:r>
+        <w:t xml:space="preserve">checklist -- which an honest scorecard says out loud rather than scoring around.</w:t>
+      </w:r>
+    </w:p>
+    <w:p>
+      <w:r>
+        <w:pict>
+          <v:rect style="width:0;height:1.5pt" o:hralign="center" o:hrstd="t" o:hr="t"/>
+        </w:pict>
+      </w:r>
+    </w:p>
+    <w:bookmarkEnd w:id="12"/>
+    <w:bookmarkStart w:id="13" w:name="what-you-get"/>
     <w:p>
       <w:pPr>
         <w:pStyle w:val="Heading2"/>
@@ -402,8 +588,8 @@
         </w:pict>
       </w:r>
     </w:p>
-    <w:bookmarkEnd w:id="12"/>
-    <w:bookmarkStart w:id="14" w:name="Xeb4de11c7f9e84ded4ebc586203c6a5fc4cb3c1"/>
+    <w:bookmarkEnd w:id="13"/>
+    <w:bookmarkStart w:id="15" w:name="Xeb4de11c7f9e84ded4ebc586203c6a5fc4cb3c1"/>
     <w:p>
       <w:pPr>
         <w:pStyle w:val="Heading2"/>
@@ -476,7 +662,7 @@
       <w:r>
         <w:t xml:space="preserve"> </w:t>
       </w:r>
-      <w:hyperlink r:id="rId13">
+      <w:hyperlink r:id="rId14">
         <w:r>
           <w:rPr>
             <w:rStyle w:val="Hyperlink"/>
@@ -691,8 +877,8 @@
         </w:pict>
       </w:r>
     </w:p>
-    <w:bookmarkEnd w:id="14"/>
-    <w:bookmarkStart w:id="16" w:name="how-to-adopt-this"/>
+    <w:bookmarkEnd w:id="15"/>
+    <w:bookmarkStart w:id="17" w:name="how-to-adopt-this"/>
     <w:p>
       <w:pPr>
         <w:pStyle w:val="Heading2"/>
@@ -806,7 +992,7 @@
       <w:r>
         <w:t xml:space="preserve"> </w:t>
       </w:r>
-      <w:hyperlink r:id="rId15">
+      <w:hyperlink r:id="rId16">
         <w:r>
           <w:rPr>
             <w:rStyle w:val="Hyperlink"/>
@@ -891,8 +1077,8 @@
         </w:pict>
       </w:r>
     </w:p>
-    <w:bookmarkEnd w:id="16"/>
-    <w:bookmarkStart w:id="25" w:name="the-rubric-two-tiers-weighted-unequally"/>
+    <w:bookmarkEnd w:id="17"/>
+    <w:bookmarkStart w:id="26" w:name="the-rubric-two-tiers-weighted-unequally"/>
     <w:p>
       <w:pPr>
         <w:pStyle w:val="Heading2"/>
@@ -986,7 +1172,7 @@
         <w:t xml:space="preserve">machine-checked architectural rules.</w:t>
       </w:r>
     </w:p>
-    <w:bookmarkStart w:id="18" w:name="Xdf0793991d883bd530aac2d56d0ebf2a958f241"/>
+    <w:bookmarkStart w:id="19" w:name="Xdf0793991d883bd530aac2d56d0ebf2a958f241"/>
     <w:p>
       <w:pPr>
         <w:pStyle w:val="Heading3"/>
@@ -1442,7 +1628,7 @@
       <w:r>
         <w:t xml:space="preserve"> </w:t>
       </w:r>
-      <w:hyperlink r:id="rId17">
+      <w:hyperlink r:id="rId18">
         <w:r>
           <w:rPr>
             <w:rStyle w:val="Hyperlink"/>
@@ -1466,8 +1652,8 @@
         <w:t xml:space="preserve">distribution without anyone reviewing the packaging list.</w:t>
       </w:r>
     </w:p>
-    <w:bookmarkEnd w:id="18"/>
-    <w:bookmarkStart w:id="19" w:name="Xea2df85c5e482f5571f2487a3906895dabb3781"/>
+    <w:bookmarkEnd w:id="19"/>
+    <w:bookmarkStart w:id="20" w:name="Xea2df85c5e482f5571f2487a3906895dabb3781"/>
     <w:p>
       <w:pPr>
         <w:pStyle w:val="Heading3"/>
@@ -1862,8 +2048,8 @@
         </w:tc>
       </w:tr>
     </w:tbl>
-    <w:bookmarkEnd w:id="19"/>
-    <w:bookmarkStart w:id="22" w:name="the-anti-metric-rule-hard"/>
+    <w:bookmarkEnd w:id="20"/>
+    <w:bookmarkStart w:id="23" w:name="the-anti-metric-rule-hard"/>
     <w:p>
       <w:pPr>
         <w:pStyle w:val="Heading3"/>
@@ -1957,7 +2143,7 @@
       <w:r>
         <w:t xml:space="preserve"> </w:t>
       </w:r>
-      <w:hyperlink r:id="rId20">
+      <w:hyperlink r:id="rId21">
         <w:r>
           <w:rPr>
             <w:rStyle w:val="Hyperlink"/>
@@ -1977,7 +2163,7 @@
       <w:r>
         <w:t xml:space="preserve"> </w:t>
       </w:r>
-      <w:hyperlink r:id="rId21">
+      <w:hyperlink r:id="rId22">
         <w:r>
           <w:rPr>
             <w:rStyle w:val="Hyperlink"/>
@@ -2009,8 +2195,8 @@
         <w:t xml:space="preserve">disagrees asks where a number came from.</w:t>
       </w:r>
     </w:p>
-    <w:bookmarkEnd w:id="22"/>
-    <w:bookmarkStart w:id="24" w:name="X668fb8c38305a615bf1d327787eeaa82b7e1944"/>
+    <w:bookmarkEnd w:id="23"/>
+    <w:bookmarkStart w:id="25" w:name="X668fb8c38305a615bf1d327787eeaa82b7e1944"/>
     <w:p>
       <w:pPr>
         <w:pStyle w:val="Heading3"/>
@@ -2055,7 +2241,7 @@
       <w:r>
         <w:t xml:space="preserve"> </w:t>
       </w:r>
-      <w:hyperlink r:id="rId23">
+      <w:hyperlink r:id="rId24">
         <w:r>
           <w:rPr>
             <w:rStyle w:val="Hyperlink"/>
@@ -2112,9 +2298,9 @@
         </w:pict>
       </w:r>
     </w:p>
-    <w:bookmarkEnd w:id="24"/>
     <w:bookmarkEnd w:id="25"/>
-    <w:bookmarkStart w:id="38" w:name="X641036d7ccef56f59522485bce101f37c7c47f3"/>
+    <w:bookmarkEnd w:id="26"/>
+    <w:bookmarkStart w:id="39" w:name="X641036d7ccef56f59522485bce101f37c7c47f3"/>
     <w:p>
       <w:pPr>
         <w:pStyle w:val="Heading2"/>
@@ -2278,7 +2464,7 @@
             <w:r>
               <w:t xml:space="preserve"> </w:t>
             </w:r>
-            <w:hyperlink r:id="rId26">
+            <w:hyperlink r:id="rId27">
               <w:r>
                 <w:rPr>
                   <w:rStyle w:val="Hyperlink"/>
@@ -2351,7 +2537,7 @@
             <w:r>
               <w:t xml:space="preserve"> </w:t>
             </w:r>
-            <w:hyperlink r:id="rId27">
+            <w:hyperlink r:id="rId28">
               <w:r>
                 <w:rPr>
                   <w:rStyle w:val="Hyperlink"/>
@@ -2424,7 +2610,7 @@
             <w:r>
               <w:t xml:space="preserve"> </w:t>
             </w:r>
-            <w:hyperlink r:id="rId28">
+            <w:hyperlink r:id="rId29">
               <w:r>
                 <w:rPr>
                   <w:rStyle w:val="Hyperlink"/>
@@ -2513,7 +2699,7 @@
             <w:r>
               <w:t xml:space="preserve"> </w:t>
             </w:r>
-            <w:hyperlink r:id="rId29">
+            <w:hyperlink r:id="rId30">
               <w:r>
                 <w:rPr>
                   <w:rStyle w:val="Hyperlink"/>
@@ -2632,7 +2818,7 @@
             <w:r>
               <w:t xml:space="preserve"> </w:t>
             </w:r>
-            <w:hyperlink r:id="rId30">
+            <w:hyperlink r:id="rId31">
               <w:r>
                 <w:rPr>
                   <w:rStyle w:val="Hyperlink"/>
@@ -2699,7 +2885,7 @@
             <w:r>
               <w:t xml:space="preserve"> </w:t>
             </w:r>
-            <w:hyperlink r:id="rId31">
+            <w:hyperlink r:id="rId32">
               <w:r>
                 <w:rPr>
                   <w:rStyle w:val="Hyperlink"/>
@@ -2766,7 +2952,7 @@
             <w:r>
               <w:t xml:space="preserve"> </w:t>
             </w:r>
-            <w:hyperlink r:id="rId32">
+            <w:hyperlink r:id="rId33">
               <w:r>
                 <w:rPr>
                   <w:rStyle w:val="Hyperlink"/>
@@ -2811,7 +2997,7 @@
       <w:r>
         <w:t xml:space="preserve"> </w:t>
       </w:r>
-      <w:hyperlink r:id="rId33">
+      <w:hyperlink r:id="rId34">
         <w:r>
           <w:rPr>
             <w:rStyle w:val="Hyperlink"/>
@@ -2826,7 +3012,7 @@
         <w:t xml:space="preserve">and to the section on not claiming an unmeasured gain.</w:t>
       </w:r>
     </w:p>
-    <w:bookmarkStart w:id="34" w:name="the-six-caveats-as-one-carried-set"/>
+    <w:bookmarkStart w:id="35" w:name="the-six-caveats-as-one-carried-set"/>
     <w:p>
       <w:pPr>
         <w:pStyle w:val="Heading3"/>
@@ -2947,8 +3133,8 @@
         <w:t xml:space="preserve">No source supplies a validated single-metric certification threshold.</w:t>
       </w:r>
     </w:p>
-    <w:bookmarkEnd w:id="34"/>
-    <w:bookmarkStart w:id="35" w:name="Xa40af3e358f88c7e758605cde008ec4497fb3c9"/>
+    <w:bookmarkEnd w:id="35"/>
+    <w:bookmarkStart w:id="36" w:name="Xa40af3e358f88c7e758605cde008ec4497fb3c9"/>
     <w:p>
       <w:pPr>
         <w:pStyle w:val="Heading3"/>
@@ -3110,8 +3296,8 @@
         <w:t xml:space="preserve">data as caveated context.</w:t>
       </w:r>
     </w:p>
-    <w:bookmarkEnd w:id="35"/>
-    <w:bookmarkStart w:id="37" w:name="X6c280cc635610efa1abd090d5319aee416f468b"/>
+    <w:bookmarkEnd w:id="36"/>
+    <w:bookmarkStart w:id="38" w:name="X6c280cc635610efa1abd090d5319aee416f468b"/>
     <w:p>
       <w:pPr>
         <w:pStyle w:val="Heading3"/>
@@ -3294,7 +3480,7 @@
       <w:r>
         <w:t xml:space="preserve"> </w:t>
       </w:r>
-      <w:hyperlink r:id="rId36">
+      <w:hyperlink r:id="rId37">
         <w:r>
           <w:rPr>
             <w:rStyle w:val="Hyperlink"/>
@@ -3341,9 +3527,9 @@
         </w:pict>
       </w:r>
     </w:p>
-    <w:bookmarkEnd w:id="37"/>
     <w:bookmarkEnd w:id="38"/>
-    <w:bookmarkStart w:id="40" w:name="failure-mode-control-owner"/>
+    <w:bookmarkEnd w:id="39"/>
+    <w:bookmarkStart w:id="41" w:name="failure-mode-control-owner"/>
     <w:p>
       <w:pPr>
         <w:pStyle w:val="Heading2"/>
@@ -3690,7 +3876,7 @@
             <w:pPr>
               <w:pStyle w:val="Compact"/>
             </w:pPr>
-            <w:hyperlink r:id="rId39">
+            <w:hyperlink r:id="rId40">
               <w:r>
                 <w:rPr>
                   <w:rStyle w:val="Hyperlink"/>
@@ -3771,8 +3957,8 @@
         </w:pict>
       </w:r>
     </w:p>
-    <w:bookmarkEnd w:id="40"/>
-    <w:bookmarkStart w:id="56" w:name="X4873c7bf06e912f32b8544c12adf4f299d0d8a2"/>
+    <w:bookmarkEnd w:id="41"/>
+    <w:bookmarkStart w:id="57" w:name="X4873c7bf06e912f32b8544c12adf4f299d0d8a2"/>
     <w:p>
       <w:pPr>
         <w:pStyle w:val="Heading2"/>
@@ -4147,7 +4333,7 @@
       <w:r>
         <w:t xml:space="preserve"> </w:t>
       </w:r>
-      <w:hyperlink r:id="rId41">
+      <w:hyperlink r:id="rId42">
         <w:r>
           <w:rPr>
             <w:rStyle w:val="Hyperlink"/>
@@ -4159,7 +4345,7 @@
         <w:t xml:space="preserve">.</w:t>
       </w:r>
     </w:p>
-    <w:bookmarkStart w:id="42" w:name="Xeb9f02e76d351661f9e4cebb1184bc6cd5f8704"/>
+    <w:bookmarkStart w:id="43" w:name="Xeb9f02e76d351661f9e4cebb1184bc6cd5f8704"/>
     <w:p>
       <w:pPr>
         <w:pStyle w:val="Heading3"/>
@@ -4216,8 +4402,8 @@
         <w:t xml:space="preserve">consequence of what the tool does, not a convention you could reasonably invert.</w:t>
       </w:r>
     </w:p>
-    <w:bookmarkEnd w:id="42"/>
-    <w:bookmarkStart w:id="43" w:name="X9d2a7b90d997eb5229c605c3c481d429c3bd196"/>
+    <w:bookmarkEnd w:id="43"/>
+    <w:bookmarkStart w:id="44" w:name="X9d2a7b90d997eb5229c605c3c481d429c3bd196"/>
     <w:p>
       <w:pPr>
         <w:pStyle w:val="Heading3"/>
@@ -4331,8 +4517,8 @@
         <w:t xml:space="preserve">accident, because the tool is plainly doing useful work.</w:t>
       </w:r>
     </w:p>
-    <w:bookmarkEnd w:id="43"/>
-    <w:bookmarkStart w:id="44" w:name="X551e6e2df0d6fccfd0169d5dffc8a5d8c0df508"/>
+    <w:bookmarkEnd w:id="44"/>
+    <w:bookmarkStart w:id="45" w:name="X551e6e2df0d6fccfd0169d5dffc8a5d8c0df508"/>
     <w:p>
       <w:pPr>
         <w:pStyle w:val="Heading3"/>
@@ -4459,8 +4645,8 @@
         <w:t xml:space="preserve">review you asked for, and the verdict is still yours.</w:t>
       </w:r>
     </w:p>
-    <w:bookmarkEnd w:id="44"/>
-    <w:bookmarkStart w:id="46" w:name="X597443be2705a139bc04ea159f59888b5604f40"/>
+    <w:bookmarkEnd w:id="45"/>
+    <w:bookmarkStart w:id="47" w:name="X597443be2705a139bc04ea159f59888b5604f40"/>
     <w:p>
       <w:pPr>
         <w:pStyle w:val="Heading3"/>
@@ -4505,7 +4691,7 @@
       <w:r>
         <w:t xml:space="preserve"> </w:t>
       </w:r>
-      <w:hyperlink r:id="rId45">
+      <w:hyperlink r:id="rId46">
         <w:r>
           <w:rPr>
             <w:rStyle w:val="Hyperlink"/>
@@ -4533,8 +4719,8 @@
         <w:t xml:space="preserve">placement is a derived value, so re-derive it after any repair.</w:t>
       </w:r>
     </w:p>
-    <w:bookmarkEnd w:id="46"/>
-    <w:bookmarkStart w:id="48" w:name="X1df03efceb460cdfcaee6e33061c438652629db"/>
+    <w:bookmarkEnd w:id="47"/>
+    <w:bookmarkStart w:id="49" w:name="X1df03efceb460cdfcaee6e33061c438652629db"/>
     <w:p>
       <w:pPr>
         <w:pStyle w:val="Heading3"/>
@@ -4587,7 +4773,7 @@
       <w:r>
         <w:t xml:space="preserve"> </w:t>
       </w:r>
-      <w:hyperlink r:id="rId47">
+      <w:hyperlink r:id="rId48">
         <w:r>
           <w:rPr>
             <w:rStyle w:val="Hyperlink"/>
@@ -4754,8 +4940,8 @@
         <w:t xml:space="preserve">, so a resolution change cannot read as a clean sweep.</w:t>
       </w:r>
     </w:p>
-    <w:bookmarkEnd w:id="48"/>
-    <w:bookmarkStart w:id="49" w:name="Xd9dbceec688c77ac95e3dc47bf43983d521284f"/>
+    <w:bookmarkEnd w:id="49"/>
+    <w:bookmarkStart w:id="50" w:name="Xd9dbceec688c77ac95e3dc47bf43983d521284f"/>
     <w:p>
       <w:pPr>
         <w:pStyle w:val="Heading3"/>
@@ -4802,8 +4988,8 @@
         <w:t xml:space="preserve">change introduced or made worse.</w:t>
       </w:r>
     </w:p>
-    <w:bookmarkEnd w:id="49"/>
-    <w:bookmarkStart w:id="50" w:name="X8c4e78d23ff997ec49ea1c102279685646a2549"/>
+    <w:bookmarkEnd w:id="50"/>
+    <w:bookmarkStart w:id="51" w:name="X8c4e78d23ff997ec49ea1c102279685646a2549"/>
     <w:p>
       <w:pPr>
         <w:pStyle w:val="Heading3"/>
@@ -4844,8 +5030,8 @@
         <w:t xml:space="preserve">findings into ranges so the annotation set stays legible.</w:t>
       </w:r>
     </w:p>
-    <w:bookmarkEnd w:id="50"/>
-    <w:bookmarkStart w:id="52" w:name="Xb62db8c4c5e20baab99d0eaa36c6b7cbdb5b5b0"/>
+    <w:bookmarkEnd w:id="51"/>
+    <w:bookmarkStart w:id="53" w:name="Xb62db8c4c5e20baab99d0eaa36c6b7cbdb5b5b0"/>
     <w:p>
       <w:pPr>
         <w:pStyle w:val="Heading3"/>
@@ -4976,7 +5162,7 @@
       <w:r>
         <w:t xml:space="preserve"> </w:t>
       </w:r>
-      <w:hyperlink r:id="rId51">
+      <w:hyperlink r:id="rId52">
         <w:r>
           <w:rPr>
             <w:rStyle w:val="Hyperlink"/>
@@ -4994,8 +5180,8 @@
         <w:t xml:space="preserve">the two deltas above are the additions.</w:t>
       </w:r>
     </w:p>
-    <w:bookmarkEnd w:id="52"/>
-    <w:bookmarkStart w:id="54" w:name="Xc62112f73f7d2e1f495818af037474d28051436"/>
+    <w:bookmarkEnd w:id="53"/>
+    <w:bookmarkStart w:id="55" w:name="Xc62112f73f7d2e1f495818af037474d28051436"/>
     <w:p>
       <w:pPr>
         <w:pStyle w:val="Heading3"/>
@@ -5044,7 +5230,7 @@
       <w:r>
         <w:t xml:space="preserve"> </w:t>
       </w:r>
-      <w:hyperlink r:id="rId53">
+      <w:hyperlink r:id="rId54">
         <w:r>
           <w:rPr>
             <w:rStyle w:val="Hyperlink"/>
@@ -5056,8 +5242,8 @@
         <w:t xml:space="preserve">.</w:t>
       </w:r>
     </w:p>
-    <w:bookmarkEnd w:id="54"/>
-    <w:bookmarkStart w:id="55" w:name="X4c002b3a64c509ea8664658236d67cae023b9dc"/>
+    <w:bookmarkEnd w:id="55"/>
+    <w:bookmarkStart w:id="56" w:name="X4c002b3a64c509ea8664658236d67cae023b9dc"/>
     <w:p>
       <w:pPr>
         <w:pStyle w:val="Heading3"/>
@@ -5123,9 +5309,9 @@
         </w:pict>
       </w:r>
     </w:p>
-    <w:bookmarkEnd w:id="55"/>
     <w:bookmarkEnd w:id="56"/>
-    <w:bookmarkStart w:id="59" w:name="reviewing-the-code-depth-tiers"/>
+    <w:bookmarkEnd w:id="57"/>
+    <w:bookmarkStart w:id="60" w:name="reviewing-the-code-depth-tiers"/>
     <w:p>
       <w:pPr>
         <w:pStyle w:val="Heading2"/>
@@ -5455,7 +5641,7 @@
       <w:r>
         <w:t xml:space="preserve"> </w:t>
       </w:r>
-      <w:hyperlink r:id="rId57">
+      <w:hyperlink r:id="rId58">
         <w:r>
           <w:rPr>
             <w:rStyle w:val="Hyperlink"/>
@@ -5467,7 +5653,7 @@
         <w:t xml:space="preserve">.</w:t>
       </w:r>
     </w:p>
-    <w:bookmarkStart w:id="58" w:name="X21447fa3360ab7c39aecc4afe7b21be6d9bbd16"/>
+    <w:bookmarkStart w:id="59" w:name="X21447fa3360ab7c39aecc4afe7b21be6d9bbd16"/>
     <w:p>
       <w:pPr>
         <w:pStyle w:val="Heading3"/>
@@ -5513,9 +5699,9 @@
         </w:pict>
       </w:r>
     </w:p>
-    <w:bookmarkEnd w:id="58"/>
     <w:bookmarkEnd w:id="59"/>
-    <w:bookmarkStart w:id="60" w:name="reviewing-a-trust-boundary"/>
+    <w:bookmarkEnd w:id="60"/>
+    <w:bookmarkStart w:id="61" w:name="reviewing-a-trust-boundary"/>
     <w:p>
       <w:pPr>
         <w:pStyle w:val="Heading2"/>
@@ -5880,8 +6066,8 @@
         </w:pict>
       </w:r>
     </w:p>
-    <w:bookmarkEnd w:id="60"/>
-    <w:bookmarkStart w:id="62" w:name="confirming-the-control-plane"/>
+    <w:bookmarkEnd w:id="61"/>
+    <w:bookmarkStart w:id="63" w:name="confirming-the-control-plane"/>
     <w:p>
       <w:pPr>
         <w:pStyle w:val="Heading2"/>
@@ -6135,7 +6321,7 @@
       <w:r>
         <w:t xml:space="preserve"> </w:t>
       </w:r>
-      <w:hyperlink r:id="rId61">
+      <w:hyperlink r:id="rId62">
         <w:r>
           <w:rPr>
             <w:rStyle w:val="Hyperlink"/>
@@ -6169,8 +6355,8 @@
         </w:pict>
       </w:r>
     </w:p>
-    <w:bookmarkEnd w:id="62"/>
-    <w:bookmarkStart w:id="63" w:name="when-review-is-self-review"/>
+    <w:bookmarkEnd w:id="63"/>
+    <w:bookmarkStart w:id="64" w:name="when-review-is-self-review"/>
     <w:p>
       <w:pPr>
         <w:pStyle w:val="Heading2"/>
@@ -6264,8 +6450,8 @@
         </w:pict>
       </w:r>
     </w:p>
-    <w:bookmarkEnd w:id="63"/>
-    <w:bookmarkStart w:id="64" w:name="adapting-this-to-your-project"/>
+    <w:bookmarkEnd w:id="64"/>
+    <w:bookmarkStart w:id="65" w:name="adapting-this-to-your-project"/>
     <w:p>
       <w:pPr>
         <w:pStyle w:val="Heading2"/>
@@ -6577,8 +6763,8 @@
         </w:pict>
       </w:r>
     </w:p>
-    <w:bookmarkEnd w:id="64"/>
-    <w:bookmarkStart w:id="65" w:name="in-one-table"/>
+    <w:bookmarkEnd w:id="65"/>
+    <w:bookmarkStart w:id="66" w:name="in-one-table"/>
     <w:p>
       <w:pPr>
         <w:pStyle w:val="Heading2"/>
@@ -7160,8 +7346,8 @@
         </w:pict>
       </w:r>
     </w:p>
-    <w:bookmarkEnd w:id="65"/>
-    <w:bookmarkStart w:id="70" w:name="related"/>
+    <w:bookmarkEnd w:id="66"/>
+    <w:bookmarkStart w:id="71" w:name="related"/>
     <w:p>
       <w:pPr>
         <w:pStyle w:val="Heading2"/>
@@ -7178,7 +7364,7 @@
           <w:numId w:val="1014"/>
         </w:numPr>
       </w:pPr>
-      <w:hyperlink r:id="rId57">
+      <w:hyperlink r:id="rId58">
         <w:r>
           <w:rPr>
             <w:rStyle w:val="Hyperlink"/>
@@ -7213,7 +7399,7 @@
           <w:numId w:val="1014"/>
         </w:numPr>
       </w:pPr>
-      <w:hyperlink r:id="rId66">
+      <w:hyperlink r:id="rId67">
         <w:r>
           <w:rPr>
             <w:rStyle w:val="Hyperlink"/>
@@ -7242,7 +7428,7 @@
           <w:numId w:val="1014"/>
         </w:numPr>
       </w:pPr>
-      <w:hyperlink r:id="rId67">
+      <w:hyperlink r:id="rId68">
         <w:r>
           <w:rPr>
             <w:rStyle w:val="Hyperlink"/>
@@ -7271,7 +7457,7 @@
           <w:numId w:val="1014"/>
         </w:numPr>
       </w:pPr>
-      <w:hyperlink r:id="rId68">
+      <w:hyperlink r:id="rId69">
         <w:r>
           <w:rPr>
             <w:rStyle w:val="Hyperlink"/>
@@ -7300,7 +7486,7 @@
           <w:numId w:val="1014"/>
         </w:numPr>
       </w:pPr>
-      <w:hyperlink r:id="rId69">
+      <w:hyperlink r:id="rId70">
         <w:r>
           <w:rPr>
             <w:rStyle w:val="Hyperlink"/>
@@ -7321,8 +7507,8 @@
         <w:t xml:space="preserve">closes</w:t>
       </w:r>
     </w:p>
-    <w:bookmarkEnd w:id="70"/>
     <w:bookmarkEnd w:id="71"/>
+    <w:bookmarkEnd w:id="72"/>
     <w:sectPr>
       <w:footnotePr>
         <w:numRestart w:val="eachSect"/>

--- a/docs/standards/word/CODE-QUALITY.docx
+++ b/docs/standards/word/CODE-QUALITY.docx
@@ -127,13 +127,13 @@
         </w:pict>
       </w:r>
     </w:p>
-    <w:bookmarkStart w:id="12" w:name="in-short"/>
+    <w:bookmarkStart w:id="12" w:name="tldrbluf"/>
     <w:p>
       <w:pPr>
         <w:pStyle w:val="Heading2"/>
       </w:pPr>
       <w:r>
-        <w:t xml:space="preserve">In short</w:t>
+        <w:t xml:space="preserve">TLDR/BLUF</w:t>
       </w:r>
     </w:p>
     <w:p>

--- a/docs/standards/word/CODE-QUALITY.docx
+++ b/docs/standards/word/CODE-QUALITY.docx
@@ -28,7 +28,7 @@
         </w:p>
       </w:sdtContent>
     </w:sdt>
-    <w:bookmarkStart w:id="72" w:name="X039aeb2016e4fe7379ac9a7b5b9485b158f6d95"/>
+    <w:bookmarkStart w:id="71" w:name="X039aeb2016e4fe7379ac9a7b5b9485b158f6d95"/>
     <w:p>
       <w:pPr>
         <w:pStyle w:val="Heading1"/>
@@ -339,13 +339,13 @@
       </w:r>
     </w:p>
     <w:bookmarkEnd w:id="12"/>
-    <w:bookmarkStart w:id="13" w:name="what-you-get"/>
+    <w:bookmarkStart w:id="14" w:name="Xeb4de11c7f9e84ded4ebc586203c6a5fc4cb3c1"/>
     <w:p>
       <w:pPr>
         <w:pStyle w:val="Heading2"/>
       </w:pPr>
       <w:r>
-        <w:t xml:space="preserve">What you get</w:t>
+        <w:t xml:space="preserve">What this costs you, and where it does not apply</w:t>
       </w:r>
     </w:p>
     <w:p>
@@ -361,22 +361,19 @@
           <w:b/>
           <w:bCs/>
         </w:rPr>
-        <w:t xml:space="preserve">A scorecard you can run each release</w:t>
-      </w:r>
-      <w:r>
-        <w:t xml:space="preserve">, split into rows allowed to decide a verdict and rows</w:t>
-      </w:r>
-      <w:r>
-        <w:t xml:space="preserve"> </w:t>
-      </w:r>
-      <w:r>
-        <w:t xml:space="preserve">allowed only to start a conversation. An argument about "is this good enough" then resolves</w:t>
-      </w:r>
-      <w:r>
-        <w:t xml:space="preserve"> </w:t>
-      </w:r>
-      <w:r>
-        <w:t xml:space="preserve">against structure instead of against whoever quotes the largest number.</w:t>
+        <w:t xml:space="preserve">It confers no certification.</w:t>
+      </w:r>
+      <w:r>
+        <w:t xml:space="preserve"> </w:t>
+      </w:r>
+      <w:r>
+        <w:t xml:space="preserve">There is no badge, no pass mark, and no grade. A completed</w:t>
+      </w:r>
+      <w:r>
+        <w:t xml:space="preserve"> </w:t>
+      </w:r>
+      <w:r>
+        <w:t xml:space="preserve">scorecard is an argued position with pointers, nothing more.</w:t>
       </w:r>
     </w:p>
     <w:p>
@@ -392,253 +389,6 @@
           <w:b/>
           <w:bCs/>
         </w:rPr>
-        <w:t xml:space="preserve">One sentence to point at</w:t>
-      </w:r>
-      <w:r>
-        <w:t xml:space="preserve"> </w:t>
-      </w:r>
-      <w:r>
-        <w:t xml:space="preserve">when somebody proposes a coverage floor or a complexity gate, plus</w:t>
-      </w:r>
-      <w:r>
-        <w:t xml:space="preserve"> </w:t>
-      </w:r>
-      <w:r>
-        <w:t xml:space="preserve">the published evidence that makes it a defect rather than a matter of taste.</w:t>
-      </w:r>
-    </w:p>
-    <w:p>
-      <w:pPr>
-        <w:pStyle w:val="Compact"/>
-        <w:numPr>
-          <w:ilvl w:val="0"/>
-          <w:numId w:val="1001"/>
-        </w:numPr>
-      </w:pPr>
-      <w:r>
-        <w:rPr>
-          <w:b/>
-          <w:bCs/>
-        </w:rPr>
-        <w:t xml:space="preserve">The bibliography and the hedge for each of those findings</w:t>
-      </w:r>
-      <w:r>
-        <w:t xml:space="preserve">, so a decision not to gate on a</w:t>
-      </w:r>
-      <w:r>
-        <w:t xml:space="preserve"> </w:t>
-      </w:r>
-      <w:r>
-        <w:t xml:space="preserve">number survives review by someone who has read the underlying paper.</w:t>
-      </w:r>
-    </w:p>
-    <w:p>
-      <w:pPr>
-        <w:pStyle w:val="Compact"/>
-        <w:numPr>
-          <w:ilvl w:val="0"/>
-          <w:numId w:val="1001"/>
-        </w:numPr>
-      </w:pPr>
-      <w:r>
-        <w:rPr>
-          <w:b/>
-          <w:bCs/>
-        </w:rPr>
-        <w:t xml:space="preserve">A map from each way machine-written code goes wrong to the control that neutralizes it</w:t>
-      </w:r>
-      <w:r>
-        <w:t xml:space="preserve">, each</w:t>
-      </w:r>
-      <w:r>
-        <w:t xml:space="preserve"> </w:t>
-      </w:r>
-      <w:r>
-        <w:t xml:space="preserve">control tagged with the document that owns it. Adopting this adds gates rather than a second copy</w:t>
-      </w:r>
-      <w:r>
-        <w:t xml:space="preserve"> </w:t>
-      </w:r>
-      <w:r>
-        <w:t xml:space="preserve">of rules you already enforce.</w:t>
-      </w:r>
-    </w:p>
-    <w:p>
-      <w:pPr>
-        <w:pStyle w:val="Compact"/>
-        <w:numPr>
-          <w:ilvl w:val="0"/>
-          <w:numId w:val="1001"/>
-        </w:numPr>
-      </w:pPr>
-      <w:r>
-        <w:rPr>
-          <w:b/>
-          <w:bCs/>
-        </w:rPr>
-        <w:t xml:space="preserve">A placement rule for every gate</w:t>
-      </w:r>
-      <w:r>
-        <w:t xml:space="preserve">: which run in the local loop, which are pipeline-first, and</w:t>
-      </w:r>
-      <w:r>
-        <w:t xml:space="preserve"> </w:t>
-      </w:r>
-      <w:r>
-        <w:t xml:space="preserve">the one condition under which that decision must be re-derived from scratch.</w:t>
-      </w:r>
-    </w:p>
-    <w:p>
-      <w:pPr>
-        <w:pStyle w:val="Compact"/>
-        <w:numPr>
-          <w:ilvl w:val="0"/>
-          <w:numId w:val="1001"/>
-        </w:numPr>
-      </w:pPr>
-      <w:r>
-        <w:rPr>
-          <w:b/>
-          <w:bCs/>
-        </w:rPr>
-        <w:t xml:space="preserve">A review method that makes a large diff finite.</w:t>
-      </w:r>
-      <w:r>
-        <w:t xml:space="preserve"> </w:t>
-      </w:r>
-      <w:r>
-        <w:t xml:space="preserve">Depth tiers aim the line-by-line read at the</w:t>
-      </w:r>
-      <w:r>
-        <w:t xml:space="preserve"> </w:t>
-      </w:r>
-      <w:r>
-        <w:t xml:space="preserve">small fraction that earns it, and give every other file a named cheaper obligation. The</w:t>
-      </w:r>
-      <w:r>
-        <w:t xml:space="preserve"> </w:t>
-      </w:r>
-      <w:r>
-        <w:t xml:space="preserve">alternative is a file either skipped in silence or read at ruinous cost.</w:t>
-      </w:r>
-    </w:p>
-    <w:p>
-      <w:pPr>
-        <w:pStyle w:val="Compact"/>
-        <w:numPr>
-          <w:ilvl w:val="0"/>
-          <w:numId w:val="1001"/>
-        </w:numPr>
-      </w:pPr>
-      <w:r>
-        <w:rPr>
-          <w:b/>
-          <w:bCs/>
-        </w:rPr>
-        <w:t xml:space="preserve">A question set for the hardest review in any codebase</w:t>
-      </w:r>
-      <w:r>
-        <w:t xml:space="preserve"> </w:t>
-      </w:r>
-      <w:r>
-        <w:t xml:space="preserve">-- the seam where content of unknown</w:t>
-      </w:r>
-      <w:r>
-        <w:t xml:space="preserve"> </w:t>
-      </w:r>
-      <w:r>
-        <w:t xml:space="preserve">provenance becomes running code -- including the two questions almost always missed.</w:t>
-      </w:r>
-    </w:p>
-    <w:p>
-      <w:pPr>
-        <w:pStyle w:val="Compact"/>
-        <w:numPr>
-          <w:ilvl w:val="0"/>
-          <w:numId w:val="1001"/>
-        </w:numPr>
-      </w:pPr>
-      <w:r>
-        <w:rPr>
-          <w:b/>
-          <w:bCs/>
-        </w:rPr>
-        <w:t xml:space="preserve">The widely repeated figures about machine-written code that did not survive verification</w:t>
-      </w:r>
-      <w:r>
-        <w:t xml:space="preserve">,</w:t>
-      </w:r>
-      <w:r>
-        <w:t xml:space="preserve"> </w:t>
-      </w:r>
-      <w:r>
-        <w:t xml:space="preserve">named so you can stop repeating them, and as a worked demonstration that this document's own</w:t>
-      </w:r>
-      <w:r>
-        <w:t xml:space="preserve"> </w:t>
-      </w:r>
-      <w:r>
-        <w:t xml:space="preserve">filter has teeth.</w:t>
-      </w:r>
-    </w:p>
-    <w:p>
-      <w:r>
-        <w:pict>
-          <v:rect style="width:0;height:1.5pt" o:hralign="center" o:hrstd="t" o:hr="t"/>
-        </w:pict>
-      </w:r>
-    </w:p>
-    <w:bookmarkEnd w:id="13"/>
-    <w:bookmarkStart w:id="15" w:name="Xeb4de11c7f9e84ded4ebc586203c6a5fc4cb3c1"/>
-    <w:p>
-      <w:pPr>
-        <w:pStyle w:val="Heading2"/>
-      </w:pPr>
-      <w:r>
-        <w:t xml:space="preserve">What this costs you, and where it does not apply</w:t>
-      </w:r>
-    </w:p>
-    <w:p>
-      <w:pPr>
-        <w:pStyle w:val="Compact"/>
-        <w:numPr>
-          <w:ilvl w:val="0"/>
-          <w:numId w:val="1002"/>
-        </w:numPr>
-      </w:pPr>
-      <w:r>
-        <w:rPr>
-          <w:b/>
-          <w:bCs/>
-        </w:rPr>
-        <w:t xml:space="preserve">It confers no certification.</w:t>
-      </w:r>
-      <w:r>
-        <w:t xml:space="preserve"> </w:t>
-      </w:r>
-      <w:r>
-        <w:t xml:space="preserve">There is no badge, no pass mark, and no grade. A completed</w:t>
-      </w:r>
-      <w:r>
-        <w:t xml:space="preserve"> </w:t>
-      </w:r>
-      <w:r>
-        <w:t xml:space="preserve">scorecard is an argued position with pointers, nothing more.</w:t>
-      </w:r>
-    </w:p>
-    <w:p>
-      <w:pPr>
-        <w:pStyle w:val="Compact"/>
-        <w:numPr>
-          <w:ilvl w:val="0"/>
-          <w:numId w:val="1002"/>
-        </w:numPr>
-      </w:pPr>
-      <w:r>
-        <w:rPr>
-          <w:b/>
-          <w:bCs/>
-        </w:rPr>
         <w:t xml:space="preserve">It supplies no thresholds.</w:t>
       </w:r>
       <w:r>
@@ -662,7 +412,7 @@
       <w:r>
         <w:t xml:space="preserve"> </w:t>
       </w:r>
-      <w:hyperlink r:id="rId14">
+      <w:hyperlink r:id="rId13">
         <w:r>
           <w:rPr>
             <w:rStyle w:val="Hyperlink"/>
@@ -679,7 +429,7 @@
         <w:pStyle w:val="Compact"/>
         <w:numPr>
           <w:ilvl w:val="0"/>
-          <w:numId w:val="1002"/>
+          <w:numId w:val="1001"/>
         </w:numPr>
       </w:pPr>
       <w:r>
@@ -700,6 +450,191 @@
       </w:r>
       <w:r>
         <w:t xml:space="preserve">below is described by what it must prove, not by the product that proves it.</w:t>
+      </w:r>
+    </w:p>
+    <w:p>
+      <w:pPr>
+        <w:pStyle w:val="Compact"/>
+        <w:numPr>
+          <w:ilvl w:val="0"/>
+          <w:numId w:val="1001"/>
+        </w:numPr>
+      </w:pPr>
+      <w:r>
+        <w:rPr>
+          <w:b/>
+          <w:bCs/>
+        </w:rPr>
+        <w:t xml:space="preserve">Three of the eleven rows are owned by a companion document</w:t>
+      </w:r>
+      <w:r>
+        <w:t xml:space="preserve"> </w:t>
+      </w:r>
+      <w:r>
+        <w:t xml:space="preserve">-- your security standard, your</w:t>
+      </w:r>
+      <w:r>
+        <w:t xml:space="preserve"> </w:t>
+      </w:r>
+      <w:r>
+        <w:t xml:space="preserve">dependency standard, your test standard. This document checks that the control is present; it does</w:t>
+      </w:r>
+      <w:r>
+        <w:t xml:space="preserve"> </w:t>
+      </w:r>
+      <w:r>
+        <w:t xml:space="preserve">not restate it. With no such companion, the rubric tells you a row is missing and not how to build</w:t>
+      </w:r>
+      <w:r>
+        <w:t xml:space="preserve"> </w:t>
+      </w:r>
+      <w:r>
+        <w:t xml:space="preserve">it.</w:t>
+      </w:r>
+    </w:p>
+    <w:p>
+      <w:pPr>
+        <w:pStyle w:val="Compact"/>
+        <w:numPr>
+          <w:ilvl w:val="0"/>
+          <w:numId w:val="1001"/>
+        </w:numPr>
+      </w:pPr>
+      <w:r>
+        <w:rPr>
+          <w:b/>
+          <w:bCs/>
+        </w:rPr>
+        <w:t xml:space="preserve">The measurement layer costs pipeline minutes and produces advisory output nobody is obliged to</w:t>
+      </w:r>
+      <w:r>
+        <w:rPr>
+          <w:b/>
+          <w:bCs/>
+        </w:rPr>
+        <w:t xml:space="preserve"> </w:t>
+      </w:r>
+      <w:r>
+        <w:rPr>
+          <w:b/>
+          <w:bCs/>
+        </w:rPr>
+        <w:t xml:space="preserve">act on.</w:t>
+      </w:r>
+      <w:r>
+        <w:t xml:space="preserve"> </w:t>
+      </w:r>
+      <w:r>
+        <w:t xml:space="preserve">Budget the attention, not only the runtime. An advisory job nobody reads is worse than</w:t>
+      </w:r>
+      <w:r>
+        <w:t xml:space="preserve"> </w:t>
+      </w:r>
+      <w:r>
+        <w:t xml:space="preserve">absent, because the scorecard still counts it.</w:t>
+      </w:r>
+    </w:p>
+    <w:p>
+      <w:pPr>
+        <w:pStyle w:val="Compact"/>
+        <w:numPr>
+          <w:ilvl w:val="0"/>
+          <w:numId w:val="1001"/>
+        </w:numPr>
+      </w:pPr>
+      <w:r>
+        <w:rPr>
+          <w:b/>
+          <w:bCs/>
+        </w:rPr>
+        <w:t xml:space="preserve">Several rows assume a pipeline that can block a merge.</w:t>
+      </w:r>
+      <w:r>
+        <w:t xml:space="preserve"> </w:t>
+      </w:r>
+      <w:r>
+        <w:t xml:space="preserve">Where merges cannot be blocked, Tier 1</w:t>
+      </w:r>
+      <w:r>
+        <w:t xml:space="preserve"> </w:t>
+      </w:r>
+      <w:r>
+        <w:t xml:space="preserve">degrades from a control to a checklist, and the honest scorecard says so.</w:t>
+      </w:r>
+    </w:p>
+    <w:p>
+      <w:pPr>
+        <w:pStyle w:val="FirstParagraph"/>
+      </w:pPr>
+      <w:r>
+        <w:rPr>
+          <w:b/>
+          <w:bCs/>
+        </w:rPr>
+        <w:t xml:space="preserve">Figures come from two places, and the difference is marked at the point of use.</w:t>
+      </w:r>
+      <w:r>
+        <w:t xml:space="preserve"> </w:t>
+      </w:r>
+      <w:r>
+        <w:t xml:space="preserve">Every</w:t>
+      </w:r>
+      <w:r>
+        <w:t xml:space="preserve"> </w:t>
+      </w:r>
+      <w:r>
+        <w:t xml:space="preserve">published-research figure carries an explicit</w:t>
+      </w:r>
+      <w:r>
+        <w:t xml:space="preserve"> </w:t>
+      </w:r>
+      <w:r>
+        <w:rPr>
+          <w:b/>
+          <w:bCs/>
+        </w:rPr>
+        <w:t xml:space="preserve">[external]</w:t>
+      </w:r>
+      <w:r>
+        <w:t xml:space="preserve"> </w:t>
+      </w:r>
+      <w:r>
+        <w:t xml:space="preserve">tag and its own limitation in the same</w:t>
+      </w:r>
+      <w:r>
+        <w:t xml:space="preserve"> </w:t>
+      </w:r>
+      <w:r>
+        <w:t xml:space="preserve">sentence. The remaining figures were measured in one project's practice and are stated to justify a</w:t>
+      </w:r>
+      <w:r>
+        <w:t xml:space="preserve"> </w:t>
+      </w:r>
+      <w:r>
+        <w:t xml:space="preserve">rule, never as constants you should expect to reproduce. Where a rule came from a specific failure,</w:t>
+      </w:r>
+      <w:r>
+        <w:t xml:space="preserve"> </w:t>
+      </w:r>
+      <w:r>
+        <w:t xml:space="preserve">the failure is described without its setting.</w:t>
+      </w:r>
+    </w:p>
+    <w:p>
+      <w:r>
+        <w:pict>
+          <v:rect style="width:0;height:1.5pt" o:hralign="center" o:hrstd="t" o:hr="t"/>
+        </w:pict>
+      </w:r>
+    </w:p>
+    <w:bookmarkEnd w:id="14"/>
+    <w:bookmarkStart w:id="16" w:name="how-to-adopt-this"/>
+    <w:p>
+      <w:pPr>
+        <w:pStyle w:val="Heading2"/>
+      </w:pPr>
+      <w:r>
+        <w:t xml:space="preserve">How to adopt this</w:t>
       </w:r>
     </w:p>
     <w:p>
@@ -715,31 +650,38 @@
           <w:b/>
           <w:bCs/>
         </w:rPr>
-        <w:t xml:space="preserve">Three of the eleven rows are owned by a companion document</w:t>
-      </w:r>
-      <w:r>
-        <w:t xml:space="preserve"> </w:t>
-      </w:r>
-      <w:r>
-        <w:t xml:space="preserve">-- your security standard, your</w:t>
-      </w:r>
-      <w:r>
-        <w:t xml:space="preserve"> </w:t>
-      </w:r>
-      <w:r>
-        <w:t xml:space="preserve">dependency standard, your test standard. This document checks that the control is present; it does</w:t>
-      </w:r>
-      <w:r>
-        <w:t xml:space="preserve"> </w:t>
-      </w:r>
-      <w:r>
-        <w:t xml:space="preserve">not restate it. With no such companion, the rubric tells you a row is missing and not how to build</w:t>
-      </w:r>
-      <w:r>
-        <w:t xml:space="preserve"> </w:t>
-      </w:r>
-      <w:r>
-        <w:t xml:space="preserve">it.</w:t>
+        <w:t xml:space="preserve">Score Tier 1 as a read-only audit, once.</w:t>
+      </w:r>
+      <w:r>
+        <w:t xml:space="preserve"> </w:t>
+      </w:r>
+      <w:r>
+        <w:t xml:space="preserve">Answer the six Tier 1 questions about your</w:t>
+      </w:r>
+      <w:r>
+        <w:t xml:space="preserve"> </w:t>
+      </w:r>
+      <w:r>
+        <w:t xml:space="preserve">repository and write a pointer to the evidence for each. Anything you did not check is</w:t>
+      </w:r>
+      <w:r>
+        <w:t xml:space="preserve"> </w:t>
+      </w:r>
+      <w:r>
+        <w:rPr>
+          <w:b/>
+          <w:bCs/>
+        </w:rPr>
+        <w:t xml:space="preserve">unverified</w:t>
+      </w:r>
+      <w:r>
+        <w:t xml:space="preserve">, and unverified is not a pass. This takes an afternoon and is the whole minimum</w:t>
+      </w:r>
+      <w:r>
+        <w:t xml:space="preserve"> </w:t>
+      </w:r>
+      <w:r>
+        <w:t xml:space="preserve">viable adoption.</w:t>
       </w:r>
     </w:p>
     <w:p>
@@ -755,33 +697,19 @@
           <w:b/>
           <w:bCs/>
         </w:rPr>
-        <w:t xml:space="preserve">The measurement layer costs pipeline minutes and produces advisory output nobody is obliged to</w:t>
-      </w:r>
-      <w:r>
-        <w:rPr>
-          <w:b/>
-          <w:bCs/>
-        </w:rPr>
-        <w:t xml:space="preserve"> </w:t>
-      </w:r>
-      <w:r>
-        <w:rPr>
-          <w:b/>
-          <w:bCs/>
-        </w:rPr>
-        <w:t xml:space="preserve">act on.</w:t>
-      </w:r>
-      <w:r>
-        <w:t xml:space="preserve"> </w:t>
-      </w:r>
-      <w:r>
-        <w:t xml:space="preserve">Budget the attention, not only the runtime. An advisory job nobody reads is worse than</w:t>
-      </w:r>
-      <w:r>
-        <w:t xml:space="preserve"> </w:t>
-      </w:r>
-      <w:r>
-        <w:t xml:space="preserve">absent, because the scorecard still counts it.</w:t>
+        <w:t xml:space="preserve">Close the cheapest Tier 1 gap.</w:t>
+      </w:r>
+      <w:r>
+        <w:t xml:space="preserve"> </w:t>
+      </w:r>
+      <w:r>
+        <w:t xml:space="preserve">Tier 1 carries the verdict, so a missing durable control</w:t>
+      </w:r>
+      <w:r>
+        <w:t xml:space="preserve"> </w:t>
+      </w:r>
+      <w:r>
+        <w:t xml:space="preserve">outranks every measurement gate you could add instead.</w:t>
       </w:r>
     </w:p>
     <w:p>
@@ -797,184 +725,6 @@
           <w:b/>
           <w:bCs/>
         </w:rPr>
-        <w:t xml:space="preserve">Several rows assume a pipeline that can block a merge.</w:t>
-      </w:r>
-      <w:r>
-        <w:t xml:space="preserve"> </w:t>
-      </w:r>
-      <w:r>
-        <w:t xml:space="preserve">Where merges cannot be blocked, Tier 1</w:t>
-      </w:r>
-      <w:r>
-        <w:t xml:space="preserve"> </w:t>
-      </w:r>
-      <w:r>
-        <w:t xml:space="preserve">degrades from a control to a checklist, and the honest scorecard says so.</w:t>
-      </w:r>
-    </w:p>
-    <w:p>
-      <w:pPr>
-        <w:pStyle w:val="FirstParagraph"/>
-      </w:pPr>
-      <w:r>
-        <w:rPr>
-          <w:b/>
-          <w:bCs/>
-        </w:rPr>
-        <w:t xml:space="preserve">Figures come from two places, and the difference is marked at the point of use.</w:t>
-      </w:r>
-      <w:r>
-        <w:t xml:space="preserve"> </w:t>
-      </w:r>
-      <w:r>
-        <w:t xml:space="preserve">Every</w:t>
-      </w:r>
-      <w:r>
-        <w:t xml:space="preserve"> </w:t>
-      </w:r>
-      <w:r>
-        <w:t xml:space="preserve">published-research figure carries an explicit</w:t>
-      </w:r>
-      <w:r>
-        <w:t xml:space="preserve"> </w:t>
-      </w:r>
-      <w:r>
-        <w:rPr>
-          <w:b/>
-          <w:bCs/>
-        </w:rPr>
-        <w:t xml:space="preserve">[external]</w:t>
-      </w:r>
-      <w:r>
-        <w:t xml:space="preserve"> </w:t>
-      </w:r>
-      <w:r>
-        <w:t xml:space="preserve">tag and its own limitation in the same</w:t>
-      </w:r>
-      <w:r>
-        <w:t xml:space="preserve"> </w:t>
-      </w:r>
-      <w:r>
-        <w:t xml:space="preserve">sentence. The remaining figures were measured in one project's practice and are stated to justify a</w:t>
-      </w:r>
-      <w:r>
-        <w:t xml:space="preserve"> </w:t>
-      </w:r>
-      <w:r>
-        <w:t xml:space="preserve">rule, never as constants you should expect to reproduce. Where a rule came from a specific failure,</w:t>
-      </w:r>
-      <w:r>
-        <w:t xml:space="preserve"> </w:t>
-      </w:r>
-      <w:r>
-        <w:t xml:space="preserve">the failure is described without its setting.</w:t>
-      </w:r>
-    </w:p>
-    <w:p>
-      <w:r>
-        <w:pict>
-          <v:rect style="width:0;height:1.5pt" o:hralign="center" o:hrstd="t" o:hr="t"/>
-        </w:pict>
-      </w:r>
-    </w:p>
-    <w:bookmarkEnd w:id="15"/>
-    <w:bookmarkStart w:id="17" w:name="how-to-adopt-this"/>
-    <w:p>
-      <w:pPr>
-        <w:pStyle w:val="Heading2"/>
-      </w:pPr>
-      <w:r>
-        <w:t xml:space="preserve">How to adopt this</w:t>
-      </w:r>
-    </w:p>
-    <w:p>
-      <w:pPr>
-        <w:pStyle w:val="Compact"/>
-        <w:numPr>
-          <w:ilvl w:val="0"/>
-          <w:numId w:val="1003"/>
-        </w:numPr>
-      </w:pPr>
-      <w:r>
-        <w:rPr>
-          <w:b/>
-          <w:bCs/>
-        </w:rPr>
-        <w:t xml:space="preserve">Score Tier 1 as a read-only audit, once.</w:t>
-      </w:r>
-      <w:r>
-        <w:t xml:space="preserve"> </w:t>
-      </w:r>
-      <w:r>
-        <w:t xml:space="preserve">Answer the six Tier 1 questions about your</w:t>
-      </w:r>
-      <w:r>
-        <w:t xml:space="preserve"> </w:t>
-      </w:r>
-      <w:r>
-        <w:t xml:space="preserve">repository and write a pointer to the evidence for each. Anything you did not check is</w:t>
-      </w:r>
-      <w:r>
-        <w:t xml:space="preserve"> </w:t>
-      </w:r>
-      <w:r>
-        <w:rPr>
-          <w:b/>
-          <w:bCs/>
-        </w:rPr>
-        <w:t xml:space="preserve">unverified</w:t>
-      </w:r>
-      <w:r>
-        <w:t xml:space="preserve">, and unverified is not a pass. This takes an afternoon and is the whole minimum</w:t>
-      </w:r>
-      <w:r>
-        <w:t xml:space="preserve"> </w:t>
-      </w:r>
-      <w:r>
-        <w:t xml:space="preserve">viable adoption.</w:t>
-      </w:r>
-    </w:p>
-    <w:p>
-      <w:pPr>
-        <w:pStyle w:val="Compact"/>
-        <w:numPr>
-          <w:ilvl w:val="0"/>
-          <w:numId w:val="1003"/>
-        </w:numPr>
-      </w:pPr>
-      <w:r>
-        <w:rPr>
-          <w:b/>
-          <w:bCs/>
-        </w:rPr>
-        <w:t xml:space="preserve">Close the cheapest Tier 1 gap.</w:t>
-      </w:r>
-      <w:r>
-        <w:t xml:space="preserve"> </w:t>
-      </w:r>
-      <w:r>
-        <w:t xml:space="preserve">Tier 1 carries the verdict, so a missing durable control</w:t>
-      </w:r>
-      <w:r>
-        <w:t xml:space="preserve"> </w:t>
-      </w:r>
-      <w:r>
-        <w:t xml:space="preserve">outranks every measurement gate you could add instead.</w:t>
-      </w:r>
-    </w:p>
-    <w:p>
-      <w:pPr>
-        <w:pStyle w:val="Compact"/>
-        <w:numPr>
-          <w:ilvl w:val="0"/>
-          <w:numId w:val="1003"/>
-        </w:numPr>
-      </w:pPr>
-      <w:r>
-        <w:rPr>
-          <w:b/>
-          <w:bCs/>
-        </w:rPr>
         <w:t xml:space="preserve">Add one Tier 2 gate, with a receipt.</w:t>
       </w:r>
       <w:r>
@@ -992,7 +742,7 @@
       <w:r>
         <w:t xml:space="preserve"> </w:t>
       </w:r>
-      <w:hyperlink r:id="rId16">
+      <w:hyperlink r:id="rId15">
         <w:r>
           <w:rPr>
             <w:rStyle w:val="Hyperlink"/>
@@ -1009,7 +759,7 @@
         <w:pStyle w:val="Compact"/>
         <w:numPr>
           <w:ilvl w:val="0"/>
-          <w:numId w:val="1003"/>
+          <w:numId w:val="1002"/>
         </w:numPr>
       </w:pPr>
       <w:r>
@@ -1028,7 +778,7 @@
         <w:pStyle w:val="Compact"/>
         <w:numPr>
           <w:ilvl w:val="0"/>
-          <w:numId w:val="1003"/>
+          <w:numId w:val="1002"/>
         </w:numPr>
       </w:pPr>
       <w:r>
@@ -1053,7 +803,7 @@
         <w:pStyle w:val="Compact"/>
         <w:numPr>
           <w:ilvl w:val="0"/>
-          <w:numId w:val="1003"/>
+          <w:numId w:val="1002"/>
         </w:numPr>
       </w:pPr>
       <w:r>
@@ -1077,8 +827,8 @@
         </w:pict>
       </w:r>
     </w:p>
-    <w:bookmarkEnd w:id="17"/>
-    <w:bookmarkStart w:id="26" w:name="the-rubric-two-tiers-weighted-unequally"/>
+    <w:bookmarkEnd w:id="16"/>
+    <w:bookmarkStart w:id="25" w:name="the-rubric-two-tiers-weighted-unequally"/>
     <w:p>
       <w:pPr>
         <w:pStyle w:val="Heading2"/>
@@ -1172,7 +922,7 @@
         <w:t xml:space="preserve">machine-checked architectural rules.</w:t>
       </w:r>
     </w:p>
-    <w:bookmarkStart w:id="19" w:name="Xdf0793991d883bd530aac2d56d0ebf2a958f241"/>
+    <w:bookmarkStart w:id="18" w:name="Xdf0793991d883bd530aac2d56d0ebf2a958f241"/>
     <w:p>
       <w:pPr>
         <w:pStyle w:val="Heading3"/>
@@ -1628,7 +1378,7 @@
       <w:r>
         <w:t xml:space="preserve"> </w:t>
       </w:r>
-      <w:hyperlink r:id="rId18">
+      <w:hyperlink r:id="rId17">
         <w:r>
           <w:rPr>
             <w:rStyle w:val="Hyperlink"/>
@@ -1652,8 +1402,8 @@
         <w:t xml:space="preserve">distribution without anyone reviewing the packaging list.</w:t>
       </w:r>
     </w:p>
-    <w:bookmarkEnd w:id="19"/>
-    <w:bookmarkStart w:id="20" w:name="Xea2df85c5e482f5571f2487a3906895dabb3781"/>
+    <w:bookmarkEnd w:id="18"/>
+    <w:bookmarkStart w:id="19" w:name="Xea2df85c5e482f5571f2487a3906895dabb3781"/>
     <w:p>
       <w:pPr>
         <w:pStyle w:val="Heading3"/>
@@ -2048,8 +1798,8 @@
         </w:tc>
       </w:tr>
     </w:tbl>
-    <w:bookmarkEnd w:id="20"/>
-    <w:bookmarkStart w:id="23" w:name="the-anti-metric-rule-hard"/>
+    <w:bookmarkEnd w:id="19"/>
+    <w:bookmarkStart w:id="22" w:name="the-anti-metric-rule-hard"/>
     <w:p>
       <w:pPr>
         <w:pStyle w:val="Heading3"/>
@@ -2143,7 +1893,7 @@
       <w:r>
         <w:t xml:space="preserve"> </w:t>
       </w:r>
-      <w:hyperlink r:id="rId21">
+      <w:hyperlink r:id="rId20">
         <w:r>
           <w:rPr>
             <w:rStyle w:val="Hyperlink"/>
@@ -2163,7 +1913,7 @@
       <w:r>
         <w:t xml:space="preserve"> </w:t>
       </w:r>
-      <w:hyperlink r:id="rId22">
+      <w:hyperlink r:id="rId21">
         <w:r>
           <w:rPr>
             <w:rStyle w:val="Hyperlink"/>
@@ -2195,8 +1945,8 @@
         <w:t xml:space="preserve">disagrees asks where a number came from.</w:t>
       </w:r>
     </w:p>
-    <w:bookmarkEnd w:id="23"/>
-    <w:bookmarkStart w:id="25" w:name="X668fb8c38305a615bf1d327787eeaa82b7e1944"/>
+    <w:bookmarkEnd w:id="22"/>
+    <w:bookmarkStart w:id="24" w:name="X668fb8c38305a615bf1d327787eeaa82b7e1944"/>
     <w:p>
       <w:pPr>
         <w:pStyle w:val="Heading3"/>
@@ -2241,7 +1991,7 @@
       <w:r>
         <w:t xml:space="preserve"> </w:t>
       </w:r>
-      <w:hyperlink r:id="rId24">
+      <w:hyperlink r:id="rId23">
         <w:r>
           <w:rPr>
             <w:rStyle w:val="Hyperlink"/>
@@ -2298,9 +2048,9 @@
         </w:pict>
       </w:r>
     </w:p>
+    <w:bookmarkEnd w:id="24"/>
     <w:bookmarkEnd w:id="25"/>
-    <w:bookmarkEnd w:id="26"/>
-    <w:bookmarkStart w:id="39" w:name="X641036d7ccef56f59522485bce101f37c7c47f3"/>
+    <w:bookmarkStart w:id="38" w:name="X641036d7ccef56f59522485bce101f37c7c47f3"/>
     <w:p>
       <w:pPr>
         <w:pStyle w:val="Heading2"/>
@@ -2464,7 +2214,7 @@
             <w:r>
               <w:t xml:space="preserve"> </w:t>
             </w:r>
-            <w:hyperlink r:id="rId27">
+            <w:hyperlink r:id="rId26">
               <w:r>
                 <w:rPr>
                   <w:rStyle w:val="Hyperlink"/>
@@ -2537,7 +2287,7 @@
             <w:r>
               <w:t xml:space="preserve"> </w:t>
             </w:r>
-            <w:hyperlink r:id="rId28">
+            <w:hyperlink r:id="rId27">
               <w:r>
                 <w:rPr>
                   <w:rStyle w:val="Hyperlink"/>
@@ -2610,7 +2360,7 @@
             <w:r>
               <w:t xml:space="preserve"> </w:t>
             </w:r>
-            <w:hyperlink r:id="rId29">
+            <w:hyperlink r:id="rId28">
               <w:r>
                 <w:rPr>
                   <w:rStyle w:val="Hyperlink"/>
@@ -2699,7 +2449,7 @@
             <w:r>
               <w:t xml:space="preserve"> </w:t>
             </w:r>
-            <w:hyperlink r:id="rId30">
+            <w:hyperlink r:id="rId29">
               <w:r>
                 <w:rPr>
                   <w:rStyle w:val="Hyperlink"/>
@@ -2818,7 +2568,7 @@
             <w:r>
               <w:t xml:space="preserve"> </w:t>
             </w:r>
-            <w:hyperlink r:id="rId31">
+            <w:hyperlink r:id="rId30">
               <w:r>
                 <w:rPr>
                   <w:rStyle w:val="Hyperlink"/>
@@ -2885,7 +2635,7 @@
             <w:r>
               <w:t xml:space="preserve"> </w:t>
             </w:r>
-            <w:hyperlink r:id="rId32">
+            <w:hyperlink r:id="rId31">
               <w:r>
                 <w:rPr>
                   <w:rStyle w:val="Hyperlink"/>
@@ -2952,7 +2702,7 @@
             <w:r>
               <w:t xml:space="preserve"> </w:t>
             </w:r>
-            <w:hyperlink r:id="rId33">
+            <w:hyperlink r:id="rId32">
               <w:r>
                 <w:rPr>
                   <w:rStyle w:val="Hyperlink"/>
@@ -2997,7 +2747,7 @@
       <w:r>
         <w:t xml:space="preserve"> </w:t>
       </w:r>
-      <w:hyperlink r:id="rId34">
+      <w:hyperlink r:id="rId33">
         <w:r>
           <w:rPr>
             <w:rStyle w:val="Hyperlink"/>
@@ -3012,13 +2762,149 @@
         <w:t xml:space="preserve">and to the section on not claiming an unmeasured gain.</w:t>
       </w:r>
     </w:p>
-    <w:bookmarkStart w:id="35" w:name="the-six-caveats-as-one-carried-set"/>
+    <w:bookmarkStart w:id="34" w:name="the-six-caveats-as-one-carried-set"/>
     <w:p>
       <w:pPr>
         <w:pStyle w:val="Heading3"/>
       </w:pPr>
       <w:r>
         <w:t xml:space="preserve">The six caveats, as one carried set</w:t>
+      </w:r>
+    </w:p>
+    <w:p>
+      <w:pPr>
+        <w:pStyle w:val="Compact"/>
+        <w:numPr>
+          <w:ilvl w:val="0"/>
+          <w:numId w:val="1003"/>
+        </w:numPr>
+      </w:pPr>
+      <w:r>
+        <w:t xml:space="preserve">The metric-invalidation findings are robust peer-reviewed results, but they are</w:t>
+      </w:r>
+      <w:r>
+        <w:t xml:space="preserve"> </w:t>
+      </w:r>
+      <w:r>
+        <w:t xml:space="preserve">"this-metric-is-weak-</w:t>
+      </w:r>
+      <w:r>
+        <w:rPr>
+          <w:b/>
+          <w:bCs/>
+        </w:rPr>
+        <w:t xml:space="preserve">alone</w:t>
+      </w:r>
+      <w:r>
+        <w:t xml:space="preserve">" results. They argue against single-number gates, not against</w:t>
+      </w:r>
+      <w:r>
+        <w:t xml:space="preserve"> </w:t>
+      </w:r>
+      <w:r>
+        <w:t xml:space="preserve">measurement.</w:t>
+      </w:r>
+    </w:p>
+    <w:p>
+      <w:pPr>
+        <w:pStyle w:val="Compact"/>
+        <w:numPr>
+          <w:ilvl w:val="0"/>
+          <w:numId w:val="1003"/>
+        </w:numPr>
+      </w:pPr>
+      <w:r>
+        <w:t xml:space="preserve">The duplication trend is descriptively solid; the causal attribution is correlational,</w:t>
+      </w:r>
+      <w:r>
+        <w:t xml:space="preserve"> </w:t>
+      </w:r>
+      <w:r>
+        <w:t xml:space="preserve">vendor-sourced and confounded.</w:t>
+      </w:r>
+    </w:p>
+    <w:p>
+      <w:pPr>
+        <w:pStyle w:val="Compact"/>
+        <w:numPr>
+          <w:ilvl w:val="0"/>
+          <w:numId w:val="1003"/>
+        </w:numPr>
+      </w:pPr>
+      <w:r>
+        <w:t xml:space="preserve">Several findings about machine-authored code are model-era-specific. Re-baseline them rather</w:t>
+      </w:r>
+      <w:r>
+        <w:t xml:space="preserve"> </w:t>
+      </w:r>
+      <w:r>
+        <w:t xml:space="preserve">than quoting them as constants.</w:t>
+      </w:r>
+    </w:p>
+    <w:p>
+      <w:pPr>
+        <w:pStyle w:val="Compact"/>
+        <w:numPr>
+          <w:ilvl w:val="0"/>
+          <w:numId w:val="1003"/>
+        </w:numPr>
+      </w:pPr>
+      <w:r>
+        <w:t xml:space="preserve">A share-of-distinct-items figure is not a per-occurrence rate. The per-occurrence rate is far</w:t>
+      </w:r>
+      <w:r>
+        <w:t xml:space="preserve"> </w:t>
+      </w:r>
+      <w:r>
+        <w:t xml:space="preserve">lower, because the common cases are never the failing ones.</w:t>
+      </w:r>
+    </w:p>
+    <w:p>
+      <w:pPr>
+        <w:pStyle w:val="Compact"/>
+        <w:numPr>
+          <w:ilvl w:val="0"/>
+          <w:numId w:val="1003"/>
+        </w:numPr>
+      </w:pPr>
+      <w:r>
+        <w:t xml:space="preserve">The delivery-outcome finding is associational and was partly revised the following year.</w:t>
+      </w:r>
+    </w:p>
+    <w:p>
+      <w:pPr>
+        <w:pStyle w:val="Compact"/>
+        <w:numPr>
+          <w:ilvl w:val="0"/>
+          <w:numId w:val="1003"/>
+        </w:numPr>
+      </w:pPr>
+      <w:r>
+        <w:t xml:space="preserve">No source supplies a validated single-metric certification threshold.</w:t>
+      </w:r>
+    </w:p>
+    <w:bookmarkEnd w:id="34"/>
+    <w:bookmarkStart w:id="35" w:name="Xa40af3e358f88c7e758605cde008ec4497fb3c9"/>
+    <w:p>
+      <w:pPr>
+        <w:pStyle w:val="Heading3"/>
+      </w:pPr>
+      <w:r>
+        <w:t xml:space="preserve">What was refuted, published next to what survived</w:t>
+      </w:r>
+    </w:p>
+    <w:p>
+      <w:pPr>
+        <w:pStyle w:val="FirstParagraph"/>
+      </w:pPr>
+      <w:r>
+        <w:t xml:space="preserve">These widely circulated figures about machine-authored code were checked and dropped. Naming them is</w:t>
+      </w:r>
+      <w:r>
+        <w:t xml:space="preserve"> </w:t>
+      </w:r>
+      <w:r>
+        <w:t xml:space="preserve">part of the basis, because a reader can then check that the filter actually ran.</w:t>
       </w:r>
     </w:p>
     <w:p>
@@ -3030,29 +2916,42 @@
         </w:numPr>
       </w:pPr>
       <w:r>
-        <w:t xml:space="preserve">The metric-invalidation findings are robust peer-reviewed results, but they are</w:t>
-      </w:r>
-      <w:r>
-        <w:t xml:space="preserve"> </w:t>
-      </w:r>
-      <w:r>
-        <w:t xml:space="preserve">"this-metric-is-weak-</w:t>
-      </w:r>
-      <w:r>
-        <w:rPr>
-          <w:b/>
-          <w:bCs/>
-        </w:rPr>
-        <w:t xml:space="preserve">alone</w:t>
-      </w:r>
-      <w:r>
-        <w:t xml:space="preserve">" results. They argue against single-number gates, not against</w:t>
-      </w:r>
-      <w:r>
-        <w:t xml:space="preserve"> </w:t>
-      </w:r>
-      <w:r>
-        <w:t xml:space="preserve">measurement.</w:t>
+        <w:rPr>
+          <w:b/>
+          <w:bCs/>
+        </w:rPr>
+        <w:t xml:space="preserve">"About 40 percent of AI-generated programs contain security vulnerabilities."</w:t>
+      </w:r>
+      <w:r>
+        <w:t xml:space="preserve"> </w:t>
+      </w:r>
+      <w:r>
+        <w:t xml:space="preserve">An</w:t>
+      </w:r>
+      <w:r>
+        <w:t xml:space="preserve"> </w:t>
+      </w:r>
+      <w:r>
+        <w:t xml:space="preserve">over-simplified reading of a real study (Pearce et al.,</w:t>
+      </w:r>
+      <w:r>
+        <w:t xml:space="preserve"> </w:t>
+      </w:r>
+      <w:r>
+        <w:rPr>
+          <w:i/>
+          <w:iCs/>
+        </w:rPr>
+        <w:t xml:space="preserve">Asleep at the Keyboard</w:t>
+      </w:r>
+      <w:r>
+        <w:t xml:space="preserve">, IEEE S&amp;P 2022,</w:t>
+      </w:r>
+      <w:r>
+        <w:t xml:space="preserve"> </w:t>
+      </w:r>
+      <w:r>
+        <w:t xml:space="preserve">arXiv:2108.09293). The study stands; the headline framing does not.</w:t>
       </w:r>
     </w:p>
     <w:p>
@@ -3064,13 +2963,17 @@
         </w:numPr>
       </w:pPr>
       <w:r>
-        <w:t xml:space="preserve">The duplication trend is descriptively solid; the causal attribution is correlational,</w:t>
-      </w:r>
-      <w:r>
-        <w:t xml:space="preserve"> </w:t>
-      </w:r>
-      <w:r>
-        <w:t xml:space="preserve">vendor-sourced and confounded.</w:t>
+        <w:rPr>
+          <w:b/>
+          <w:bCs/>
+        </w:rPr>
+        <w:t xml:space="preserve">A "ten-fold surge in duplicate blocks" over two years.</w:t>
+      </w:r>
+      <w:r>
+        <w:t xml:space="preserve"> </w:t>
+      </w:r>
+      <w:r>
+        <w:t xml:space="preserve">Refuted unanimously.</w:t>
       </w:r>
     </w:p>
     <w:p>
@@ -3082,13 +2985,17 @@
         </w:numPr>
       </w:pPr>
       <w:r>
-        <w:t xml:space="preserve">Several findings about machine-authored code are model-era-specific. Re-baseline them rather</w:t>
-      </w:r>
-      <w:r>
-        <w:t xml:space="preserve"> </w:t>
-      </w:r>
-      <w:r>
-        <w:t xml:space="preserve">than quoting them as constants.</w:t>
+        <w:rPr>
+          <w:b/>
+          <w:bCs/>
+        </w:rPr>
+        <w:t xml:space="preserve">"Copy-pasted lines rose 8.3 to 12.3 percent, about 48 percent."</w:t>
+      </w:r>
+      <w:r>
+        <w:t xml:space="preserve"> </w:t>
+      </w:r>
+      <w:r>
+        <w:t xml:space="preserve">Refuted unanimously.</w:t>
       </w:r>
     </w:p>
     <w:p>
@@ -3100,47 +3007,53 @@
         </w:numPr>
       </w:pPr>
       <w:r>
-        <w:t xml:space="preserve">A share-of-distinct-items figure is not a per-occurrence rate. The per-occurrence rate is far</w:t>
-      </w:r>
-      <w:r>
-        <w:t xml:space="preserve"> </w:t>
-      </w:r>
-      <w:r>
-        <w:t xml:space="preserve">lower, because the common cases are never the failing ones.</w:t>
-      </w:r>
-    </w:p>
-    <w:p>
-      <w:pPr>
-        <w:pStyle w:val="Compact"/>
-        <w:numPr>
-          <w:ilvl w:val="0"/>
-          <w:numId w:val="1004"/>
-        </w:numPr>
-      </w:pPr>
-      <w:r>
-        <w:t xml:space="preserve">The delivery-outcome finding is associational and was partly revised the following year.</w:t>
-      </w:r>
-    </w:p>
-    <w:p>
-      <w:pPr>
-        <w:pStyle w:val="Compact"/>
-        <w:numPr>
-          <w:ilvl w:val="0"/>
-          <w:numId w:val="1004"/>
-        </w:numPr>
-      </w:pPr>
-      <w:r>
-        <w:t xml:space="preserve">No source supplies a validated single-metric certification threshold.</w:t>
+        <w:rPr>
+          <w:b/>
+          <w:bCs/>
+        </w:rPr>
+        <w:t xml:space="preserve">"Moved operations fell 17 percent over two years."</w:t>
+      </w:r>
+      <w:r>
+        <w:t xml:space="preserve"> </w:t>
+      </w:r>
+      <w:r>
+        <w:t xml:space="preserve">Refuted unanimously; did not reconcile with</w:t>
+      </w:r>
+      <w:r>
+        <w:t xml:space="preserve"> </w:t>
+      </w:r>
+      <w:r>
+        <w:t xml:space="preserve">its own source.</w:t>
+      </w:r>
+    </w:p>
+    <w:p>
+      <w:pPr>
+        <w:pStyle w:val="FirstParagraph"/>
+      </w:pPr>
+      <w:r>
+        <w:t xml:space="preserve">The refuted claims came mostly from the trend-and-telemetry angle -- vendor material and secondary</w:t>
+      </w:r>
+      <w:r>
+        <w:t xml:space="preserve"> </w:t>
+      </w:r>
+      <w:r>
+        <w:t xml:space="preserve">blogs. So the rubric leans hardest on the peer-reviewed metric-validity studies and treats the trend</w:t>
+      </w:r>
+      <w:r>
+        <w:t xml:space="preserve"> </w:t>
+      </w:r>
+      <w:r>
+        <w:t xml:space="preserve">data as caveated context.</w:t>
       </w:r>
     </w:p>
     <w:bookmarkEnd w:id="35"/>
-    <w:bookmarkStart w:id="36" w:name="Xa40af3e358f88c7e758605cde008ec4497fb3c9"/>
+    <w:bookmarkStart w:id="37" w:name="X6c280cc635610efa1abd090d5319aee416f468b"/>
     <w:p>
       <w:pPr>
         <w:pStyle w:val="Heading3"/>
       </w:pPr>
       <w:r>
-        <w:t xml:space="preserve">What was refuted, published next to what survived</w:t>
+        <w:t xml:space="preserve">How to derive a rubric so it survives challenge</w:t>
       </w:r>
     </w:p>
     <w:p>
@@ -3148,13 +3061,7 @@
         <w:pStyle w:val="FirstParagraph"/>
       </w:pPr>
       <w:r>
-        <w:t xml:space="preserve">These widely circulated figures about machine-authored code were checked and dropped. Naming them is</w:t>
-      </w:r>
-      <w:r>
-        <w:t xml:space="preserve"> </w:t>
-      </w:r>
-      <w:r>
-        <w:t xml:space="preserve">part of the basis, because a reader can then check that the filter actually ran.</w:t>
+        <w:t xml:space="preserve">The method matters more than this particular rubric, because you will need your own.</w:t>
       </w:r>
     </w:p>
     <w:p>
@@ -3170,38 +3077,25 @@
           <w:b/>
           <w:bCs/>
         </w:rPr>
-        <w:t xml:space="preserve">"About 40 percent of AI-generated programs contain security vulnerabilities."</w:t>
-      </w:r>
-      <w:r>
-        <w:t xml:space="preserve"> </w:t>
-      </w:r>
-      <w:r>
-        <w:t xml:space="preserve">An</w:t>
-      </w:r>
-      <w:r>
-        <w:t xml:space="preserve"> </w:t>
-      </w:r>
-      <w:r>
-        <w:t xml:space="preserve">over-simplified reading of a real study (Pearce et al.,</w:t>
-      </w:r>
-      <w:r>
-        <w:t xml:space="preserve"> </w:t>
-      </w:r>
-      <w:r>
-        <w:rPr>
-          <w:i/>
-          <w:iCs/>
-        </w:rPr>
-        <w:t xml:space="preserve">Asleep at the Keyboard</w:t>
-      </w:r>
-      <w:r>
-        <w:t xml:space="preserve">, IEEE S&amp;P 2022,</w:t>
-      </w:r>
-      <w:r>
-        <w:t xml:space="preserve"> </w:t>
-      </w:r>
-      <w:r>
-        <w:t xml:space="preserve">arXiv:2108.09293). The study stands; the headline framing does not.</w:t>
+        <w:t xml:space="preserve">Decompose the question into distinct search angles</w:t>
+      </w:r>
+      <w:r>
+        <w:t xml:space="preserve"> </w:t>
+      </w:r>
+      <w:r>
+        <w:t xml:space="preserve">rather than one broad query: metric</w:t>
+      </w:r>
+      <w:r>
+        <w:t xml:space="preserve"> </w:t>
+      </w:r>
+      <w:r>
+        <w:t xml:space="preserve">validity; quality frameworks and delivery metrics; empirical trends; security and correctness</w:t>
+      </w:r>
+      <w:r>
+        <w:t xml:space="preserve"> </w:t>
+      </w:r>
+      <w:r>
+        <w:t xml:space="preserve">studies; practitioner controls.</w:t>
       </w:r>
     </w:p>
     <w:p>
@@ -3217,13 +3111,50 @@
           <w:b/>
           <w:bCs/>
         </w:rPr>
-        <w:t xml:space="preserve">A "ten-fold surge in duplicate blocks" over two years.</w:t>
-      </w:r>
-      <w:r>
-        <w:t xml:space="preserve"> </w:t>
-      </w:r>
-      <w:r>
-        <w:t xml:space="preserve">Refuted unanimously.</w:t>
+        <w:t xml:space="preserve">Fan out in parallel</w:t>
+      </w:r>
+      <w:r>
+        <w:t xml:space="preserve">, then put every load-bearing claim through</w:t>
+      </w:r>
+      <w:r>
+        <w:t xml:space="preserve"> </w:t>
+      </w:r>
+      <w:r>
+        <w:rPr>
+          <w:b/>
+          <w:bCs/>
+        </w:rPr>
+        <w:t xml:space="preserve">multi-reviewer refutation</w:t>
+      </w:r>
+      <w:r>
+        <w:t xml:space="preserve"> </w:t>
+      </w:r>
+      <w:r>
+        <w:t xml:space="preserve">where each reviewer tries to kill the claim and a majority of refutations does kill it. Only</w:t>
+      </w:r>
+      <w:r>
+        <w:t xml:space="preserve"> </w:t>
+      </w:r>
+      <w:r>
+        <w:t xml:space="preserve">survivors enter the rubric. In the pass behind this document, a few dozen sources produced a</w:t>
+      </w:r>
+      <w:r>
+        <w:t xml:space="preserve"> </w:t>
+      </w:r>
+      <w:r>
+        <w:t xml:space="preserve">large candidate set. Every load-bearing claim went to three-vote adversarial verification, and</w:t>
+      </w:r>
+      <w:r>
+        <w:t xml:space="preserve"> </w:t>
+      </w:r>
+      <w:r>
+        <w:t xml:space="preserve">the ones that could be killed were killed. The survivors are the citation table above; the</w:t>
+      </w:r>
+      <w:r>
+        <w:t xml:space="preserve"> </w:t>
+      </w:r>
+      <w:r>
+        <w:t xml:space="preserve">casualties are the refuted list above.</w:t>
       </w:r>
     </w:p>
     <w:p>
@@ -3239,13 +3170,13 @@
           <w:b/>
           <w:bCs/>
         </w:rPr>
-        <w:t xml:space="preserve">"Copy-pasted lines rose 8.3 to 12.3 percent, about 48 percent."</w:t>
-      </w:r>
-      <w:r>
-        <w:t xml:space="preserve"> </w:t>
-      </w:r>
-      <w:r>
-        <w:t xml:space="preserve">Refuted unanimously.</w:t>
+        <w:t xml:space="preserve">Anchor the structure to a recognized model</w:t>
+      </w:r>
+      <w:r>
+        <w:t xml:space="preserve"> </w:t>
+      </w:r>
+      <w:r>
+        <w:t xml:space="preserve">rather than inventing categories.</w:t>
       </w:r>
     </w:p>
     <w:p>
@@ -3261,57 +3192,16 @@
           <w:b/>
           <w:bCs/>
         </w:rPr>
-        <w:t xml:space="preserve">"Moved operations fell 17 percent over two years."</w:t>
-      </w:r>
-      <w:r>
-        <w:t xml:space="preserve"> </w:t>
-      </w:r>
-      <w:r>
-        <w:t xml:space="preserve">Refuted unanimously; did not reconcile with</w:t>
-      </w:r>
-      <w:r>
-        <w:t xml:space="preserve"> </w:t>
-      </w:r>
-      <w:r>
-        <w:t xml:space="preserve">its own source.</w:t>
-      </w:r>
-    </w:p>
-    <w:p>
-      <w:pPr>
-        <w:pStyle w:val="FirstParagraph"/>
-      </w:pPr>
-      <w:r>
-        <w:t xml:space="preserve">The refuted claims came mostly from the trend-and-telemetry angle -- vendor material and secondary</w:t>
-      </w:r>
-      <w:r>
-        <w:t xml:space="preserve"> </w:t>
-      </w:r>
-      <w:r>
-        <w:t xml:space="preserve">blogs. So the rubric leans hardest on the peer-reviewed metric-validity studies and treats the trend</w:t>
-      </w:r>
-      <w:r>
-        <w:t xml:space="preserve"> </w:t>
-      </w:r>
-      <w:r>
-        <w:t xml:space="preserve">data as caveated context.</w:t>
-      </w:r>
-    </w:p>
-    <w:bookmarkEnd w:id="36"/>
-    <w:bookmarkStart w:id="38" w:name="X6c280cc635610efa1abd090d5319aee416f468b"/>
-    <w:p>
-      <w:pPr>
-        <w:pStyle w:val="Heading3"/>
-      </w:pPr>
-      <w:r>
-        <w:t xml:space="preserve">How to derive a rubric so it survives challenge</w:t>
-      </w:r>
-    </w:p>
-    <w:p>
-      <w:pPr>
-        <w:pStyle w:val="FirstParagraph"/>
-      </w:pPr>
-      <w:r>
-        <w:t xml:space="preserve">The method matters more than this particular rubric, because you will need your own.</w:t>
+        <w:t xml:space="preserve">Score the reference project from a separate read-only audit</w:t>
+      </w:r>
+      <w:r>
+        <w:t xml:space="preserve">, so the scorecard is evidence</w:t>
+      </w:r>
+      <w:r>
+        <w:t xml:space="preserve"> </w:t>
+      </w:r>
+      <w:r>
+        <w:t xml:space="preserve">rather than estimate.</w:t>
       </w:r>
     </w:p>
     <w:p>
@@ -3319,7 +3209,7 @@
         <w:pStyle w:val="Compact"/>
         <w:numPr>
           <w:ilvl w:val="0"/>
-          <w:numId w:val="1006"/>
+          <w:numId w:val="1005"/>
         </w:numPr>
       </w:pPr>
       <w:r>
@@ -3327,146 +3217,6 @@
           <w:b/>
           <w:bCs/>
         </w:rPr>
-        <w:t xml:space="preserve">Decompose the question into distinct search angles</w:t>
-      </w:r>
-      <w:r>
-        <w:t xml:space="preserve"> </w:t>
-      </w:r>
-      <w:r>
-        <w:t xml:space="preserve">rather than one broad query: metric</w:t>
-      </w:r>
-      <w:r>
-        <w:t xml:space="preserve"> </w:t>
-      </w:r>
-      <w:r>
-        <w:t xml:space="preserve">validity; quality frameworks and delivery metrics; empirical trends; security and correctness</w:t>
-      </w:r>
-      <w:r>
-        <w:t xml:space="preserve"> </w:t>
-      </w:r>
-      <w:r>
-        <w:t xml:space="preserve">studies; practitioner controls.</w:t>
-      </w:r>
-    </w:p>
-    <w:p>
-      <w:pPr>
-        <w:pStyle w:val="Compact"/>
-        <w:numPr>
-          <w:ilvl w:val="0"/>
-          <w:numId w:val="1006"/>
-        </w:numPr>
-      </w:pPr>
-      <w:r>
-        <w:rPr>
-          <w:b/>
-          <w:bCs/>
-        </w:rPr>
-        <w:t xml:space="preserve">Fan out in parallel</w:t>
-      </w:r>
-      <w:r>
-        <w:t xml:space="preserve">, then put every load-bearing claim through</w:t>
-      </w:r>
-      <w:r>
-        <w:t xml:space="preserve"> </w:t>
-      </w:r>
-      <w:r>
-        <w:rPr>
-          <w:b/>
-          <w:bCs/>
-        </w:rPr>
-        <w:t xml:space="preserve">multi-reviewer refutation</w:t>
-      </w:r>
-      <w:r>
-        <w:t xml:space="preserve"> </w:t>
-      </w:r>
-      <w:r>
-        <w:t xml:space="preserve">where each reviewer tries to kill the claim and a majority of refutations does kill it. Only</w:t>
-      </w:r>
-      <w:r>
-        <w:t xml:space="preserve"> </w:t>
-      </w:r>
-      <w:r>
-        <w:t xml:space="preserve">survivors enter the rubric. In the pass behind this document, a few dozen sources produced a</w:t>
-      </w:r>
-      <w:r>
-        <w:t xml:space="preserve"> </w:t>
-      </w:r>
-      <w:r>
-        <w:t xml:space="preserve">large candidate set. Every load-bearing claim went to three-vote adversarial verification, and</w:t>
-      </w:r>
-      <w:r>
-        <w:t xml:space="preserve"> </w:t>
-      </w:r>
-      <w:r>
-        <w:t xml:space="preserve">the ones that could be killed were killed. The survivors are the citation table above; the</w:t>
-      </w:r>
-      <w:r>
-        <w:t xml:space="preserve"> </w:t>
-      </w:r>
-      <w:r>
-        <w:t xml:space="preserve">casualties are the refuted list above.</w:t>
-      </w:r>
-    </w:p>
-    <w:p>
-      <w:pPr>
-        <w:pStyle w:val="Compact"/>
-        <w:numPr>
-          <w:ilvl w:val="0"/>
-          <w:numId w:val="1006"/>
-        </w:numPr>
-      </w:pPr>
-      <w:r>
-        <w:rPr>
-          <w:b/>
-          <w:bCs/>
-        </w:rPr>
-        <w:t xml:space="preserve">Anchor the structure to a recognized model</w:t>
-      </w:r>
-      <w:r>
-        <w:t xml:space="preserve"> </w:t>
-      </w:r>
-      <w:r>
-        <w:t xml:space="preserve">rather than inventing categories.</w:t>
-      </w:r>
-    </w:p>
-    <w:p>
-      <w:pPr>
-        <w:pStyle w:val="Compact"/>
-        <w:numPr>
-          <w:ilvl w:val="0"/>
-          <w:numId w:val="1006"/>
-        </w:numPr>
-      </w:pPr>
-      <w:r>
-        <w:rPr>
-          <w:b/>
-          <w:bCs/>
-        </w:rPr>
-        <w:t xml:space="preserve">Score the reference project from a separate read-only audit</w:t>
-      </w:r>
-      <w:r>
-        <w:t xml:space="preserve">, so the scorecard is evidence</w:t>
-      </w:r>
-      <w:r>
-        <w:t xml:space="preserve"> </w:t>
-      </w:r>
-      <w:r>
-        <w:t xml:space="preserve">rather than estimate.</w:t>
-      </w:r>
-    </w:p>
-    <w:p>
-      <w:pPr>
-        <w:pStyle w:val="Compact"/>
-        <w:numPr>
-          <w:ilvl w:val="0"/>
-          <w:numId w:val="1006"/>
-        </w:numPr>
-      </w:pPr>
-      <w:r>
-        <w:rPr>
-          <w:b/>
-          <w:bCs/>
-        </w:rPr>
         <w:t xml:space="preserve">Label every claim with its limitation as you carry it.</w:t>
       </w:r>
     </w:p>
@@ -3480,7 +3230,7 @@
       <w:r>
         <w:t xml:space="preserve"> </w:t>
       </w:r>
-      <w:hyperlink r:id="rId37">
+      <w:hyperlink r:id="rId36">
         <w:r>
           <w:rPr>
             <w:rStyle w:val="Hyperlink"/>
@@ -3527,9 +3277,9 @@
         </w:pict>
       </w:r>
     </w:p>
+    <w:bookmarkEnd w:id="37"/>
     <w:bookmarkEnd w:id="38"/>
-    <w:bookmarkEnd w:id="39"/>
-    <w:bookmarkStart w:id="41" w:name="failure-mode-control-owner"/>
+    <w:bookmarkStart w:id="40" w:name="failure-mode-control-owner"/>
     <w:p>
       <w:pPr>
         <w:pStyle w:val="Heading2"/>
@@ -3876,7 +3626,7 @@
             <w:pPr>
               <w:pStyle w:val="Compact"/>
             </w:pPr>
-            <w:hyperlink r:id="rId40">
+            <w:hyperlink r:id="rId39">
               <w:r>
                 <w:rPr>
                   <w:rStyle w:val="Hyperlink"/>
@@ -3957,8 +3707,8 @@
         </w:pict>
       </w:r>
     </w:p>
-    <w:bookmarkEnd w:id="41"/>
-    <w:bookmarkStart w:id="57" w:name="X4873c7bf06e912f32b8544c12adf4f299d0d8a2"/>
+    <w:bookmarkEnd w:id="40"/>
+    <w:bookmarkStart w:id="56" w:name="X4873c7bf06e912f32b8544c12adf4f299d0d8a2"/>
     <w:p>
       <w:pPr>
         <w:pStyle w:val="Heading2"/>
@@ -4333,7 +4083,7 @@
       <w:r>
         <w:t xml:space="preserve"> </w:t>
       </w:r>
-      <w:hyperlink r:id="rId42">
+      <w:hyperlink r:id="rId41">
         <w:r>
           <w:rPr>
             <w:rStyle w:val="Hyperlink"/>
@@ -4345,7 +4095,7 @@
         <w:t xml:space="preserve">.</w:t>
       </w:r>
     </w:p>
-    <w:bookmarkStart w:id="43" w:name="Xeb9f02e76d351661f9e4cebb1184bc6cd5f8704"/>
+    <w:bookmarkStart w:id="42" w:name="Xeb9f02e76d351661f9e4cebb1184bc6cd5f8704"/>
     <w:p>
       <w:pPr>
         <w:pStyle w:val="Heading3"/>
@@ -4402,123 +4152,123 @@
         <w:t xml:space="preserve">consequence of what the tool does, not a convention you could reasonably invert.</w:t>
       </w:r>
     </w:p>
+    <w:bookmarkEnd w:id="42"/>
+    <w:bookmarkStart w:id="43" w:name="X9d2a7b90d997eb5229c605c3c481d429c3bd196"/>
+    <w:p>
+      <w:pPr>
+        <w:pStyle w:val="Heading3"/>
+      </w:pPr>
+      <w:r>
+        <w:t xml:space="preserve">An applying tool is not a control, and it may not be scored</w:t>
+      </w:r>
+    </w:p>
+    <w:p>
+      <w:pPr>
+        <w:pStyle w:val="FirstParagraph"/>
+      </w:pPr>
+      <w:r>
+        <w:t xml:space="preserve">If no pipeline leg runs it and nothing reads its output, it is not a gate and not a signal.</w:t>
+      </w:r>
+    </w:p>
+    <w:p>
+      <w:pPr>
+        <w:pStyle w:val="BodyText"/>
+      </w:pPr>
+      <w:r>
+        <w:t xml:space="preserve">Be precise about why the liveness rule above -- the requirement that a gate be proven able to fail --</w:t>
+      </w:r>
+      <w:r>
+        <w:t xml:space="preserve"> </w:t>
+      </w:r>
+      <w:r>
+        <w:t xml:space="preserve">does not reach it. Not because it is advisory, but because</w:t>
+      </w:r>
+      <w:r>
+        <w:t xml:space="preserve"> </w:t>
+      </w:r>
+      <w:r>
+        <w:rPr>
+          <w:b/>
+          <w:bCs/>
+        </w:rPr>
+        <w:t xml:space="preserve">there is no green check to trust in the</w:t>
+      </w:r>
+      <w:r>
+        <w:rPr>
+          <w:b/>
+          <w:bCs/>
+        </w:rPr>
+        <w:t xml:space="preserve"> </w:t>
+      </w:r>
+      <w:r>
+        <w:rPr>
+          <w:b/>
+          <w:bCs/>
+        </w:rPr>
+        <w:t xml:space="preserve">first place</w:t>
+      </w:r>
+      <w:r>
+        <w:t xml:space="preserve">. State it loosely and a reader concludes advisory things are exempt from liveness,</w:t>
+      </w:r>
+      <w:r>
+        <w:t xml:space="preserve"> </w:t>
+      </w:r>
+      <w:r>
+        <w:t xml:space="preserve">which is the opposite of the rule.</w:t>
+      </w:r>
+    </w:p>
+    <w:p>
+      <w:pPr>
+        <w:pStyle w:val="BodyText"/>
+      </w:pPr>
+      <w:r>
+        <w:rPr>
+          <w:b/>
+          <w:bCs/>
+        </w:rPr>
+        <w:t xml:space="preserve">A tool that ships with the AI coding assistant leaves nothing in your repository to score.</w:t>
+      </w:r>
+      <w:r>
+        <w:t xml:space="preserve"> </w:t>
+      </w:r>
+      <w:r>
+        <w:t xml:space="preserve">When</w:t>
+      </w:r>
+      <w:r>
+        <w:t xml:space="preserve"> </w:t>
+      </w:r>
+      <w:r>
+        <w:t xml:space="preserve">the tool arrives with the AI coding assistant rather than with the project, no artifact under version</w:t>
+      </w:r>
+      <w:r>
+        <w:t xml:space="preserve"> </w:t>
+      </w:r>
+      <w:r>
+        <w:t xml:space="preserve">control records its presence.</w:t>
+      </w:r>
+    </w:p>
+    <w:p>
+      <w:pPr>
+        <w:pStyle w:val="BodyText"/>
+      </w:pPr>
+      <w:r>
+        <w:t xml:space="preserve">A status claim about it can therefore be neither verified nor falsified from the repository. The</w:t>
+      </w:r>
+      <w:r>
+        <w:t xml:space="preserve"> </w:t>
+      </w:r>
+      <w:r>
+        <w:t xml:space="preserve">honest entry is no status at all -- not "built", not "enabled". This one is easy to get wrong by</w:t>
+      </w:r>
+      <w:r>
+        <w:t xml:space="preserve"> </w:t>
+      </w:r>
+      <w:r>
+        <w:t xml:space="preserve">accident, because the tool is plainly doing useful work.</w:t>
+      </w:r>
+    </w:p>
     <w:bookmarkEnd w:id="43"/>
-    <w:bookmarkStart w:id="44" w:name="X9d2a7b90d997eb5229c605c3c481d429c3bd196"/>
-    <w:p>
-      <w:pPr>
-        <w:pStyle w:val="Heading3"/>
-      </w:pPr>
-      <w:r>
-        <w:t xml:space="preserve">An applying tool is not a control, and it may not be scored</w:t>
-      </w:r>
-    </w:p>
-    <w:p>
-      <w:pPr>
-        <w:pStyle w:val="FirstParagraph"/>
-      </w:pPr>
-      <w:r>
-        <w:t xml:space="preserve">If no pipeline leg runs it and nothing reads its output, it is not a gate and not a signal.</w:t>
-      </w:r>
-    </w:p>
-    <w:p>
-      <w:pPr>
-        <w:pStyle w:val="BodyText"/>
-      </w:pPr>
-      <w:r>
-        <w:t xml:space="preserve">Be precise about why the liveness rule above -- the requirement that a gate be proven able to fail --</w:t>
-      </w:r>
-      <w:r>
-        <w:t xml:space="preserve"> </w:t>
-      </w:r>
-      <w:r>
-        <w:t xml:space="preserve">does not reach it. Not because it is advisory, but because</w:t>
-      </w:r>
-      <w:r>
-        <w:t xml:space="preserve"> </w:t>
-      </w:r>
-      <w:r>
-        <w:rPr>
-          <w:b/>
-          <w:bCs/>
-        </w:rPr>
-        <w:t xml:space="preserve">there is no green check to trust in the</w:t>
-      </w:r>
-      <w:r>
-        <w:rPr>
-          <w:b/>
-          <w:bCs/>
-        </w:rPr>
-        <w:t xml:space="preserve"> </w:t>
-      </w:r>
-      <w:r>
-        <w:rPr>
-          <w:b/>
-          <w:bCs/>
-        </w:rPr>
-        <w:t xml:space="preserve">first place</w:t>
-      </w:r>
-      <w:r>
-        <w:t xml:space="preserve">. State it loosely and a reader concludes advisory things are exempt from liveness,</w:t>
-      </w:r>
-      <w:r>
-        <w:t xml:space="preserve"> </w:t>
-      </w:r>
-      <w:r>
-        <w:t xml:space="preserve">which is the opposite of the rule.</w:t>
-      </w:r>
-    </w:p>
-    <w:p>
-      <w:pPr>
-        <w:pStyle w:val="BodyText"/>
-      </w:pPr>
-      <w:r>
-        <w:rPr>
-          <w:b/>
-          <w:bCs/>
-        </w:rPr>
-        <w:t xml:space="preserve">A tool that ships with the AI coding assistant leaves nothing in your repository to score.</w:t>
-      </w:r>
-      <w:r>
-        <w:t xml:space="preserve"> </w:t>
-      </w:r>
-      <w:r>
-        <w:t xml:space="preserve">When</w:t>
-      </w:r>
-      <w:r>
-        <w:t xml:space="preserve"> </w:t>
-      </w:r>
-      <w:r>
-        <w:t xml:space="preserve">the tool arrives with the AI coding assistant rather than with the project, no artifact under version</w:t>
-      </w:r>
-      <w:r>
-        <w:t xml:space="preserve"> </w:t>
-      </w:r>
-      <w:r>
-        <w:t xml:space="preserve">control records its presence.</w:t>
-      </w:r>
-    </w:p>
-    <w:p>
-      <w:pPr>
-        <w:pStyle w:val="BodyText"/>
-      </w:pPr>
-      <w:r>
-        <w:t xml:space="preserve">A status claim about it can therefore be neither verified nor falsified from the repository. The</w:t>
-      </w:r>
-      <w:r>
-        <w:t xml:space="preserve"> </w:t>
-      </w:r>
-      <w:r>
-        <w:t xml:space="preserve">honest entry is no status at all -- not "built", not "enabled". This one is easy to get wrong by</w:t>
-      </w:r>
-      <w:r>
-        <w:t xml:space="preserve"> </w:t>
-      </w:r>
-      <w:r>
-        <w:t xml:space="preserve">accident, because the tool is plainly doing useful work.</w:t>
-      </w:r>
-    </w:p>
-    <w:bookmarkEnd w:id="44"/>
-    <w:bookmarkStart w:id="45" w:name="X551e6e2df0d6fccfd0169d5dffc8a5d8c0df508"/>
+    <w:bookmarkStart w:id="44" w:name="X551e6e2df0d6fccfd0169d5dffc8a5d8c0df508"/>
     <w:p>
       <w:pPr>
         <w:pStyle w:val="Heading3"/>
@@ -4582,7 +4332,7 @@
         <w:pStyle w:val="Compact"/>
         <w:numPr>
           <w:ilvl w:val="0"/>
-          <w:numId w:val="1007"/>
+          <w:numId w:val="1006"/>
         </w:numPr>
       </w:pPr>
       <w:r>
@@ -4600,7 +4350,7 @@
         <w:pStyle w:val="Compact"/>
         <w:numPr>
           <w:ilvl w:val="0"/>
-          <w:numId w:val="1007"/>
+          <w:numId w:val="1006"/>
         </w:numPr>
       </w:pPr>
       <w:r>
@@ -4612,7 +4362,7 @@
         <w:pStyle w:val="Compact"/>
         <w:numPr>
           <w:ilvl w:val="0"/>
-          <w:numId w:val="1007"/>
+          <w:numId w:val="1006"/>
         </w:numPr>
       </w:pPr>
       <w:r>
@@ -4645,8 +4395,8 @@
         <w:t xml:space="preserve">review you asked for, and the verdict is still yours.</w:t>
       </w:r>
     </w:p>
-    <w:bookmarkEnd w:id="45"/>
-    <w:bookmarkStart w:id="47" w:name="X597443be2705a139bc04ea159f59888b5604f40"/>
+    <w:bookmarkEnd w:id="44"/>
+    <w:bookmarkStart w:id="46" w:name="X597443be2705a139bc04ea159f59888b5604f40"/>
     <w:p>
       <w:pPr>
         <w:pStyle w:val="Heading3"/>
@@ -4691,7 +4441,7 @@
       <w:r>
         <w:t xml:space="preserve"> </w:t>
       </w:r>
-      <w:hyperlink r:id="rId46">
+      <w:hyperlink r:id="rId45">
         <w:r>
           <w:rPr>
             <w:rStyle w:val="Hyperlink"/>
@@ -4719,8 +4469,8 @@
         <w:t xml:space="preserve">placement is a derived value, so re-derive it after any repair.</w:t>
       </w:r>
     </w:p>
-    <w:bookmarkEnd w:id="47"/>
-    <w:bookmarkStart w:id="49" w:name="X1df03efceb460cdfcaee6e33061c438652629db"/>
+    <w:bookmarkEnd w:id="46"/>
+    <w:bookmarkStart w:id="48" w:name="X1df03efceb460cdfcaee6e33061c438652629db"/>
     <w:p>
       <w:pPr>
         <w:pStyle w:val="Heading3"/>
@@ -4773,7 +4523,7 @@
       <w:r>
         <w:t xml:space="preserve"> </w:t>
       </w:r>
-      <w:hyperlink r:id="rId48">
+      <w:hyperlink r:id="rId47">
         <w:r>
           <w:rPr>
             <w:rStyle w:val="Hyperlink"/>
@@ -4790,11 +4540,79 @@
         <w:pStyle w:val="Compact"/>
         <w:numPr>
           <w:ilvl w:val="0"/>
-          <w:numId w:val="1008"/>
+          <w:numId w:val="1007"/>
         </w:numPr>
       </w:pPr>
       <w:r>
         <w:t xml:space="preserve">count units examined and never units found</w:t>
+      </w:r>
+    </w:p>
+    <w:p>
+      <w:pPr>
+        <w:pStyle w:val="Compact"/>
+        <w:numPr>
+          <w:ilvl w:val="0"/>
+          <w:numId w:val="1007"/>
+        </w:numPr>
+      </w:pPr>
+      <w:r>
+        <w:t xml:space="preserve">"nothing to measure" passes only when stated and reasoned</w:t>
+      </w:r>
+    </w:p>
+    <w:p>
+      <w:pPr>
+        <w:pStyle w:val="Compact"/>
+        <w:numPr>
+          <w:ilvl w:val="0"/>
+          <w:numId w:val="1007"/>
+        </w:numPr>
+      </w:pPr>
+      <w:r>
+        <w:t xml:space="preserve">a reconciliation containing a derived term is blind to that term</w:t>
+      </w:r>
+    </w:p>
+    <w:p>
+      <w:pPr>
+        <w:pStyle w:val="Compact"/>
+        <w:numPr>
+          <w:ilvl w:val="0"/>
+          <w:numId w:val="1007"/>
+        </w:numPr>
+      </w:pPr>
+      <w:r>
+        <w:t xml:space="preserve">attack the control with the failure class it was built to catch</w:t>
+      </w:r>
+    </w:p>
+    <w:p>
+      <w:pPr>
+        <w:pStyle w:val="Compact"/>
+        <w:numPr>
+          <w:ilvl w:val="0"/>
+          <w:numId w:val="1007"/>
+        </w:numPr>
+      </w:pPr>
+      <w:r>
+        <w:t xml:space="preserve">the advisory layer needs exactly one job permitted to go red</w:t>
+      </w:r>
+    </w:p>
+    <w:p>
+      <w:pPr>
+        <w:pStyle w:val="FirstParagraph"/>
+      </w:pPr>
+      <w:r>
+        <w:rPr>
+          <w:b/>
+          <w:bCs/>
+        </w:rPr>
+        <w:t xml:space="preserve">Rule for this rubric specifically: a scorecard row cites the receipt, not the workflow file.</w:t>
+      </w:r>
+    </w:p>
+    <w:p>
+      <w:pPr>
+        <w:pStyle w:val="BodyText"/>
+      </w:pPr>
+      <w:r>
+        <w:t xml:space="preserve">Three mechanics make that receipt trustworthy, and each was learned by losing it:</w:t>
       </w:r>
     </w:p>
     <w:p>
@@ -4806,7 +4624,23 @@
         </w:numPr>
       </w:pPr>
       <w:r>
-        <w:t xml:space="preserve">"nothing to measure" passes only when stated and reasoned</w:t>
+        <w:rPr>
+          <w:b/>
+          <w:bCs/>
+        </w:rPr>
+        <w:t xml:space="preserve">Pin the exact version of any tool a gate depends on.</w:t>
+      </w:r>
+      <w:r>
+        <w:t xml:space="preserve"> </w:t>
+      </w:r>
+      <w:r>
+        <w:t xml:space="preserve">An open upper bound resolved to a release</w:t>
+      </w:r>
+      <w:r>
+        <w:t xml:space="preserve"> </w:t>
+      </w:r>
+      <w:r>
+        <w:t xml:space="preserve">that crashed on the project's runtime before generating any work.</w:t>
       </w:r>
     </w:p>
     <w:p>
@@ -4818,7 +4652,23 @@
         </w:numPr>
       </w:pPr>
       <w:r>
-        <w:t xml:space="preserve">a reconciliation containing a derived term is blind to that term</w:t>
+        <w:rPr>
+          <w:b/>
+          <w:bCs/>
+        </w:rPr>
+        <w:t xml:space="preserve">Remove failure-swallowing operators from gate scripts.</w:t>
+      </w:r>
+      <w:r>
+        <w:t xml:space="preserve"> </w:t>
+      </w:r>
+      <w:r>
+        <w:t xml:space="preserve">A trailing ignore-failures operator</w:t>
+      </w:r>
+      <w:r>
+        <w:t xml:space="preserve"> </w:t>
+      </w:r>
+      <w:r>
+        <w:t xml:space="preserve">turned that crash into a passing job in well under a minute.</w:t>
       </w:r>
     </w:p>
     <w:p>
@@ -4830,19 +4680,24 @@
         </w:numPr>
       </w:pPr>
       <w:r>
-        <w:t xml:space="preserve">attack the control with the failure class it was built to catch</w:t>
-      </w:r>
-    </w:p>
-    <w:p>
-      <w:pPr>
-        <w:pStyle w:val="Compact"/>
-        <w:numPr>
-          <w:ilvl w:val="0"/>
-          <w:numId w:val="1008"/>
-        </w:numPr>
-      </w:pPr>
-      <w:r>
-        <w:t xml:space="preserve">the advisory layer needs exactly one job permitted to go red</w:t>
+        <w:rPr>
+          <w:b/>
+          <w:bCs/>
+        </w:rPr>
+        <w:t xml:space="preserve">Require a non-zero units-examined count</w:t>
+      </w:r>
+      <w:r>
+        <w:t xml:space="preserve">, so a resolution change cannot read as a clean sweep.</w:t>
+      </w:r>
+    </w:p>
+    <w:bookmarkEnd w:id="48"/>
+    <w:bookmarkStart w:id="49" w:name="Xd9dbceec688c77ac95e3dc47bf43983d521284f"/>
+    <w:p>
+      <w:pPr>
+        <w:pStyle w:val="Heading3"/>
+      </w:pPr>
+      <w:r>
+        <w:t xml:space="preserve">Make an advisory finding a delta against the merge base</w:t>
       </w:r>
     </w:p>
     <w:p>
@@ -4850,11 +4705,13 @@
         <w:pStyle w:val="FirstParagraph"/>
       </w:pPr>
       <w:r>
-        <w:rPr>
-          <w:b/>
-          <w:bCs/>
-        </w:rPr>
-        <w:t xml:space="preserve">Rule for this rubric specifically: a scorecard row cites the receipt, not the workflow file.</w:t>
+        <w:t xml:space="preserve">A raw advisory list over a whole repository is not usable on a change. Every finding anchors on the</w:t>
+      </w:r>
+      <w:r>
+        <w:t xml:space="preserve"> </w:t>
+      </w:r>
+      <w:r>
+        <w:t xml:space="preserve">same declaration line, so nothing distinguishes what the change introduced from what it inherited.</w:t>
       </w:r>
     </w:p>
     <w:p>
@@ -4862,92 +4719,33 @@
         <w:pStyle w:val="BodyText"/>
       </w:pPr>
       <w:r>
-        <w:t xml:space="preserve">Three mechanics make that receipt trustworthy, and each was learned by losing it:</w:t>
-      </w:r>
-    </w:p>
-    <w:p>
-      <w:pPr>
-        <w:pStyle w:val="Compact"/>
-        <w:numPr>
-          <w:ilvl w:val="0"/>
-          <w:numId w:val="1009"/>
-        </w:numPr>
-      </w:pPr>
-      <w:r>
-        <w:rPr>
-          <w:b/>
-          <w:bCs/>
-        </w:rPr>
-        <w:t xml:space="preserve">Pin the exact version of any tool a gate depends on.</w:t>
-      </w:r>
-      <w:r>
-        <w:t xml:space="preserve"> </w:t>
-      </w:r>
-      <w:r>
-        <w:t xml:space="preserve">An open upper bound resolved to a release</w:t>
-      </w:r>
-      <w:r>
-        <w:t xml:space="preserve"> </w:t>
-      </w:r>
-      <w:r>
-        <w:t xml:space="preserve">that crashed on the project's runtime before generating any work.</w:t>
-      </w:r>
-    </w:p>
-    <w:p>
-      <w:pPr>
-        <w:pStyle w:val="Compact"/>
-        <w:numPr>
-          <w:ilvl w:val="0"/>
-          <w:numId w:val="1009"/>
-        </w:numPr>
-      </w:pPr>
-      <w:r>
-        <w:rPr>
-          <w:b/>
-          <w:bCs/>
-        </w:rPr>
-        <w:t xml:space="preserve">Remove failure-swallowing operators from gate scripts.</w:t>
-      </w:r>
-      <w:r>
-        <w:t xml:space="preserve"> </w:t>
-      </w:r>
-      <w:r>
-        <w:t xml:space="preserve">A trailing ignore-failures operator</w:t>
-      </w:r>
-      <w:r>
-        <w:t xml:space="preserve"> </w:t>
-      </w:r>
-      <w:r>
-        <w:t xml:space="preserve">turned that crash into a passing job in well under a minute.</w:t>
-      </w:r>
-    </w:p>
-    <w:p>
-      <w:pPr>
-        <w:pStyle w:val="Compact"/>
-        <w:numPr>
-          <w:ilvl w:val="0"/>
-          <w:numId w:val="1009"/>
-        </w:numPr>
-      </w:pPr>
-      <w:r>
-        <w:rPr>
-          <w:b/>
-          <w:bCs/>
-        </w:rPr>
-        <w:t xml:space="preserve">Require a non-zero units-examined count</w:t>
-      </w:r>
-      <w:r>
-        <w:t xml:space="preserve">, so a resolution change cannot read as a clean sweep.</w:t>
+        <w:rPr>
+          <w:b/>
+          <w:bCs/>
+        </w:rPr>
+        <w:t xml:space="preserve">Rule.</w:t>
+      </w:r>
+      <w:r>
+        <w:t xml:space="preserve"> </w:t>
+      </w:r>
+      <w:r>
+        <w:t xml:space="preserve">Compute the finding set at the merge base and at the change head, and report only what the</w:t>
+      </w:r>
+      <w:r>
+        <w:t xml:space="preserve"> </w:t>
+      </w:r>
+      <w:r>
+        <w:t xml:space="preserve">change introduced or made worse.</w:t>
       </w:r>
     </w:p>
     <w:bookmarkEnd w:id="49"/>
-    <w:bookmarkStart w:id="50" w:name="Xd9dbceec688c77ac95e3dc47bf43983d521284f"/>
+    <w:bookmarkStart w:id="50" w:name="X8c4e78d23ff997ec49ea1c102279685646a2549"/>
     <w:p>
       <w:pPr>
         <w:pStyle w:val="Heading3"/>
       </w:pPr>
       <w:r>
-        <w:t xml:space="preserve">Make an advisory finding a delta against the merge base</w:t>
+        <w:t xml:space="preserve">Put advisory findings where the reviewer already is</w:t>
       </w:r>
     </w:p>
     <w:p>
@@ -4955,13 +4753,7 @@
         <w:pStyle w:val="FirstParagraph"/>
       </w:pPr>
       <w:r>
-        <w:t xml:space="preserve">A raw advisory list over a whole repository is not usable on a change. Every finding anchors on the</w:t>
-      </w:r>
-      <w:r>
-        <w:t xml:space="preserve"> </w:t>
-      </w:r>
-      <w:r>
-        <w:t xml:space="preserve">same declaration line, so nothing distinguishes what the change introduced from what it inherited.</w:t>
+        <w:t xml:space="preserve">An advisory measurement that prints to a job log is read by nobody.</w:t>
       </w:r>
     </w:p>
     <w:p>
@@ -4979,59 +4771,17 @@
         <w:t xml:space="preserve"> </w:t>
       </w:r>
       <w:r>
-        <w:t xml:space="preserve">Compute the finding set at the merge base and at the change head, and report only what the</w:t>
-      </w:r>
-      <w:r>
-        <w:t xml:space="preserve"> </w:t>
-      </w:r>
-      <w:r>
-        <w:t xml:space="preserve">change introduced or made worse.</w:t>
+        <w:t xml:space="preserve">Emit it as an inline annotation on the changed lines of the proposal, coalescing adjacent</w:t>
+      </w:r>
+      <w:r>
+        <w:t xml:space="preserve"> </w:t>
+      </w:r>
+      <w:r>
+        <w:t xml:space="preserve">findings into ranges so the annotation set stays legible.</w:t>
       </w:r>
     </w:p>
     <w:bookmarkEnd w:id="50"/>
-    <w:bookmarkStart w:id="51" w:name="X8c4e78d23ff997ec49ea1c102279685646a2549"/>
-    <w:p>
-      <w:pPr>
-        <w:pStyle w:val="Heading3"/>
-      </w:pPr>
-      <w:r>
-        <w:t xml:space="preserve">Put advisory findings where the reviewer already is</w:t>
-      </w:r>
-    </w:p>
-    <w:p>
-      <w:pPr>
-        <w:pStyle w:val="FirstParagraph"/>
-      </w:pPr>
-      <w:r>
-        <w:t xml:space="preserve">An advisory measurement that prints to a job log is read by nobody.</w:t>
-      </w:r>
-    </w:p>
-    <w:p>
-      <w:pPr>
-        <w:pStyle w:val="BodyText"/>
-      </w:pPr>
-      <w:r>
-        <w:rPr>
-          <w:b/>
-          <w:bCs/>
-        </w:rPr>
-        <w:t xml:space="preserve">Rule.</w:t>
-      </w:r>
-      <w:r>
-        <w:t xml:space="preserve"> </w:t>
-      </w:r>
-      <w:r>
-        <w:t xml:space="preserve">Emit it as an inline annotation on the changed lines of the proposal, coalescing adjacent</w:t>
-      </w:r>
-      <w:r>
-        <w:t xml:space="preserve"> </w:t>
-      </w:r>
-      <w:r>
-        <w:t xml:space="preserve">findings into ranges so the annotation set stays legible.</w:t>
-      </w:r>
-    </w:p>
-    <w:bookmarkEnd w:id="51"/>
-    <w:bookmarkStart w:id="53" w:name="Xb62db8c4c5e20baab99d0eaa36c6b7cbdb5b5b0"/>
+    <w:bookmarkStart w:id="52" w:name="Xb62db8c4c5e20baab99d0eaa36c6b7cbdb5b5b0"/>
     <w:p>
       <w:pPr>
         <w:pStyle w:val="Heading3"/>
@@ -5162,7 +4912,7 @@
       <w:r>
         <w:t xml:space="preserve"> </w:t>
       </w:r>
-      <w:hyperlink r:id="rId52">
+      <w:hyperlink r:id="rId51">
         <w:r>
           <w:rPr>
             <w:rStyle w:val="Hyperlink"/>
@@ -5180,8 +4930,8 @@
         <w:t xml:space="preserve">the two deltas above are the additions.</w:t>
       </w:r>
     </w:p>
-    <w:bookmarkEnd w:id="53"/>
-    <w:bookmarkStart w:id="55" w:name="Xc62112f73f7d2e1f495818af037474d28051436"/>
+    <w:bookmarkEnd w:id="52"/>
+    <w:bookmarkStart w:id="54" w:name="Xc62112f73f7d2e1f495818af037474d28051436"/>
     <w:p>
       <w:pPr>
         <w:pStyle w:val="Heading3"/>
@@ -5230,7 +4980,7 @@
       <w:r>
         <w:t xml:space="preserve"> </w:t>
       </w:r>
-      <w:hyperlink r:id="rId54">
+      <w:hyperlink r:id="rId53">
         <w:r>
           <w:rPr>
             <w:rStyle w:val="Hyperlink"/>
@@ -5242,8 +4992,8 @@
         <w:t xml:space="preserve">.</w:t>
       </w:r>
     </w:p>
-    <w:bookmarkEnd w:id="55"/>
-    <w:bookmarkStart w:id="56" w:name="X4c002b3a64c509ea8664658236d67cae023b9dc"/>
+    <w:bookmarkEnd w:id="54"/>
+    <w:bookmarkStart w:id="55" w:name="X4c002b3a64c509ea8664658236d67cae023b9dc"/>
     <w:p>
       <w:pPr>
         <w:pStyle w:val="Heading3"/>
@@ -5309,9 +5059,9 @@
         </w:pict>
       </w:r>
     </w:p>
+    <w:bookmarkEnd w:id="55"/>
     <w:bookmarkEnd w:id="56"/>
-    <w:bookmarkEnd w:id="57"/>
-    <w:bookmarkStart w:id="60" w:name="reviewing-the-code-depth-tiers"/>
+    <w:bookmarkStart w:id="59" w:name="reviewing-the-code-depth-tiers"/>
     <w:p>
       <w:pPr>
         <w:pStyle w:val="Heading2"/>
@@ -5641,7 +5391,7 @@
       <w:r>
         <w:t xml:space="preserve"> </w:t>
       </w:r>
-      <w:hyperlink r:id="rId58">
+      <w:hyperlink r:id="rId57">
         <w:r>
           <w:rPr>
             <w:rStyle w:val="Hyperlink"/>
@@ -5653,7 +5403,7 @@
         <w:t xml:space="preserve">.</w:t>
       </w:r>
     </w:p>
-    <w:bookmarkStart w:id="59" w:name="X21447fa3360ab7c39aecc4afe7b21be6d9bbd16"/>
+    <w:bookmarkStart w:id="58" w:name="X21447fa3360ab7c39aecc4afe7b21be6d9bbd16"/>
     <w:p>
       <w:pPr>
         <w:pStyle w:val="Heading3"/>
@@ -5699,15 +5449,381 @@
         </w:pict>
       </w:r>
     </w:p>
+    <w:bookmarkEnd w:id="58"/>
     <w:bookmarkEnd w:id="59"/>
+    <w:bookmarkStart w:id="60" w:name="reviewing-a-trust-boundary"/>
+    <w:p>
+      <w:pPr>
+        <w:pStyle w:val="Heading2"/>
+      </w:pPr>
+      <w:r>
+        <w:t xml:space="preserve">Reviewing a trust boundary</w:t>
+      </w:r>
+    </w:p>
+    <w:p>
+      <w:pPr>
+        <w:pStyle w:val="FirstParagraph"/>
+      </w:pPr>
+      <w:r>
+        <w:t xml:space="preserve">When a component executes, imports or loads content of unknown provenance, review the</w:t>
+      </w:r>
+      <w:r>
+        <w:t xml:space="preserve"> </w:t>
+      </w:r>
+      <w:r>
+        <w:rPr>
+          <w:b/>
+          <w:bCs/>
+        </w:rPr>
+        <w:t xml:space="preserve">boundary</w:t>
+      </w:r>
+      <w:r>
+        <w:t xml:space="preserve"> </w:t>
+      </w:r>
+      <w:r>
+        <w:t xml:space="preserve">rather than the body, against a fixed question set. These generalize from a real review of one such</w:t>
+      </w:r>
+      <w:r>
+        <w:t xml:space="preserve"> </w:t>
+      </w:r>
+      <w:r>
+        <w:t xml:space="preserve">seam; the two most commonly missed are the last two.</w:t>
+      </w:r>
+    </w:p>
+    <w:p>
+      <w:pPr>
+        <w:pStyle w:val="Compact"/>
+        <w:numPr>
+          <w:ilvl w:val="0"/>
+          <w:numId w:val="1009"/>
+        </w:numPr>
+      </w:pPr>
+      <w:r>
+        <w:rPr>
+          <w:b/>
+          <w:bCs/>
+        </w:rPr>
+        <w:t xml:space="preserve">Does the vet actually bound what can load?</w:t>
+      </w:r>
+      <w:r>
+        <w:t xml:space="preserve"> </w:t>
+      </w:r>
+      <w:r>
+        <w:t xml:space="preserve">Not "does a vet exist" -- does it constrain the</w:t>
+      </w:r>
+      <w:r>
+        <w:t xml:space="preserve"> </w:t>
+      </w:r>
+      <w:r>
+        <w:t xml:space="preserve">set.</w:t>
+      </w:r>
+    </w:p>
+    <w:p>
+      <w:pPr>
+        <w:pStyle w:val="Compact"/>
+        <w:numPr>
+          <w:ilvl w:val="0"/>
+          <w:numId w:val="1009"/>
+        </w:numPr>
+      </w:pPr>
+      <w:r>
+        <w:rPr>
+          <w:b/>
+          <w:bCs/>
+        </w:rPr>
+        <w:t xml:space="preserve">Is there any code path that reaches execution without the vet running first?</w:t>
+      </w:r>
+      <w:r>
+        <w:t xml:space="preserve"> </w:t>
+      </w:r>
+      <w:r>
+        <w:t xml:space="preserve">Check every</w:t>
+      </w:r>
+      <w:r>
+        <w:t xml:space="preserve"> </w:t>
+      </w:r>
+      <w:r>
+        <w:t xml:space="preserve">caller, not only the documented one.</w:t>
+      </w:r>
+    </w:p>
+    <w:p>
+      <w:pPr>
+        <w:pStyle w:val="Compact"/>
+        <w:numPr>
+          <w:ilvl w:val="0"/>
+          <w:numId w:val="1009"/>
+        </w:numPr>
+      </w:pPr>
+      <w:r>
+        <w:rPr>
+          <w:b/>
+          <w:bCs/>
+        </w:rPr>
+        <w:t xml:space="preserve">Does it fail closed?</w:t>
+      </w:r>
+      <w:r>
+        <w:t xml:space="preserve"> </w:t>
+      </w:r>
+      <w:r>
+        <w:t xml:space="preserve">No silent downgrade to a weaker mode when the intended backend is</w:t>
+      </w:r>
+      <w:r>
+        <w:t xml:space="preserve"> </w:t>
+      </w:r>
+      <w:r>
+        <w:t xml:space="preserve">absent, and no fallback on an unknown name.</w:t>
+      </w:r>
+    </w:p>
+    <w:p>
+      <w:pPr>
+        <w:pStyle w:val="Compact"/>
+        <w:numPr>
+          <w:ilvl w:val="0"/>
+          <w:numId w:val="1009"/>
+        </w:numPr>
+      </w:pPr>
+      <w:r>
+        <w:rPr>
+          <w:b/>
+          <w:bCs/>
+        </w:rPr>
+        <w:t xml:space="preserve">Is the load target validated against a fixed known set before use</w:t>
+      </w:r>
+      <w:r>
+        <w:t xml:space="preserve">, so operator input cannot</w:t>
+      </w:r>
+      <w:r>
+        <w:t xml:space="preserve"> </w:t>
+      </w:r>
+      <w:r>
+        <w:t xml:space="preserve">trigger an arbitrary import?</w:t>
+      </w:r>
+    </w:p>
+    <w:p>
+      <w:pPr>
+        <w:pStyle w:val="Compact"/>
+        <w:numPr>
+          <w:ilvl w:val="0"/>
+          <w:numId w:val="1009"/>
+        </w:numPr>
+      </w:pPr>
+      <w:r>
+        <w:rPr>
+          <w:b/>
+          <w:bCs/>
+        </w:rPr>
+        <w:t xml:space="preserve">Does the vet cover the whole executable surface</w:t>
+      </w:r>
+      <w:r>
+        <w:t xml:space="preserve">, or only the obvious top level?</w:t>
+      </w:r>
+    </w:p>
+    <w:p>
+      <w:pPr>
+        <w:pStyle w:val="Compact"/>
+        <w:numPr>
+          <w:ilvl w:val="0"/>
+          <w:numId w:val="1009"/>
+        </w:numPr>
+      </w:pPr>
+      <w:r>
+        <w:rPr>
+          <w:b/>
+          <w:bCs/>
+        </w:rPr>
+        <w:t xml:space="preserve">Does it follow links?</w:t>
+      </w:r>
+      <w:r>
+        <w:t xml:space="preserve"> </w:t>
+      </w:r>
+      <w:r>
+        <w:t xml:space="preserve">A vetted-looking entry can point at a writable or foreign target.</w:t>
+      </w:r>
+    </w:p>
+    <w:p>
+      <w:pPr>
+        <w:pStyle w:val="Compact"/>
+        <w:numPr>
+          <w:ilvl w:val="0"/>
+          <w:numId w:val="1009"/>
+        </w:numPr>
+      </w:pPr>
+      <w:r>
+        <w:rPr>
+          <w:b/>
+          <w:bCs/>
+        </w:rPr>
+        <w:t xml:space="preserve">Is the check silently skipped under a privileged account?</w:t>
+      </w:r>
+      <w:r>
+        <w:t xml:space="preserve"> </w:t>
+      </w:r>
+      <w:r>
+        <w:t xml:space="preserve">If so, that account must be</w:t>
+      </w:r>
+      <w:r>
+        <w:t xml:space="preserve"> </w:t>
+      </w:r>
+      <w:r>
+        <w:t xml:space="preserve">documented as unsupported for running the component.</w:t>
+      </w:r>
+    </w:p>
+    <w:p>
+      <w:pPr>
+        <w:pStyle w:val="Compact"/>
+        <w:numPr>
+          <w:ilvl w:val="0"/>
+          <w:numId w:val="1009"/>
+        </w:numPr>
+      </w:pPr>
+      <w:r>
+        <w:rPr>
+          <w:b/>
+          <w:bCs/>
+        </w:rPr>
+        <w:t xml:space="preserve">If it installs a resolution shim, is the shim scoped to the load window and removed</w:t>
+      </w:r>
+      <w:r>
+        <w:rPr>
+          <w:b/>
+          <w:bCs/>
+        </w:rPr>
+        <w:t xml:space="preserve"> </w:t>
+      </w:r>
+      <w:r>
+        <w:rPr>
+          <w:b/>
+          <w:bCs/>
+        </w:rPr>
+        <w:t xml:space="preserve">afterwards, and does it resolve only the names it is meant to?</w:t>
+      </w:r>
+      <w:r>
+        <w:t xml:space="preserve"> </w:t>
+      </w:r>
+      <w:r>
+        <w:t xml:space="preserve">A shim at the front of the</w:t>
+      </w:r>
+      <w:r>
+        <w:t xml:space="preserve"> </w:t>
+      </w:r>
+      <w:r>
+        <w:t xml:space="preserve">resolution order shadows genuine components for its whole lifetime.</w:t>
+      </w:r>
+    </w:p>
+    <w:p>
+      <w:pPr>
+        <w:pStyle w:val="Compact"/>
+        <w:numPr>
+          <w:ilvl w:val="0"/>
+          <w:numId w:val="1009"/>
+        </w:numPr>
+      </w:pPr>
+      <w:r>
+        <w:rPr>
+          <w:b/>
+          <w:bCs/>
+        </w:rPr>
+        <w:t xml:space="preserve">Does a failed load clean up after itself</w:t>
+      </w:r>
+      <w:r>
+        <w:t xml:space="preserve">, leaving no partially initialized state registered?</w:t>
+      </w:r>
+    </w:p>
+    <w:p>
+      <w:pPr>
+        <w:pStyle w:val="Compact"/>
+        <w:numPr>
+          <w:ilvl w:val="0"/>
+          <w:numId w:val="1009"/>
+        </w:numPr>
+      </w:pPr>
+      <w:r>
+        <w:rPr>
+          <w:b/>
+          <w:bCs/>
+        </w:rPr>
+        <w:t xml:space="preserve">Is there a platform on which the runtime check returns early and does nothing?</w:t>
+      </w:r>
+      <w:r>
+        <w:t xml:space="preserve"> </w:t>
+      </w:r>
+      <w:r>
+        <w:t xml:space="preserve">If so, the</w:t>
+      </w:r>
+      <w:r>
+        <w:t xml:space="preserve"> </w:t>
+      </w:r>
+      <w:r>
+        <w:t xml:space="preserve">real boundary is an install-time filesystem permission that somebody must confirm was actually</w:t>
+      </w:r>
+      <w:r>
+        <w:t xml:space="preserve"> </w:t>
+      </w:r>
+      <w:r>
+        <w:t xml:space="preserve">applied -- and if that platform is your primary one, the runtime check is not the control you</w:t>
+      </w:r>
+      <w:r>
+        <w:t xml:space="preserve"> </w:t>
+      </w:r>
+      <w:r>
+        <w:t xml:space="preserve">think it is.</w:t>
+      </w:r>
+    </w:p>
+    <w:p>
+      <w:pPr>
+        <w:pStyle w:val="FirstParagraph"/>
+      </w:pPr>
+      <w:r>
+        <w:rPr>
+          <w:b/>
+          <w:bCs/>
+        </w:rPr>
+        <w:t xml:space="preserve">Rule.</w:t>
+      </w:r>
+      <w:r>
+        <w:t xml:space="preserve"> </w:t>
+      </w:r>
+      <w:r>
+        <w:t xml:space="preserve">Where a question resolves as "not yet, because the risky case does not exist here",</w:t>
+      </w:r>
+      <w:r>
+        <w:t xml:space="preserve"> </w:t>
+      </w:r>
+      <w:r>
+        <w:t xml:space="preserve">record a</w:t>
+      </w:r>
+      <w:r>
+        <w:t xml:space="preserve"> </w:t>
+      </w:r>
+      <w:r>
+        <w:rPr>
+          <w:b/>
+          <w:bCs/>
+        </w:rPr>
+        <w:t xml:space="preserve">re-review trigger</w:t>
+      </w:r>
+      <w:r>
+        <w:t xml:space="preserve"> </w:t>
+      </w:r>
+      <w:r>
+        <w:t xml:space="preserve">naming the event that makes it exist.</w:t>
+      </w:r>
+    </w:p>
+    <w:p>
+      <w:r>
+        <w:pict>
+          <v:rect style="width:0;height:1.5pt" o:hralign="center" o:hrstd="t" o:hr="t"/>
+        </w:pict>
+      </w:r>
+    </w:p>
     <w:bookmarkEnd w:id="60"/>
-    <w:bookmarkStart w:id="61" w:name="reviewing-a-trust-boundary"/>
+    <w:bookmarkStart w:id="62" w:name="confirming-the-control-plane"/>
     <w:p>
       <w:pPr>
         <w:pStyle w:val="Heading2"/>
       </w:pPr>
       <w:r>
-        <w:t xml:space="preserve">Reviewing a trust boundary</w:t>
+        <w:t xml:space="preserve">Confirming the control plane</w:t>
       </w:r>
     </w:p>
     <w:p>
@@ -5715,29 +5831,74 @@
         <w:pStyle w:val="FirstParagraph"/>
       </w:pPr>
       <w:r>
-        <w:t xml:space="preserve">When a component executes, imports or loads content of unknown provenance, review the</w:t>
-      </w:r>
-      <w:r>
-        <w:t xml:space="preserve"> </w:t>
-      </w:r>
-      <w:r>
-        <w:rPr>
-          <w:b/>
-          <w:bCs/>
-        </w:rPr>
-        <w:t xml:space="preserve">boundary</w:t>
-      </w:r>
-      <w:r>
-        <w:t xml:space="preserve"> </w:t>
-      </w:r>
-      <w:r>
-        <w:t xml:space="preserve">rather than the body, against a fixed question set. These generalize from a real review of one such</w:t>
-      </w:r>
-      <w:r>
-        <w:t xml:space="preserve"> </w:t>
-      </w:r>
-      <w:r>
-        <w:t xml:space="preserve">seam; the two most commonly missed are the last two.</w:t>
+        <w:t xml:space="preserve">Split a release review into two parts and do the cheap half first.</w:t>
+      </w:r>
+    </w:p>
+    <w:p>
+      <w:pPr>
+        <w:pStyle w:val="BodyText"/>
+      </w:pPr>
+      <w:r>
+        <w:rPr>
+          <w:b/>
+          <w:bCs/>
+        </w:rPr>
+        <w:t xml:space="preserve">Part A -- the control plane. No code reading.</w:t>
+      </w:r>
+      <w:r>
+        <w:t xml:space="preserve"> </w:t>
+      </w:r>
+      <w:r>
+        <w:t xml:space="preserve">For each required check, confirm it exists, that</w:t>
+      </w:r>
+      <w:r>
+        <w:t xml:space="preserve"> </w:t>
+      </w:r>
+      <w:r>
+        <w:t xml:space="preserve">it is</w:t>
+      </w:r>
+      <w:r>
+        <w:t xml:space="preserve"> </w:t>
+      </w:r>
+      <w:r>
+        <w:rPr>
+          <w:b/>
+          <w:bCs/>
+        </w:rPr>
+        <w:t xml:space="preserve">blocking</w:t>
+      </w:r>
+      <w:r>
+        <w:t xml:space="preserve"> </w:t>
+      </w:r>
+      <w:r>
+        <w:t xml:space="preserve">rather than advisory, and that it was</w:t>
+      </w:r>
+      <w:r>
+        <w:t xml:space="preserve"> </w:t>
+      </w:r>
+      <w:r>
+        <w:rPr>
+          <w:b/>
+          <w:bCs/>
+        </w:rPr>
+        <w:t xml:space="preserve">green on the exact commit being</w:t>
+      </w:r>
+      <w:r>
+        <w:rPr>
+          <w:b/>
+          <w:bCs/>
+        </w:rPr>
+        <w:t xml:space="preserve"> </w:t>
+      </w:r>
+      <w:r>
+        <w:rPr>
+          <w:b/>
+          <w:bCs/>
+        </w:rPr>
+        <w:t xml:space="preserve">released</w:t>
+      </w:r>
+      <w:r>
+        <w:t xml:space="preserve">. The release change's own pipeline run is the control plane executing. Confirm at least:</w:t>
       </w:r>
     </w:p>
     <w:p>
@@ -5749,23 +5910,7 @@
         </w:numPr>
       </w:pPr>
       <w:r>
-        <w:rPr>
-          <w:b/>
-          <w:bCs/>
-        </w:rPr>
-        <w:t xml:space="preserve">Does the vet actually bound what can load?</w:t>
-      </w:r>
-      <w:r>
-        <w:t xml:space="preserve"> </w:t>
-      </w:r>
-      <w:r>
-        <w:t xml:space="preserve">Not "does a vet exist" -- does it constrain the</w:t>
-      </w:r>
-      <w:r>
-        <w:t xml:space="preserve"> </w:t>
-      </w:r>
-      <w:r>
-        <w:t xml:space="preserve">set.</w:t>
+        <w:t xml:space="preserve">a dependency inventory with a verify-before-add rule and no fabricated or near-miss names;</w:t>
       </w:r>
     </w:p>
     <w:p>
@@ -5777,23 +5922,7 @@
         </w:numPr>
       </w:pPr>
       <w:r>
-        <w:rPr>
-          <w:b/>
-          <w:bCs/>
-        </w:rPr>
-        <w:t xml:space="preserve">Is there any code path that reaches execution without the vet running first?</w:t>
-      </w:r>
-      <w:r>
-        <w:t xml:space="preserve"> </w:t>
-      </w:r>
-      <w:r>
-        <w:t xml:space="preserve">Check every</w:t>
-      </w:r>
-      <w:r>
-        <w:t xml:space="preserve"> </w:t>
-      </w:r>
-      <w:r>
-        <w:t xml:space="preserve">caller, not only the documented one.</w:t>
+        <w:t xml:space="preserve">pins that are hash-locked and provably in sync, with a re-export diff that comes back clean;</w:t>
       </w:r>
     </w:p>
     <w:p>
@@ -5805,23 +5934,7 @@
         </w:numPr>
       </w:pPr>
       <w:r>
-        <w:rPr>
-          <w:b/>
-          <w:bCs/>
-        </w:rPr>
-        <w:t xml:space="preserve">Does it fail closed?</w:t>
-      </w:r>
-      <w:r>
-        <w:t xml:space="preserve"> </w:t>
-      </w:r>
-      <w:r>
-        <w:t xml:space="preserve">No silent downgrade to a weaker mode when the intended backend is</w:t>
-      </w:r>
-      <w:r>
-        <w:t xml:space="preserve"> </w:t>
-      </w:r>
-      <w:r>
-        <w:t xml:space="preserve">absent, and no fallback on an unknown name.</w:t>
+        <w:t xml:space="preserve">a blocking dependency-vulnerability scan that installs with hashes required;</w:t>
       </w:r>
     </w:p>
     <w:p>
@@ -5833,20 +5946,29 @@
         </w:numPr>
       </w:pPr>
       <w:r>
-        <w:rPr>
-          <w:b/>
-          <w:bCs/>
-        </w:rPr>
-        <w:t xml:space="preserve">Is the load target validated against a fixed known set before use</w:t>
-      </w:r>
-      <w:r>
-        <w:t xml:space="preserve">, so operator input cannot</w:t>
-      </w:r>
-      <w:r>
-        <w:t xml:space="preserve"> </w:t>
-      </w:r>
-      <w:r>
-        <w:t xml:space="preserve">trigger an arbitrary import?</w:t>
+        <w:t xml:space="preserve">scheduled vulnerability surveillance across</w:t>
+      </w:r>
+      <w:r>
+        <w:t xml:space="preserve"> </w:t>
+      </w:r>
+      <w:r>
+        <w:rPr>
+          <w:b/>
+          <w:bCs/>
+        </w:rPr>
+        <w:t xml:space="preserve">every</w:t>
+      </w:r>
+      <w:r>
+        <w:t xml:space="preserve"> </w:t>
+      </w:r>
+      <w:r>
+        <w:t xml:space="preserve">package ecosystem in the repository,</w:t>
+      </w:r>
+      <w:r>
+        <w:t xml:space="preserve"> </w:t>
+      </w:r>
+      <w:r>
+        <w:t xml:space="preserve">including ones outside the primary language;</w:t>
       </w:r>
     </w:p>
     <w:p>
@@ -5858,14 +5980,7 @@
         </w:numPr>
       </w:pPr>
       <w:r>
-        <w:rPr>
-          <w:b/>
-          <w:bCs/>
-        </w:rPr>
-        <w:t xml:space="preserve">Does the vet cover the whole executable surface</w:t>
-      </w:r>
-      <w:r>
-        <w:t xml:space="preserve">, or only the obvious top level?</w:t>
+        <w:t xml:space="preserve">static analysis and secret scanning, blocking, with the secret scan over the full history;</w:t>
       </w:r>
     </w:p>
     <w:p>
@@ -5877,17 +5992,13 @@
         </w:numPr>
       </w:pPr>
       <w:r>
-        <w:rPr>
-          <w:b/>
-          <w:bCs/>
-        </w:rPr>
-        <w:t xml:space="preserve">Does it follow links?</w:t>
-      </w:r>
-      <w:r>
-        <w:t xml:space="preserve"> </w:t>
-      </w:r>
-      <w:r>
-        <w:t xml:space="preserve">A vetted-looking entry can point at a writable or foreign target.</w:t>
+        <w:t xml:space="preserve">the scanner rule configuration and the local hook configuration present, tracking the same tool</w:t>
+      </w:r>
+      <w:r>
+        <w:t xml:space="preserve"> </w:t>
+      </w:r>
+      <w:r>
+        <w:t xml:space="preserve">versions as the pipeline;</w:t>
       </w:r>
     </w:p>
     <w:p>
@@ -5899,124 +6010,7 @@
         </w:numPr>
       </w:pPr>
       <w:r>
-        <w:rPr>
-          <w:b/>
-          <w:bCs/>
-        </w:rPr>
-        <w:t xml:space="preserve">Is the check silently skipped under a privileged account?</w:t>
-      </w:r>
-      <w:r>
-        <w:t xml:space="preserve"> </w:t>
-      </w:r>
-      <w:r>
-        <w:t xml:space="preserve">If so, that account must be</w:t>
-      </w:r>
-      <w:r>
-        <w:t xml:space="preserve"> </w:t>
-      </w:r>
-      <w:r>
-        <w:t xml:space="preserve">documented as unsupported for running the component.</w:t>
-      </w:r>
-    </w:p>
-    <w:p>
-      <w:pPr>
-        <w:pStyle w:val="Compact"/>
-        <w:numPr>
-          <w:ilvl w:val="0"/>
-          <w:numId w:val="1010"/>
-        </w:numPr>
-      </w:pPr>
-      <w:r>
-        <w:rPr>
-          <w:b/>
-          <w:bCs/>
-        </w:rPr>
-        <w:t xml:space="preserve">If it installs a resolution shim, is the shim scoped to the load window and removed</w:t>
-      </w:r>
-      <w:r>
-        <w:rPr>
-          <w:b/>
-          <w:bCs/>
-        </w:rPr>
-        <w:t xml:space="preserve"> </w:t>
-      </w:r>
-      <w:r>
-        <w:rPr>
-          <w:b/>
-          <w:bCs/>
-        </w:rPr>
-        <w:t xml:space="preserve">afterwards, and does it resolve only the names it is meant to?</w:t>
-      </w:r>
-      <w:r>
-        <w:t xml:space="preserve"> </w:t>
-      </w:r>
-      <w:r>
-        <w:t xml:space="preserve">A shim at the front of the</w:t>
-      </w:r>
-      <w:r>
-        <w:t xml:space="preserve"> </w:t>
-      </w:r>
-      <w:r>
-        <w:t xml:space="preserve">resolution order shadows genuine components for its whole lifetime.</w:t>
-      </w:r>
-    </w:p>
-    <w:p>
-      <w:pPr>
-        <w:pStyle w:val="Compact"/>
-        <w:numPr>
-          <w:ilvl w:val="0"/>
-          <w:numId w:val="1010"/>
-        </w:numPr>
-      </w:pPr>
-      <w:r>
-        <w:rPr>
-          <w:b/>
-          <w:bCs/>
-        </w:rPr>
-        <w:t xml:space="preserve">Does a failed load clean up after itself</w:t>
-      </w:r>
-      <w:r>
-        <w:t xml:space="preserve">, leaving no partially initialized state registered?</w:t>
-      </w:r>
-    </w:p>
-    <w:p>
-      <w:pPr>
-        <w:pStyle w:val="Compact"/>
-        <w:numPr>
-          <w:ilvl w:val="0"/>
-          <w:numId w:val="1010"/>
-        </w:numPr>
-      </w:pPr>
-      <w:r>
-        <w:rPr>
-          <w:b/>
-          <w:bCs/>
-        </w:rPr>
-        <w:t xml:space="preserve">Is there a platform on which the runtime check returns early and does nothing?</w:t>
-      </w:r>
-      <w:r>
-        <w:t xml:space="preserve"> </w:t>
-      </w:r>
-      <w:r>
-        <w:t xml:space="preserve">If so, the</w:t>
-      </w:r>
-      <w:r>
-        <w:t xml:space="preserve"> </w:t>
-      </w:r>
-      <w:r>
-        <w:t xml:space="preserve">real boundary is an install-time filesystem permission that somebody must confirm was actually</w:t>
-      </w:r>
-      <w:r>
-        <w:t xml:space="preserve"> </w:t>
-      </w:r>
-      <w:r>
-        <w:t xml:space="preserve">applied -- and if that platform is your primary one, the runtime check is not the control you</w:t>
-      </w:r>
-      <w:r>
-        <w:t xml:space="preserve"> </w:t>
-      </w:r>
-      <w:r>
-        <w:t xml:space="preserve">think it is.</w:t>
+        <w:t xml:space="preserve">any provenance convention the project claims -- counted in the actual history, not assumed.</w:t>
       </w:r>
     </w:p>
     <w:p>
@@ -6028,60 +6022,19 @@
           <w:b/>
           <w:bCs/>
         </w:rPr>
-        <w:t xml:space="preserve">Rule.</w:t>
-      </w:r>
-      <w:r>
-        <w:t xml:space="preserve"> </w:t>
-      </w:r>
-      <w:r>
-        <w:t xml:space="preserve">Where a question resolves as "not yet, because the risky case does not exist here",</w:t>
-      </w:r>
-      <w:r>
-        <w:t xml:space="preserve"> </w:t>
-      </w:r>
-      <w:r>
-        <w:t xml:space="preserve">record a</w:t>
-      </w:r>
-      <w:r>
-        <w:t xml:space="preserve"> </w:t>
-      </w:r>
-      <w:r>
-        <w:rPr>
-          <w:b/>
-          <w:bCs/>
-        </w:rPr>
-        <w:t xml:space="preserve">re-review trigger</w:t>
-      </w:r>
-      <w:r>
-        <w:t xml:space="preserve"> </w:t>
-      </w:r>
-      <w:r>
-        <w:t xml:space="preserve">naming the event that makes it exist.</w:t>
-      </w:r>
-    </w:p>
-    <w:p>
-      <w:r>
-        <w:pict>
-          <v:rect style="width:0;height:1.5pt" o:hralign="center" o:hrstd="t" o:hr="t"/>
-        </w:pict>
-      </w:r>
-    </w:p>
-    <w:bookmarkEnd w:id="61"/>
-    <w:bookmarkStart w:id="63" w:name="confirming-the-control-plane"/>
-    <w:p>
-      <w:pPr>
-        <w:pStyle w:val="Heading2"/>
-      </w:pPr>
-      <w:r>
-        <w:t xml:space="preserve">Confirming the control plane</w:t>
-      </w:r>
-    </w:p>
-    <w:p>
-      <w:pPr>
-        <w:pStyle w:val="FirstParagraph"/>
-      </w:pPr>
-      <w:r>
-        <w:t xml:space="preserve">Split a release review into two parts and do the cheap half first.</w:t>
+        <w:t xml:space="preserve">Review the scanner suppression list explicitly rather than accepting it.</w:t>
+      </w:r>
+      <w:r>
+        <w:t xml:space="preserve"> </w:t>
+      </w:r>
+      <w:r>
+        <w:t xml:space="preserve">A suppressed rule class</w:t>
+      </w:r>
+      <w:r>
+        <w:t xml:space="preserve"> </w:t>
+      </w:r>
+      <w:r>
+        <w:t xml:space="preserve">is a control that has been turned off, and the skip list is where that decision is recorded.</w:t>
       </w:r>
     </w:p>
     <w:p>
@@ -6093,209 +6046,6 @@
           <w:b/>
           <w:bCs/>
         </w:rPr>
-        <w:t xml:space="preserve">Part A -- the control plane. No code reading.</w:t>
-      </w:r>
-      <w:r>
-        <w:t xml:space="preserve"> </w:t>
-      </w:r>
-      <w:r>
-        <w:t xml:space="preserve">For each required check, confirm it exists, that</w:t>
-      </w:r>
-      <w:r>
-        <w:t xml:space="preserve"> </w:t>
-      </w:r>
-      <w:r>
-        <w:t xml:space="preserve">it is</w:t>
-      </w:r>
-      <w:r>
-        <w:t xml:space="preserve"> </w:t>
-      </w:r>
-      <w:r>
-        <w:rPr>
-          <w:b/>
-          <w:bCs/>
-        </w:rPr>
-        <w:t xml:space="preserve">blocking</w:t>
-      </w:r>
-      <w:r>
-        <w:t xml:space="preserve"> </w:t>
-      </w:r>
-      <w:r>
-        <w:t xml:space="preserve">rather than advisory, and that it was</w:t>
-      </w:r>
-      <w:r>
-        <w:t xml:space="preserve"> </w:t>
-      </w:r>
-      <w:r>
-        <w:rPr>
-          <w:b/>
-          <w:bCs/>
-        </w:rPr>
-        <w:t xml:space="preserve">green on the exact commit being</w:t>
-      </w:r>
-      <w:r>
-        <w:rPr>
-          <w:b/>
-          <w:bCs/>
-        </w:rPr>
-        <w:t xml:space="preserve"> </w:t>
-      </w:r>
-      <w:r>
-        <w:rPr>
-          <w:b/>
-          <w:bCs/>
-        </w:rPr>
-        <w:t xml:space="preserve">released</w:t>
-      </w:r>
-      <w:r>
-        <w:t xml:space="preserve">. The release change's own pipeline run is the control plane executing. Confirm at least:</w:t>
-      </w:r>
-    </w:p>
-    <w:p>
-      <w:pPr>
-        <w:pStyle w:val="Compact"/>
-        <w:numPr>
-          <w:ilvl w:val="0"/>
-          <w:numId w:val="1011"/>
-        </w:numPr>
-      </w:pPr>
-      <w:r>
-        <w:t xml:space="preserve">a dependency inventory with a verify-before-add rule and no fabricated or near-miss names;</w:t>
-      </w:r>
-    </w:p>
-    <w:p>
-      <w:pPr>
-        <w:pStyle w:val="Compact"/>
-        <w:numPr>
-          <w:ilvl w:val="0"/>
-          <w:numId w:val="1011"/>
-        </w:numPr>
-      </w:pPr>
-      <w:r>
-        <w:t xml:space="preserve">pins that are hash-locked and provably in sync, with a re-export diff that comes back clean;</w:t>
-      </w:r>
-    </w:p>
-    <w:p>
-      <w:pPr>
-        <w:pStyle w:val="Compact"/>
-        <w:numPr>
-          <w:ilvl w:val="0"/>
-          <w:numId w:val="1011"/>
-        </w:numPr>
-      </w:pPr>
-      <w:r>
-        <w:t xml:space="preserve">a blocking dependency-vulnerability scan that installs with hashes required;</w:t>
-      </w:r>
-    </w:p>
-    <w:p>
-      <w:pPr>
-        <w:pStyle w:val="Compact"/>
-        <w:numPr>
-          <w:ilvl w:val="0"/>
-          <w:numId w:val="1011"/>
-        </w:numPr>
-      </w:pPr>
-      <w:r>
-        <w:t xml:space="preserve">scheduled vulnerability surveillance across</w:t>
-      </w:r>
-      <w:r>
-        <w:t xml:space="preserve"> </w:t>
-      </w:r>
-      <w:r>
-        <w:rPr>
-          <w:b/>
-          <w:bCs/>
-        </w:rPr>
-        <w:t xml:space="preserve">every</w:t>
-      </w:r>
-      <w:r>
-        <w:t xml:space="preserve"> </w:t>
-      </w:r>
-      <w:r>
-        <w:t xml:space="preserve">package ecosystem in the repository,</w:t>
-      </w:r>
-      <w:r>
-        <w:t xml:space="preserve"> </w:t>
-      </w:r>
-      <w:r>
-        <w:t xml:space="preserve">including ones outside the primary language;</w:t>
-      </w:r>
-    </w:p>
-    <w:p>
-      <w:pPr>
-        <w:pStyle w:val="Compact"/>
-        <w:numPr>
-          <w:ilvl w:val="0"/>
-          <w:numId w:val="1011"/>
-        </w:numPr>
-      </w:pPr>
-      <w:r>
-        <w:t xml:space="preserve">static analysis and secret scanning, blocking, with the secret scan over the full history;</w:t>
-      </w:r>
-    </w:p>
-    <w:p>
-      <w:pPr>
-        <w:pStyle w:val="Compact"/>
-        <w:numPr>
-          <w:ilvl w:val="0"/>
-          <w:numId w:val="1011"/>
-        </w:numPr>
-      </w:pPr>
-      <w:r>
-        <w:t xml:space="preserve">the scanner rule configuration and the local hook configuration present, tracking the same tool</w:t>
-      </w:r>
-      <w:r>
-        <w:t xml:space="preserve"> </w:t>
-      </w:r>
-      <w:r>
-        <w:t xml:space="preserve">versions as the pipeline;</w:t>
-      </w:r>
-    </w:p>
-    <w:p>
-      <w:pPr>
-        <w:pStyle w:val="Compact"/>
-        <w:numPr>
-          <w:ilvl w:val="0"/>
-          <w:numId w:val="1011"/>
-        </w:numPr>
-      </w:pPr>
-      <w:r>
-        <w:t xml:space="preserve">any provenance convention the project claims -- counted in the actual history, not assumed.</w:t>
-      </w:r>
-    </w:p>
-    <w:p>
-      <w:pPr>
-        <w:pStyle w:val="FirstParagraph"/>
-      </w:pPr>
-      <w:r>
-        <w:rPr>
-          <w:b/>
-          <w:bCs/>
-        </w:rPr>
-        <w:t xml:space="preserve">Review the scanner suppression list explicitly rather than accepting it.</w:t>
-      </w:r>
-      <w:r>
-        <w:t xml:space="preserve"> </w:t>
-      </w:r>
-      <w:r>
-        <w:t xml:space="preserve">A suppressed rule class</w:t>
-      </w:r>
-      <w:r>
-        <w:t xml:space="preserve"> </w:t>
-      </w:r>
-      <w:r>
-        <w:t xml:space="preserve">is a control that has been turned off, and the skip list is where that decision is recorded.</w:t>
-      </w:r>
-    </w:p>
-    <w:p>
-      <w:pPr>
-        <w:pStyle w:val="BodyText"/>
-      </w:pPr>
-      <w:r>
-        <w:rPr>
-          <w:b/>
-          <w:bCs/>
-        </w:rPr>
         <w:t xml:space="preserve">Mark which nominally-security jobs are advisory rather than blocking, and do not count those as</w:t>
       </w:r>
       <w:r>
@@ -6321,7 +6071,7 @@
       <w:r>
         <w:t xml:space="preserve"> </w:t>
       </w:r>
-      <w:hyperlink r:id="rId62">
+      <w:hyperlink r:id="rId61">
         <w:r>
           <w:rPr>
             <w:rStyle w:val="Hyperlink"/>
@@ -6355,8 +6105,8 @@
         </w:pict>
       </w:r>
     </w:p>
-    <w:bookmarkEnd w:id="63"/>
-    <w:bookmarkStart w:id="64" w:name="when-review-is-self-review"/>
+    <w:bookmarkEnd w:id="62"/>
+    <w:bookmarkStart w:id="63" w:name="when-review-is-self-review"/>
     <w:p>
       <w:pPr>
         <w:pStyle w:val="Heading2"/>
@@ -6450,8 +6200,8 @@
         </w:pict>
       </w:r>
     </w:p>
-    <w:bookmarkEnd w:id="64"/>
-    <w:bookmarkStart w:id="65" w:name="adapting-this-to-your-project"/>
+    <w:bookmarkEnd w:id="63"/>
+    <w:bookmarkStart w:id="64" w:name="adapting-this-to-your-project"/>
     <w:p>
       <w:pPr>
         <w:pStyle w:val="Heading2"/>
@@ -6470,6 +6220,84 @@
           <w:bCs/>
         </w:rPr>
         <w:t xml:space="preserve">Change freely:</w:t>
+      </w:r>
+    </w:p>
+    <w:p>
+      <w:pPr>
+        <w:pStyle w:val="Compact"/>
+        <w:numPr>
+          <w:ilvl w:val="0"/>
+          <w:numId w:val="1011"/>
+        </w:numPr>
+      </w:pPr>
+      <w:r>
+        <w:t xml:space="preserve">The tool behind every gate. Nothing here names one, deliberately.</w:t>
+      </w:r>
+    </w:p>
+    <w:p>
+      <w:pPr>
+        <w:pStyle w:val="Compact"/>
+        <w:numPr>
+          <w:ilvl w:val="0"/>
+          <w:numId w:val="1011"/>
+        </w:numPr>
+      </w:pPr>
+      <w:r>
+        <w:t xml:space="preserve">The thresholds. Set them from your own accumulating data and record them in your own appendix,</w:t>
+      </w:r>
+      <w:r>
+        <w:t xml:space="preserve"> </w:t>
+      </w:r>
+      <w:r>
+        <w:t xml:space="preserve">labeled project-set rather than evidence-certified.</w:t>
+      </w:r>
+    </w:p>
+    <w:p>
+      <w:pPr>
+        <w:pStyle w:val="Compact"/>
+        <w:numPr>
+          <w:ilvl w:val="0"/>
+          <w:numId w:val="1011"/>
+        </w:numPr>
+      </w:pPr>
+      <w:r>
+        <w:t xml:space="preserve">The owner tags. They should name the documents you actually have.</w:t>
+      </w:r>
+    </w:p>
+    <w:p>
+      <w:pPr>
+        <w:pStyle w:val="Compact"/>
+        <w:numPr>
+          <w:ilvl w:val="0"/>
+          <w:numId w:val="1011"/>
+        </w:numPr>
+      </w:pPr>
+      <w:r>
+        <w:t xml:space="preserve">Row 10's ruleset, and row 1's boundary rules. Both are project-shaped by definition.</w:t>
+      </w:r>
+    </w:p>
+    <w:p>
+      <w:pPr>
+        <w:pStyle w:val="Compact"/>
+        <w:numPr>
+          <w:ilvl w:val="0"/>
+          <w:numId w:val="1011"/>
+        </w:numPr>
+      </w:pPr>
+      <w:r>
+        <w:t xml:space="preserve">The depth-tier names, if yours are clearer. Keep the property that every file gets exactly one.</w:t>
+      </w:r>
+    </w:p>
+    <w:p>
+      <w:pPr>
+        <w:pStyle w:val="FirstParagraph"/>
+      </w:pPr>
+      <w:r>
+        <w:rPr>
+          <w:b/>
+          <w:bCs/>
+        </w:rPr>
+        <w:t xml:space="preserve">Do not weaken:</w:t>
       </w:r>
     </w:p>
     <w:p>
@@ -6481,7 +6309,23 @@
         </w:numPr>
       </w:pPr>
       <w:r>
-        <w:t xml:space="preserve">The tool behind every gate. Nothing here names one, deliberately.</w:t>
+        <w:rPr>
+          <w:b/>
+          <w:bCs/>
+        </w:rPr>
+        <w:t xml:space="preserve">The tier split.</w:t>
+      </w:r>
+      <w:r>
+        <w:t xml:space="preserve"> </w:t>
+      </w:r>
+      <w:r>
+        <w:t xml:space="preserve">Tier 2 rows may never decide a verdict. Moving a measurement row into Tier 1</w:t>
+      </w:r>
+      <w:r>
+        <w:t xml:space="preserve"> </w:t>
+      </w:r>
+      <w:r>
+        <w:t xml:space="preserve">because it is easy to measure is the whole failure this rubric exists to prevent.</w:t>
       </w:r>
     </w:p>
     <w:p>
@@ -6493,13 +6337,23 @@
         </w:numPr>
       </w:pPr>
       <w:r>
-        <w:t xml:space="preserve">The thresholds. Set them from your own accumulating data and record them in your own appendix,</w:t>
-      </w:r>
-      <w:r>
-        <w:t xml:space="preserve"> </w:t>
-      </w:r>
-      <w:r>
-        <w:t xml:space="preserve">labeled project-set rather than evidence-certified.</w:t>
+        <w:rPr>
+          <w:b/>
+          <w:bCs/>
+        </w:rPr>
+        <w:t xml:space="preserve">The anti-metric rule.</w:t>
+      </w:r>
+      <w:r>
+        <w:t xml:space="preserve"> </w:t>
+      </w:r>
+      <w:r>
+        <w:t xml:space="preserve">A coverage floor or a complexity gate is a defect, not a stricter</w:t>
+      </w:r>
+      <w:r>
+        <w:t xml:space="preserve"> </w:t>
+      </w:r>
+      <w:r>
+        <w:t xml:space="preserve">standard.</w:t>
       </w:r>
     </w:p>
     <w:p>
@@ -6511,7 +6365,17 @@
         </w:numPr>
       </w:pPr>
       <w:r>
-        <w:t xml:space="preserve">The owner tags. They should name the documents you actually have.</w:t>
+        <w:rPr>
+          <w:b/>
+          <w:bCs/>
+        </w:rPr>
+        <w:t xml:space="preserve">The receipt requirement.</w:t>
+      </w:r>
+      <w:r>
+        <w:t xml:space="preserve"> </w:t>
+      </w:r>
+      <w:r>
+        <w:t xml:space="preserve">No row is recorded as built without proof it examined something.</w:t>
       </w:r>
     </w:p>
     <w:p>
@@ -6523,7 +6387,23 @@
         </w:numPr>
       </w:pPr>
       <w:r>
-        <w:t xml:space="preserve">Row 10's ruleset, and row 1's boundary rules. Both are project-shaped by definition.</w:t>
+        <w:rPr>
+          <w:b/>
+          <w:bCs/>
+        </w:rPr>
+        <w:t xml:space="preserve">The hedges on the citations.</w:t>
+      </w:r>
+      <w:r>
+        <w:t xml:space="preserve"> </w:t>
+      </w:r>
+      <w:r>
+        <w:t xml:space="preserve">Quoting a figure without its limitation is how a document loses</w:t>
+      </w:r>
+      <w:r>
+        <w:t xml:space="preserve"> </w:t>
+      </w:r>
+      <w:r>
+        <w:t xml:space="preserve">a reviewer who has read the paper.</w:t>
       </w:r>
     </w:p>
     <w:p>
@@ -6535,19 +6415,17 @@
         </w:numPr>
       </w:pPr>
       <w:r>
-        <w:t xml:space="preserve">The depth-tier names, if yours are clearer. Keep the property that every file gets exactly one.</w:t>
-      </w:r>
-    </w:p>
-    <w:p>
-      <w:pPr>
-        <w:pStyle w:val="FirstParagraph"/>
-      </w:pPr>
-      <w:r>
-        <w:rPr>
-          <w:b/>
-          <w:bCs/>
-        </w:rPr>
-        <w:t xml:space="preserve">Do not weaken:</w:t>
+        <w:rPr>
+          <w:b/>
+          <w:bCs/>
+        </w:rPr>
+        <w:t xml:space="preserve">"Unverified is not a pass."</w:t>
+      </w:r>
+      <w:r>
+        <w:t xml:space="preserve"> </w:t>
+      </w:r>
+      <w:r>
+        <w:t xml:space="preserve">An unscored row is an open question, not a quiet yes.</w:t>
       </w:r>
     </w:p>
     <w:p>
@@ -6555,135 +6433,7 @@
         <w:pStyle w:val="Compact"/>
         <w:numPr>
           <w:ilvl w:val="0"/>
-          <w:numId w:val="1013"/>
-        </w:numPr>
-      </w:pPr>
-      <w:r>
-        <w:rPr>
-          <w:b/>
-          <w:bCs/>
-        </w:rPr>
-        <w:t xml:space="preserve">The tier split.</w:t>
-      </w:r>
-      <w:r>
-        <w:t xml:space="preserve"> </w:t>
-      </w:r>
-      <w:r>
-        <w:t xml:space="preserve">Tier 2 rows may never decide a verdict. Moving a measurement row into Tier 1</w:t>
-      </w:r>
-      <w:r>
-        <w:t xml:space="preserve"> </w:t>
-      </w:r>
-      <w:r>
-        <w:t xml:space="preserve">because it is easy to measure is the whole failure this rubric exists to prevent.</w:t>
-      </w:r>
-    </w:p>
-    <w:p>
-      <w:pPr>
-        <w:pStyle w:val="Compact"/>
-        <w:numPr>
-          <w:ilvl w:val="0"/>
-          <w:numId w:val="1013"/>
-        </w:numPr>
-      </w:pPr>
-      <w:r>
-        <w:rPr>
-          <w:b/>
-          <w:bCs/>
-        </w:rPr>
-        <w:t xml:space="preserve">The anti-metric rule.</w:t>
-      </w:r>
-      <w:r>
-        <w:t xml:space="preserve"> </w:t>
-      </w:r>
-      <w:r>
-        <w:t xml:space="preserve">A coverage floor or a complexity gate is a defect, not a stricter</w:t>
-      </w:r>
-      <w:r>
-        <w:t xml:space="preserve"> </w:t>
-      </w:r>
-      <w:r>
-        <w:t xml:space="preserve">standard.</w:t>
-      </w:r>
-    </w:p>
-    <w:p>
-      <w:pPr>
-        <w:pStyle w:val="Compact"/>
-        <w:numPr>
-          <w:ilvl w:val="0"/>
-          <w:numId w:val="1013"/>
-        </w:numPr>
-      </w:pPr>
-      <w:r>
-        <w:rPr>
-          <w:b/>
-          <w:bCs/>
-        </w:rPr>
-        <w:t xml:space="preserve">The receipt requirement.</w:t>
-      </w:r>
-      <w:r>
-        <w:t xml:space="preserve"> </w:t>
-      </w:r>
-      <w:r>
-        <w:t xml:space="preserve">No row is recorded as built without proof it examined something.</w:t>
-      </w:r>
-    </w:p>
-    <w:p>
-      <w:pPr>
-        <w:pStyle w:val="Compact"/>
-        <w:numPr>
-          <w:ilvl w:val="0"/>
-          <w:numId w:val="1013"/>
-        </w:numPr>
-      </w:pPr>
-      <w:r>
-        <w:rPr>
-          <w:b/>
-          <w:bCs/>
-        </w:rPr>
-        <w:t xml:space="preserve">The hedges on the citations.</w:t>
-      </w:r>
-      <w:r>
-        <w:t xml:space="preserve"> </w:t>
-      </w:r>
-      <w:r>
-        <w:t xml:space="preserve">Quoting a figure without its limitation is how a document loses</w:t>
-      </w:r>
-      <w:r>
-        <w:t xml:space="preserve"> </w:t>
-      </w:r>
-      <w:r>
-        <w:t xml:space="preserve">a reviewer who has read the paper.</w:t>
-      </w:r>
-    </w:p>
-    <w:p>
-      <w:pPr>
-        <w:pStyle w:val="Compact"/>
-        <w:numPr>
-          <w:ilvl w:val="0"/>
-          <w:numId w:val="1013"/>
-        </w:numPr>
-      </w:pPr>
-      <w:r>
-        <w:rPr>
-          <w:b/>
-          <w:bCs/>
-        </w:rPr>
-        <w:t xml:space="preserve">"Unverified is not a pass."</w:t>
-      </w:r>
-      <w:r>
-        <w:t xml:space="preserve"> </w:t>
-      </w:r>
-      <w:r>
-        <w:t xml:space="preserve">An unscored row is an open question, not a quiet yes.</w:t>
-      </w:r>
-    </w:p>
-    <w:p>
-      <w:pPr>
-        <w:pStyle w:val="Compact"/>
-        <w:numPr>
-          <w:ilvl w:val="0"/>
-          <w:numId w:val="1013"/>
+          <w:numId w:val="1012"/>
         </w:numPr>
       </w:pPr>
       <w:r>
@@ -6763,8 +6513,8 @@
         </w:pict>
       </w:r>
     </w:p>
-    <w:bookmarkEnd w:id="65"/>
-    <w:bookmarkStart w:id="66" w:name="in-one-table"/>
+    <w:bookmarkEnd w:id="64"/>
+    <w:bookmarkStart w:id="65" w:name="in-one-table"/>
     <w:p>
       <w:pPr>
         <w:pStyle w:val="Heading2"/>
@@ -7346,8 +7096,8 @@
         </w:pict>
       </w:r>
     </w:p>
-    <w:bookmarkEnd w:id="66"/>
-    <w:bookmarkStart w:id="71" w:name="related"/>
+    <w:bookmarkEnd w:id="65"/>
+    <w:bookmarkStart w:id="70" w:name="related"/>
     <w:p>
       <w:pPr>
         <w:pStyle w:val="Heading2"/>
@@ -7361,10 +7111,10 @@
         <w:pStyle w:val="Compact"/>
         <w:numPr>
           <w:ilvl w:val="0"/>
-          <w:numId w:val="1014"/>
+          <w:numId w:val="1013"/>
         </w:numPr>
       </w:pPr>
-      <w:hyperlink r:id="rId58">
+      <w:hyperlink r:id="rId57">
         <w:r>
           <w:rPr>
             <w:rStyle w:val="Hyperlink"/>
@@ -7396,10 +7146,10 @@
         <w:pStyle w:val="Compact"/>
         <w:numPr>
           <w:ilvl w:val="0"/>
-          <w:numId w:val="1014"/>
+          <w:numId w:val="1013"/>
         </w:numPr>
       </w:pPr>
-      <w:hyperlink r:id="rId67">
+      <w:hyperlink r:id="rId66">
         <w:r>
           <w:rPr>
             <w:rStyle w:val="Hyperlink"/>
@@ -7425,10 +7175,10 @@
         <w:pStyle w:val="Compact"/>
         <w:numPr>
           <w:ilvl w:val="0"/>
-          <w:numId w:val="1014"/>
+          <w:numId w:val="1013"/>
         </w:numPr>
       </w:pPr>
-      <w:hyperlink r:id="rId68">
+      <w:hyperlink r:id="rId67">
         <w:r>
           <w:rPr>
             <w:rStyle w:val="Hyperlink"/>
@@ -7454,10 +7204,10 @@
         <w:pStyle w:val="Compact"/>
         <w:numPr>
           <w:ilvl w:val="0"/>
-          <w:numId w:val="1014"/>
+          <w:numId w:val="1013"/>
         </w:numPr>
       </w:pPr>
-      <w:hyperlink r:id="rId69">
+      <w:hyperlink r:id="rId68">
         <w:r>
           <w:rPr>
             <w:rStyle w:val="Hyperlink"/>
@@ -7483,10 +7233,10 @@
         <w:pStyle w:val="Compact"/>
         <w:numPr>
           <w:ilvl w:val="0"/>
-          <w:numId w:val="1014"/>
+          <w:numId w:val="1013"/>
         </w:numPr>
       </w:pPr>
-      <w:hyperlink r:id="rId70">
+      <w:hyperlink r:id="rId69">
         <w:r>
           <w:rPr>
             <w:rStyle w:val="Hyperlink"/>
@@ -7507,8 +7257,8 @@
         <w:t xml:space="preserve">closes</w:t>
       </w:r>
     </w:p>
+    <w:bookmarkEnd w:id="70"/>
     <w:bookmarkEnd w:id="71"/>
-    <w:bookmarkEnd w:id="72"/>
     <w:sectPr>
       <w:footnotePr>
         <w:numRestart w:val="eachSect"/>
@@ -7814,7 +7564,34 @@
     <w:abstractNumId w:val="991"/>
   </w:num>
   <w:num w:numId="1002">
-    <w:abstractNumId w:val="991"/>
+    <w:abstractNumId w:val="99411"/>
+    <w:lvlOverride w:ilvl="0">
+      <w:startOverride w:val="1"/>
+    </w:lvlOverride>
+    <w:lvlOverride w:ilvl="1">
+      <w:startOverride w:val="1"/>
+    </w:lvlOverride>
+    <w:lvlOverride w:ilvl="2">
+      <w:startOverride w:val="1"/>
+    </w:lvlOverride>
+    <w:lvlOverride w:ilvl="3">
+      <w:startOverride w:val="1"/>
+    </w:lvlOverride>
+    <w:lvlOverride w:ilvl="4">
+      <w:startOverride w:val="1"/>
+    </w:lvlOverride>
+    <w:lvlOverride w:ilvl="5">
+      <w:startOverride w:val="1"/>
+    </w:lvlOverride>
+    <w:lvlOverride w:ilvl="6">
+      <w:startOverride w:val="1"/>
+    </w:lvlOverride>
+    <w:lvlOverride w:ilvl="7">
+      <w:startOverride w:val="1"/>
+    </w:lvlOverride>
+    <w:lvlOverride w:ilvl="8">
+      <w:startOverride w:val="1"/>
+    </w:lvlOverride>
   </w:num>
   <w:num w:numId="1003">
     <w:abstractNumId w:val="99411"/>
@@ -7847,6 +7624,9 @@
     </w:lvlOverride>
   </w:num>
   <w:num w:numId="1004">
+    <w:abstractNumId w:val="991"/>
+  </w:num>
+  <w:num w:numId="1005">
     <w:abstractNumId w:val="99411"/>
     <w:lvlOverride w:ilvl="0">
       <w:startOverride w:val="1"/>
@@ -7876,10 +7656,16 @@
       <w:startOverride w:val="1"/>
     </w:lvlOverride>
   </w:num>
-  <w:num w:numId="1005">
+  <w:num w:numId="1006">
     <w:abstractNumId w:val="991"/>
   </w:num>
-  <w:num w:numId="1006">
+  <w:num w:numId="1007">
+    <w:abstractNumId w:val="991"/>
+  </w:num>
+  <w:num w:numId="1008">
+    <w:abstractNumId w:val="991"/>
+  </w:num>
+  <w:num w:numId="1009">
     <w:abstractNumId w:val="99411"/>
     <w:lvlOverride w:ilvl="0">
       <w:startOverride w:val="1"/>
@@ -7909,44 +7695,8 @@
       <w:startOverride w:val="1"/>
     </w:lvlOverride>
   </w:num>
-  <w:num w:numId="1007">
+  <w:num w:numId="1010">
     <w:abstractNumId w:val="991"/>
-  </w:num>
-  <w:num w:numId="1008">
-    <w:abstractNumId w:val="991"/>
-  </w:num>
-  <w:num w:numId="1009">
-    <w:abstractNumId w:val="991"/>
-  </w:num>
-  <w:num w:numId="1010">
-    <w:abstractNumId w:val="99411"/>
-    <w:lvlOverride w:ilvl="0">
-      <w:startOverride w:val="1"/>
-    </w:lvlOverride>
-    <w:lvlOverride w:ilvl="1">
-      <w:startOverride w:val="1"/>
-    </w:lvlOverride>
-    <w:lvlOverride w:ilvl="2">
-      <w:startOverride w:val="1"/>
-    </w:lvlOverride>
-    <w:lvlOverride w:ilvl="3">
-      <w:startOverride w:val="1"/>
-    </w:lvlOverride>
-    <w:lvlOverride w:ilvl="4">
-      <w:startOverride w:val="1"/>
-    </w:lvlOverride>
-    <w:lvlOverride w:ilvl="5">
-      <w:startOverride w:val="1"/>
-    </w:lvlOverride>
-    <w:lvlOverride w:ilvl="6">
-      <w:startOverride w:val="1"/>
-    </w:lvlOverride>
-    <w:lvlOverride w:ilvl="7">
-      <w:startOverride w:val="1"/>
-    </w:lvlOverride>
-    <w:lvlOverride w:ilvl="8">
-      <w:startOverride w:val="1"/>
-    </w:lvlOverride>
   </w:num>
   <w:num w:numId="1011">
     <w:abstractNumId w:val="991"/>
@@ -7955,9 +7705,6 @@
     <w:abstractNumId w:val="991"/>
   </w:num>
   <w:num w:numId="1013">
-    <w:abstractNumId w:val="991"/>
-  </w:num>
-  <w:num w:numId="1014">
     <w:abstractNumId w:val="991"/>
   </w:num>
 </w:numbering>
